--- a/Исследование дешифратора.docx
+++ b/Исследование дешифратора.docx
@@ -10,7 +10,7 @@
           <w:numId w:val="1"/>
         </w:numPr>
         <w:spacing w:after="0" w:line="360" w:lineRule="auto"/>
-        <w:ind w:firstLine="0"/>
+        <w:ind w:left="0" w:firstLine="0"/>
         <w:rPr>
           <w:rFonts w:cs="Times New Roman"/>
         </w:rPr>
@@ -26,6 +26,7 @@
       <w:pPr>
         <w:pStyle w:val="a4"/>
         <w:spacing w:after="0" w:line="360" w:lineRule="auto"/>
+        <w:ind w:left="0"/>
         <w:jc w:val="center"/>
         <w:rPr>
           <w:rFonts w:cs="Times New Roman"/>
@@ -801,6 +802,7 @@
       <w:pPr>
         <w:pStyle w:val="a4"/>
         <w:spacing w:after="0" w:line="360" w:lineRule="auto"/>
+        <w:ind w:left="0"/>
         <w:rPr>
           <w:rFonts w:cs="Times New Roman"/>
         </w:rPr>
@@ -829,6 +831,7 @@
       <w:pPr>
         <w:pStyle w:val="a4"/>
         <w:spacing w:after="0" w:line="360" w:lineRule="auto"/>
+        <w:ind w:left="0"/>
         <w:rPr>
           <w:rFonts w:cs="Times New Roman"/>
           <w:lang w:val="en-US"/>
@@ -846,6 +849,7 @@
       <w:pPr>
         <w:pStyle w:val="a4"/>
         <w:spacing w:after="0" w:line="360" w:lineRule="auto"/>
+        <w:ind w:left="0"/>
         <w:rPr>
           <w:rFonts w:cs="Times New Roman"/>
           <w:lang w:val="en-US"/>
@@ -863,6 +867,7 @@
       <w:pPr>
         <w:pStyle w:val="a4"/>
         <w:spacing w:after="0" w:line="360" w:lineRule="auto"/>
+        <w:ind w:left="0"/>
         <w:rPr>
           <w:rFonts w:cs="Times New Roman"/>
           <w:lang w:val="en-US"/>
@@ -880,9 +885,9 @@
       <w:pPr>
         <w:pStyle w:val="a4"/>
         <w:spacing w:after="0" w:line="360" w:lineRule="auto"/>
+        <w:ind w:left="0"/>
         <w:rPr>
           <w:rFonts w:cs="Times New Roman"/>
-          <w:lang w:val="en-US"/>
         </w:rPr>
       </w:pPr>
       <w:r>
@@ -892,8 +897,6671 @@
         </w:rPr>
         <w:t>Y3=X1*X2</w:t>
       </w:r>
+    </w:p>
+    <w:p>
+      <w:pPr>
+        <w:pStyle w:val="a4"/>
+        <w:spacing w:after="0" w:line="360" w:lineRule="auto"/>
+        <w:ind w:left="0"/>
+        <w:rPr>
+          <w:rFonts w:cs="Times New Roman"/>
+        </w:rPr>
+      </w:pPr>
+      <w:r>
+        <w:rPr>
+          <w:rFonts w:cs="Times New Roman"/>
+        </w:rPr>
+        <w:t>Таблица истинности для дешифратора 4х16</w:t>
+      </w:r>
+    </w:p>
+    <w:tbl>
+      <w:tblPr>
+        <w:tblStyle w:val="a3"/>
+        <w:tblW w:w="10642" w:type="dxa"/>
+        <w:tblInd w:w="-722" w:type="dxa"/>
+        <w:tblLook w:val="04A0" w:firstRow="1" w:lastRow="0" w:firstColumn="1" w:lastColumn="0" w:noHBand="0" w:noVBand="1"/>
+      </w:tblPr>
+      <w:tblGrid>
+        <w:gridCol w:w="493"/>
+        <w:gridCol w:w="493"/>
+        <w:gridCol w:w="493"/>
+        <w:gridCol w:w="493"/>
+        <w:gridCol w:w="493"/>
+        <w:gridCol w:w="493"/>
+        <w:gridCol w:w="493"/>
+        <w:gridCol w:w="493"/>
+        <w:gridCol w:w="493"/>
+        <w:gridCol w:w="493"/>
+        <w:gridCol w:w="493"/>
+        <w:gridCol w:w="617"/>
+        <w:gridCol w:w="461"/>
+        <w:gridCol w:w="493"/>
+        <w:gridCol w:w="608"/>
+        <w:gridCol w:w="608"/>
+        <w:gridCol w:w="608"/>
+        <w:gridCol w:w="608"/>
+        <w:gridCol w:w="608"/>
+        <w:gridCol w:w="608"/>
+      </w:tblGrid>
+      <w:tr>
+        <w:trPr>
+          <w:trHeight w:val="597"/>
+        </w:trPr>
+        <w:tc>
+          <w:tcPr>
+            <w:tcW w:w="493" w:type="dxa"/>
+          </w:tcPr>
+          <w:p>
+            <w:pPr>
+              <w:pStyle w:val="a4"/>
+              <w:spacing w:line="360" w:lineRule="auto"/>
+              <w:ind w:left="0"/>
+              <w:rPr>
+                <w:rFonts w:cs="Times New Roman"/>
+                <w:sz w:val="20"/>
+                <w:lang w:val="en-US"/>
+              </w:rPr>
+            </w:pPr>
+            <w:r>
+              <w:rPr>
+                <w:rFonts w:cs="Times New Roman"/>
+                <w:sz w:val="20"/>
+                <w:lang w:val="en-US"/>
+              </w:rPr>
+              <w:t>X1</w:t>
+            </w:r>
+          </w:p>
+        </w:tc>
+        <w:tc>
+          <w:tcPr>
+            <w:tcW w:w="493" w:type="dxa"/>
+          </w:tcPr>
+          <w:p>
+            <w:pPr>
+              <w:pStyle w:val="a4"/>
+              <w:spacing w:line="360" w:lineRule="auto"/>
+              <w:ind w:left="0"/>
+              <w:rPr>
+                <w:rFonts w:cs="Times New Roman"/>
+                <w:sz w:val="20"/>
+                <w:lang w:val="en-US"/>
+              </w:rPr>
+            </w:pPr>
+            <w:r>
+              <w:rPr>
+                <w:rFonts w:cs="Times New Roman"/>
+                <w:sz w:val="20"/>
+                <w:lang w:val="en-US"/>
+              </w:rPr>
+              <w:t>X2</w:t>
+            </w:r>
+          </w:p>
+        </w:tc>
+        <w:tc>
+          <w:tcPr>
+            <w:tcW w:w="493" w:type="dxa"/>
+          </w:tcPr>
+          <w:p>
+            <w:pPr>
+              <w:pStyle w:val="a4"/>
+              <w:spacing w:line="360" w:lineRule="auto"/>
+              <w:ind w:left="0"/>
+              <w:rPr>
+                <w:rFonts w:cs="Times New Roman"/>
+                <w:sz w:val="20"/>
+                <w:lang w:val="en-US"/>
+              </w:rPr>
+            </w:pPr>
+            <w:r>
+              <w:rPr>
+                <w:rFonts w:cs="Times New Roman"/>
+                <w:sz w:val="20"/>
+                <w:lang w:val="en-US"/>
+              </w:rPr>
+              <w:t>X3</w:t>
+            </w:r>
+          </w:p>
+        </w:tc>
+        <w:tc>
+          <w:tcPr>
+            <w:tcW w:w="493" w:type="dxa"/>
+          </w:tcPr>
+          <w:p>
+            <w:pPr>
+              <w:pStyle w:val="a4"/>
+              <w:spacing w:line="360" w:lineRule="auto"/>
+              <w:ind w:left="0"/>
+              <w:rPr>
+                <w:rFonts w:cs="Times New Roman"/>
+                <w:sz w:val="20"/>
+                <w:lang w:val="en-US"/>
+              </w:rPr>
+            </w:pPr>
+            <w:r>
+              <w:rPr>
+                <w:rFonts w:cs="Times New Roman"/>
+                <w:sz w:val="20"/>
+                <w:lang w:val="en-US"/>
+              </w:rPr>
+              <w:t>X4</w:t>
+            </w:r>
+          </w:p>
+        </w:tc>
+        <w:tc>
+          <w:tcPr>
+            <w:tcW w:w="493" w:type="dxa"/>
+          </w:tcPr>
+          <w:p>
+            <w:pPr>
+              <w:pStyle w:val="a4"/>
+              <w:spacing w:line="360" w:lineRule="auto"/>
+              <w:ind w:left="0"/>
+              <w:rPr>
+                <w:rFonts w:cs="Times New Roman"/>
+                <w:sz w:val="20"/>
+                <w:lang w:val="en-US"/>
+              </w:rPr>
+            </w:pPr>
+            <w:r>
+              <w:rPr>
+                <w:rFonts w:cs="Times New Roman"/>
+                <w:sz w:val="20"/>
+                <w:lang w:val="en-US"/>
+              </w:rPr>
+              <w:t>Y0</w:t>
+            </w:r>
+          </w:p>
+        </w:tc>
+        <w:tc>
+          <w:tcPr>
+            <w:tcW w:w="493" w:type="dxa"/>
+          </w:tcPr>
+          <w:p>
+            <w:pPr>
+              <w:pStyle w:val="a4"/>
+              <w:spacing w:line="360" w:lineRule="auto"/>
+              <w:ind w:left="0"/>
+              <w:rPr>
+                <w:rFonts w:cs="Times New Roman"/>
+                <w:sz w:val="20"/>
+                <w:lang w:val="en-US"/>
+              </w:rPr>
+            </w:pPr>
+            <w:r>
+              <w:rPr>
+                <w:rFonts w:cs="Times New Roman"/>
+                <w:sz w:val="20"/>
+                <w:lang w:val="en-US"/>
+              </w:rPr>
+              <w:t>Y1</w:t>
+            </w:r>
+          </w:p>
+        </w:tc>
+        <w:tc>
+          <w:tcPr>
+            <w:tcW w:w="493" w:type="dxa"/>
+          </w:tcPr>
+          <w:p>
+            <w:pPr>
+              <w:pStyle w:val="a4"/>
+              <w:spacing w:line="360" w:lineRule="auto"/>
+              <w:ind w:left="0"/>
+              <w:rPr>
+                <w:rFonts w:cs="Times New Roman"/>
+                <w:sz w:val="20"/>
+                <w:lang w:val="en-US"/>
+              </w:rPr>
+            </w:pPr>
+            <w:r>
+              <w:rPr>
+                <w:rFonts w:cs="Times New Roman"/>
+                <w:sz w:val="20"/>
+                <w:lang w:val="en-US"/>
+              </w:rPr>
+              <w:t>Y2</w:t>
+            </w:r>
+          </w:p>
+        </w:tc>
+        <w:tc>
+          <w:tcPr>
+            <w:tcW w:w="493" w:type="dxa"/>
+          </w:tcPr>
+          <w:p>
+            <w:pPr>
+              <w:pStyle w:val="a4"/>
+              <w:spacing w:line="360" w:lineRule="auto"/>
+              <w:ind w:left="0"/>
+              <w:rPr>
+                <w:rFonts w:cs="Times New Roman"/>
+                <w:sz w:val="20"/>
+                <w:lang w:val="en-US"/>
+              </w:rPr>
+            </w:pPr>
+            <w:r>
+              <w:rPr>
+                <w:rFonts w:cs="Times New Roman"/>
+                <w:sz w:val="20"/>
+                <w:lang w:val="en-US"/>
+              </w:rPr>
+              <w:t>Y3</w:t>
+            </w:r>
+          </w:p>
+        </w:tc>
+        <w:tc>
+          <w:tcPr>
+            <w:tcW w:w="493" w:type="dxa"/>
+          </w:tcPr>
+          <w:p>
+            <w:pPr>
+              <w:pStyle w:val="a4"/>
+              <w:spacing w:line="360" w:lineRule="auto"/>
+              <w:ind w:left="0"/>
+              <w:rPr>
+                <w:rFonts w:cs="Times New Roman"/>
+                <w:sz w:val="20"/>
+                <w:lang w:val="en-US"/>
+              </w:rPr>
+            </w:pPr>
+            <w:r>
+              <w:rPr>
+                <w:rFonts w:cs="Times New Roman"/>
+                <w:sz w:val="20"/>
+                <w:lang w:val="en-US"/>
+              </w:rPr>
+              <w:t>Y4</w:t>
+            </w:r>
+          </w:p>
+        </w:tc>
+        <w:tc>
+          <w:tcPr>
+            <w:tcW w:w="493" w:type="dxa"/>
+          </w:tcPr>
+          <w:p>
+            <w:pPr>
+              <w:pStyle w:val="a4"/>
+              <w:spacing w:line="360" w:lineRule="auto"/>
+              <w:ind w:left="0"/>
+              <w:rPr>
+                <w:rFonts w:cs="Times New Roman"/>
+                <w:sz w:val="20"/>
+                <w:lang w:val="en-US"/>
+              </w:rPr>
+            </w:pPr>
+            <w:r>
+              <w:rPr>
+                <w:rFonts w:cs="Times New Roman"/>
+                <w:sz w:val="20"/>
+                <w:lang w:val="en-US"/>
+              </w:rPr>
+              <w:t>Y5</w:t>
+            </w:r>
+          </w:p>
+        </w:tc>
+        <w:tc>
+          <w:tcPr>
+            <w:tcW w:w="493" w:type="dxa"/>
+          </w:tcPr>
+          <w:p>
+            <w:pPr>
+              <w:pStyle w:val="a4"/>
+              <w:spacing w:line="360" w:lineRule="auto"/>
+              <w:ind w:left="0"/>
+              <w:rPr>
+                <w:rFonts w:cs="Times New Roman"/>
+                <w:sz w:val="20"/>
+                <w:lang w:val="en-US"/>
+              </w:rPr>
+            </w:pPr>
+            <w:r>
+              <w:rPr>
+                <w:rFonts w:cs="Times New Roman"/>
+                <w:sz w:val="20"/>
+                <w:lang w:val="en-US"/>
+              </w:rPr>
+              <w:t>Y6</w:t>
+            </w:r>
+          </w:p>
+        </w:tc>
+        <w:tc>
+          <w:tcPr>
+            <w:tcW w:w="617" w:type="dxa"/>
+          </w:tcPr>
+          <w:p>
+            <w:pPr>
+              <w:pStyle w:val="a4"/>
+              <w:spacing w:line="360" w:lineRule="auto"/>
+              <w:ind w:left="0"/>
+              <w:rPr>
+                <w:rFonts w:cs="Times New Roman"/>
+                <w:sz w:val="20"/>
+                <w:lang w:val="en-US"/>
+              </w:rPr>
+            </w:pPr>
+            <w:r>
+              <w:rPr>
+                <w:rFonts w:cs="Times New Roman"/>
+                <w:sz w:val="20"/>
+                <w:lang w:val="en-US"/>
+              </w:rPr>
+              <w:t>Y7</w:t>
+            </w:r>
+          </w:p>
+        </w:tc>
+        <w:tc>
+          <w:tcPr>
+            <w:tcW w:w="461" w:type="dxa"/>
+          </w:tcPr>
+          <w:p>
+            <w:pPr>
+              <w:pStyle w:val="a4"/>
+              <w:spacing w:line="360" w:lineRule="auto"/>
+              <w:ind w:left="0"/>
+              <w:rPr>
+                <w:rFonts w:cs="Times New Roman"/>
+                <w:sz w:val="20"/>
+                <w:lang w:val="en-US"/>
+              </w:rPr>
+            </w:pPr>
+            <w:r>
+              <w:rPr>
+                <w:rFonts w:cs="Times New Roman"/>
+                <w:sz w:val="20"/>
+                <w:lang w:val="en-US"/>
+              </w:rPr>
+              <w:t>Y8</w:t>
+            </w:r>
+          </w:p>
+        </w:tc>
+        <w:tc>
+          <w:tcPr>
+            <w:tcW w:w="493" w:type="dxa"/>
+          </w:tcPr>
+          <w:p>
+            <w:pPr>
+              <w:pStyle w:val="a4"/>
+              <w:spacing w:line="360" w:lineRule="auto"/>
+              <w:ind w:left="0"/>
+              <w:rPr>
+                <w:rFonts w:cs="Times New Roman"/>
+                <w:sz w:val="20"/>
+                <w:lang w:val="en-US"/>
+              </w:rPr>
+            </w:pPr>
+            <w:r>
+              <w:rPr>
+                <w:rFonts w:cs="Times New Roman"/>
+                <w:sz w:val="20"/>
+                <w:lang w:val="en-US"/>
+              </w:rPr>
+              <w:t>Y9</w:t>
+            </w:r>
+          </w:p>
+        </w:tc>
+        <w:tc>
+          <w:tcPr>
+            <w:tcW w:w="608" w:type="dxa"/>
+          </w:tcPr>
+          <w:p>
+            <w:pPr>
+              <w:pStyle w:val="a4"/>
+              <w:spacing w:line="360" w:lineRule="auto"/>
+              <w:ind w:left="0"/>
+              <w:rPr>
+                <w:rFonts w:cs="Times New Roman"/>
+                <w:sz w:val="20"/>
+                <w:lang w:val="en-US"/>
+              </w:rPr>
+            </w:pPr>
+            <w:r>
+              <w:rPr>
+                <w:rFonts w:cs="Times New Roman"/>
+                <w:sz w:val="20"/>
+                <w:lang w:val="en-US"/>
+              </w:rPr>
+              <w:t>Y10</w:t>
+            </w:r>
+          </w:p>
+        </w:tc>
+        <w:tc>
+          <w:tcPr>
+            <w:tcW w:w="608" w:type="dxa"/>
+          </w:tcPr>
+          <w:p>
+            <w:pPr>
+              <w:pStyle w:val="a4"/>
+              <w:spacing w:line="360" w:lineRule="auto"/>
+              <w:ind w:left="0"/>
+              <w:rPr>
+                <w:rFonts w:cs="Times New Roman"/>
+                <w:sz w:val="20"/>
+                <w:lang w:val="en-US"/>
+              </w:rPr>
+            </w:pPr>
+            <w:r>
+              <w:rPr>
+                <w:rFonts w:cs="Times New Roman"/>
+                <w:sz w:val="20"/>
+                <w:lang w:val="en-US"/>
+              </w:rPr>
+              <w:t>Y11</w:t>
+            </w:r>
+          </w:p>
+        </w:tc>
+        <w:tc>
+          <w:tcPr>
+            <w:tcW w:w="608" w:type="dxa"/>
+          </w:tcPr>
+          <w:p>
+            <w:pPr>
+              <w:pStyle w:val="a4"/>
+              <w:spacing w:line="360" w:lineRule="auto"/>
+              <w:ind w:left="0"/>
+              <w:rPr>
+                <w:rFonts w:cs="Times New Roman"/>
+                <w:sz w:val="20"/>
+                <w:lang w:val="en-US"/>
+              </w:rPr>
+            </w:pPr>
+            <w:r>
+              <w:rPr>
+                <w:rFonts w:cs="Times New Roman"/>
+                <w:sz w:val="20"/>
+                <w:lang w:val="en-US"/>
+              </w:rPr>
+              <w:t>Y12</w:t>
+            </w:r>
+          </w:p>
+        </w:tc>
+        <w:tc>
+          <w:tcPr>
+            <w:tcW w:w="608" w:type="dxa"/>
+          </w:tcPr>
+          <w:p>
+            <w:pPr>
+              <w:pStyle w:val="a4"/>
+              <w:spacing w:line="360" w:lineRule="auto"/>
+              <w:ind w:left="0"/>
+              <w:rPr>
+                <w:rFonts w:cs="Times New Roman"/>
+                <w:sz w:val="20"/>
+                <w:lang w:val="en-US"/>
+              </w:rPr>
+            </w:pPr>
+            <w:r>
+              <w:rPr>
+                <w:rFonts w:cs="Times New Roman"/>
+                <w:sz w:val="20"/>
+                <w:lang w:val="en-US"/>
+              </w:rPr>
+              <w:t>Y13</w:t>
+            </w:r>
+          </w:p>
+        </w:tc>
+        <w:tc>
+          <w:tcPr>
+            <w:tcW w:w="608" w:type="dxa"/>
+          </w:tcPr>
+          <w:p>
+            <w:pPr>
+              <w:pStyle w:val="a4"/>
+              <w:spacing w:line="360" w:lineRule="auto"/>
+              <w:ind w:left="0"/>
+              <w:rPr>
+                <w:rFonts w:cs="Times New Roman"/>
+                <w:sz w:val="20"/>
+                <w:lang w:val="en-US"/>
+              </w:rPr>
+            </w:pPr>
+            <w:r>
+              <w:rPr>
+                <w:rFonts w:cs="Times New Roman"/>
+                <w:sz w:val="20"/>
+                <w:lang w:val="en-US"/>
+              </w:rPr>
+              <w:t>Y14</w:t>
+            </w:r>
+          </w:p>
+        </w:tc>
+        <w:tc>
+          <w:tcPr>
+            <w:tcW w:w="608" w:type="dxa"/>
+          </w:tcPr>
+          <w:p>
+            <w:pPr>
+              <w:pStyle w:val="a4"/>
+              <w:spacing w:line="360" w:lineRule="auto"/>
+              <w:ind w:left="0"/>
+              <w:rPr>
+                <w:rFonts w:cs="Times New Roman"/>
+                <w:sz w:val="20"/>
+                <w:lang w:val="en-US"/>
+              </w:rPr>
+            </w:pPr>
+            <w:r>
+              <w:rPr>
+                <w:rFonts w:cs="Times New Roman"/>
+                <w:sz w:val="20"/>
+                <w:lang w:val="en-US"/>
+              </w:rPr>
+              <w:t>Y15</w:t>
+            </w:r>
+          </w:p>
+        </w:tc>
+      </w:tr>
+      <w:tr>
+        <w:trPr>
+          <w:trHeight w:val="304"/>
+        </w:trPr>
+        <w:tc>
+          <w:tcPr>
+            <w:tcW w:w="493" w:type="dxa"/>
+            <w:shd w:val="clear" w:color="auto" w:fill="538135" w:themeFill="accent6" w:themeFillShade="BF"/>
+          </w:tcPr>
+          <w:p>
+            <w:pPr>
+              <w:pStyle w:val="a4"/>
+              <w:spacing w:line="360" w:lineRule="auto"/>
+              <w:ind w:left="0"/>
+              <w:rPr>
+                <w:rFonts w:cs="Times New Roman"/>
+                <w:sz w:val="20"/>
+                <w:lang w:val="en-US"/>
+              </w:rPr>
+            </w:pPr>
+            <w:r>
+              <w:rPr>
+                <w:rFonts w:cs="Times New Roman"/>
+                <w:sz w:val="20"/>
+                <w:lang w:val="en-US"/>
+              </w:rPr>
+              <w:t>0</w:t>
+            </w:r>
+          </w:p>
+        </w:tc>
+        <w:tc>
+          <w:tcPr>
+            <w:tcW w:w="493" w:type="dxa"/>
+            <w:shd w:val="clear" w:color="auto" w:fill="538135" w:themeFill="accent6" w:themeFillShade="BF"/>
+          </w:tcPr>
+          <w:p>
+            <w:pPr>
+              <w:pStyle w:val="a4"/>
+              <w:spacing w:line="360" w:lineRule="auto"/>
+              <w:ind w:left="0"/>
+              <w:rPr>
+                <w:rFonts w:cs="Times New Roman"/>
+                <w:sz w:val="20"/>
+                <w:lang w:val="en-US"/>
+              </w:rPr>
+            </w:pPr>
+            <w:r>
+              <w:rPr>
+                <w:rFonts w:cs="Times New Roman"/>
+                <w:sz w:val="20"/>
+                <w:lang w:val="en-US"/>
+              </w:rPr>
+              <w:t>0</w:t>
+            </w:r>
+          </w:p>
+        </w:tc>
+        <w:tc>
+          <w:tcPr>
+            <w:tcW w:w="493" w:type="dxa"/>
+            <w:shd w:val="clear" w:color="auto" w:fill="538135" w:themeFill="accent6" w:themeFillShade="BF"/>
+          </w:tcPr>
+          <w:p>
+            <w:pPr>
+              <w:pStyle w:val="a4"/>
+              <w:spacing w:line="360" w:lineRule="auto"/>
+              <w:ind w:left="0"/>
+              <w:rPr>
+                <w:rFonts w:cs="Times New Roman"/>
+                <w:sz w:val="20"/>
+                <w:lang w:val="en-US"/>
+              </w:rPr>
+            </w:pPr>
+            <w:r>
+              <w:rPr>
+                <w:rFonts w:cs="Times New Roman"/>
+                <w:sz w:val="20"/>
+                <w:lang w:val="en-US"/>
+              </w:rPr>
+              <w:t>0</w:t>
+            </w:r>
+          </w:p>
+        </w:tc>
+        <w:tc>
+          <w:tcPr>
+            <w:tcW w:w="493" w:type="dxa"/>
+            <w:shd w:val="clear" w:color="auto" w:fill="538135" w:themeFill="accent6" w:themeFillShade="BF"/>
+          </w:tcPr>
+          <w:p>
+            <w:pPr>
+              <w:pStyle w:val="a4"/>
+              <w:spacing w:line="360" w:lineRule="auto"/>
+              <w:ind w:left="0"/>
+              <w:rPr>
+                <w:rFonts w:cs="Times New Roman"/>
+                <w:sz w:val="20"/>
+                <w:lang w:val="en-US"/>
+              </w:rPr>
+            </w:pPr>
+            <w:r>
+              <w:rPr>
+                <w:rFonts w:cs="Times New Roman"/>
+                <w:sz w:val="20"/>
+                <w:lang w:val="en-US"/>
+              </w:rPr>
+              <w:t>0</w:t>
+            </w:r>
+          </w:p>
+        </w:tc>
+        <w:tc>
+          <w:tcPr>
+            <w:tcW w:w="493" w:type="dxa"/>
+            <w:shd w:val="clear" w:color="auto" w:fill="C5E0B3" w:themeFill="accent6" w:themeFillTint="66"/>
+          </w:tcPr>
+          <w:p>
+            <w:pPr>
+              <w:pStyle w:val="a4"/>
+              <w:spacing w:line="360" w:lineRule="auto"/>
+              <w:ind w:left="0"/>
+              <w:rPr>
+                <w:rFonts w:cs="Times New Roman"/>
+                <w:b/>
+                <w:sz w:val="20"/>
+                <w:lang w:val="en-US"/>
+              </w:rPr>
+            </w:pPr>
+            <w:r>
+              <w:rPr>
+                <w:rFonts w:cs="Times New Roman"/>
+                <w:b/>
+                <w:sz w:val="20"/>
+                <w:lang w:val="en-US"/>
+              </w:rPr>
+              <w:t>1</w:t>
+            </w:r>
+          </w:p>
+        </w:tc>
+        <w:tc>
+          <w:tcPr>
+            <w:tcW w:w="493" w:type="dxa"/>
+          </w:tcPr>
+          <w:p>
+            <w:r>
+              <w:rPr>
+                <w:rFonts w:cs="Times New Roman"/>
+                <w:sz w:val="20"/>
+                <w:lang w:val="en-US"/>
+              </w:rPr>
+              <w:t>0</w:t>
+            </w:r>
+          </w:p>
+        </w:tc>
+        <w:tc>
+          <w:tcPr>
+            <w:tcW w:w="493" w:type="dxa"/>
+          </w:tcPr>
+          <w:p>
+            <w:r>
+              <w:rPr>
+                <w:rFonts w:cs="Times New Roman"/>
+                <w:sz w:val="20"/>
+                <w:lang w:val="en-US"/>
+              </w:rPr>
+              <w:t>0</w:t>
+            </w:r>
+          </w:p>
+        </w:tc>
+        <w:tc>
+          <w:tcPr>
+            <w:tcW w:w="493" w:type="dxa"/>
+          </w:tcPr>
+          <w:p>
+            <w:r>
+              <w:rPr>
+                <w:rFonts w:cs="Times New Roman"/>
+                <w:sz w:val="20"/>
+                <w:lang w:val="en-US"/>
+              </w:rPr>
+              <w:t>0</w:t>
+            </w:r>
+          </w:p>
+        </w:tc>
+        <w:tc>
+          <w:tcPr>
+            <w:tcW w:w="493" w:type="dxa"/>
+          </w:tcPr>
+          <w:p>
+            <w:r>
+              <w:rPr>
+                <w:rFonts w:cs="Times New Roman"/>
+                <w:sz w:val="20"/>
+                <w:lang w:val="en-US"/>
+              </w:rPr>
+              <w:t>0</w:t>
+            </w:r>
+          </w:p>
+        </w:tc>
+        <w:tc>
+          <w:tcPr>
+            <w:tcW w:w="493" w:type="dxa"/>
+          </w:tcPr>
+          <w:p>
+            <w:r>
+              <w:rPr>
+                <w:rFonts w:cs="Times New Roman"/>
+                <w:sz w:val="20"/>
+                <w:lang w:val="en-US"/>
+              </w:rPr>
+              <w:t>0</w:t>
+            </w:r>
+          </w:p>
+        </w:tc>
+        <w:tc>
+          <w:tcPr>
+            <w:tcW w:w="493" w:type="dxa"/>
+          </w:tcPr>
+          <w:p>
+            <w:r>
+              <w:rPr>
+                <w:rFonts w:cs="Times New Roman"/>
+                <w:sz w:val="20"/>
+                <w:lang w:val="en-US"/>
+              </w:rPr>
+              <w:t>0</w:t>
+            </w:r>
+          </w:p>
+        </w:tc>
+        <w:tc>
+          <w:tcPr>
+            <w:tcW w:w="617" w:type="dxa"/>
+          </w:tcPr>
+          <w:p>
+            <w:r>
+              <w:rPr>
+                <w:rFonts w:cs="Times New Roman"/>
+                <w:sz w:val="20"/>
+                <w:lang w:val="en-US"/>
+              </w:rPr>
+              <w:t>0</w:t>
+            </w:r>
+          </w:p>
+        </w:tc>
+        <w:tc>
+          <w:tcPr>
+            <w:tcW w:w="461" w:type="dxa"/>
+          </w:tcPr>
+          <w:p>
+            <w:r>
+              <w:rPr>
+                <w:rFonts w:cs="Times New Roman"/>
+                <w:sz w:val="20"/>
+                <w:lang w:val="en-US"/>
+              </w:rPr>
+              <w:t>0</w:t>
+            </w:r>
+          </w:p>
+        </w:tc>
+        <w:tc>
+          <w:tcPr>
+            <w:tcW w:w="493" w:type="dxa"/>
+          </w:tcPr>
+          <w:p>
+            <w:r>
+              <w:rPr>
+                <w:rFonts w:cs="Times New Roman"/>
+                <w:sz w:val="20"/>
+                <w:lang w:val="en-US"/>
+              </w:rPr>
+              <w:t>0</w:t>
+            </w:r>
+          </w:p>
+        </w:tc>
+        <w:tc>
+          <w:tcPr>
+            <w:tcW w:w="608" w:type="dxa"/>
+          </w:tcPr>
+          <w:p>
+            <w:r>
+              <w:rPr>
+                <w:rFonts w:cs="Times New Roman"/>
+                <w:sz w:val="20"/>
+                <w:lang w:val="en-US"/>
+              </w:rPr>
+              <w:t>0</w:t>
+            </w:r>
+          </w:p>
+        </w:tc>
+        <w:tc>
+          <w:tcPr>
+            <w:tcW w:w="608" w:type="dxa"/>
+          </w:tcPr>
+          <w:p>
+            <w:r>
+              <w:rPr>
+                <w:rFonts w:cs="Times New Roman"/>
+                <w:sz w:val="20"/>
+                <w:lang w:val="en-US"/>
+              </w:rPr>
+              <w:t>0</w:t>
+            </w:r>
+          </w:p>
+        </w:tc>
+        <w:tc>
+          <w:tcPr>
+            <w:tcW w:w="608" w:type="dxa"/>
+          </w:tcPr>
+          <w:p>
+            <w:r>
+              <w:rPr>
+                <w:rFonts w:cs="Times New Roman"/>
+                <w:sz w:val="20"/>
+                <w:lang w:val="en-US"/>
+              </w:rPr>
+              <w:t>0</w:t>
+            </w:r>
+          </w:p>
+        </w:tc>
+        <w:tc>
+          <w:tcPr>
+            <w:tcW w:w="608" w:type="dxa"/>
+          </w:tcPr>
+          <w:p>
+            <w:r>
+              <w:rPr>
+                <w:rFonts w:cs="Times New Roman"/>
+                <w:sz w:val="20"/>
+                <w:lang w:val="en-US"/>
+              </w:rPr>
+              <w:t>0</w:t>
+            </w:r>
+          </w:p>
+        </w:tc>
+        <w:tc>
+          <w:tcPr>
+            <w:tcW w:w="608" w:type="dxa"/>
+          </w:tcPr>
+          <w:p>
+            <w:r>
+              <w:rPr>
+                <w:rFonts w:cs="Times New Roman"/>
+                <w:sz w:val="20"/>
+                <w:lang w:val="en-US"/>
+              </w:rPr>
+              <w:t>0</w:t>
+            </w:r>
+          </w:p>
+        </w:tc>
+        <w:tc>
+          <w:tcPr>
+            <w:tcW w:w="608" w:type="dxa"/>
+          </w:tcPr>
+          <w:p>
+            <w:r>
+              <w:rPr>
+                <w:rFonts w:cs="Times New Roman"/>
+                <w:sz w:val="20"/>
+                <w:lang w:val="en-US"/>
+              </w:rPr>
+              <w:t>0</w:t>
+            </w:r>
+          </w:p>
+        </w:tc>
+      </w:tr>
+      <w:tr>
+        <w:trPr>
+          <w:trHeight w:val="304"/>
+        </w:trPr>
+        <w:tc>
+          <w:tcPr>
+            <w:tcW w:w="493" w:type="dxa"/>
+            <w:shd w:val="clear" w:color="auto" w:fill="538135" w:themeFill="accent6" w:themeFillShade="BF"/>
+          </w:tcPr>
+          <w:p>
+            <w:pPr>
+              <w:pStyle w:val="a4"/>
+              <w:spacing w:line="360" w:lineRule="auto"/>
+              <w:ind w:left="0"/>
+              <w:rPr>
+                <w:rFonts w:cs="Times New Roman"/>
+                <w:sz w:val="20"/>
+                <w:lang w:val="en-US"/>
+              </w:rPr>
+            </w:pPr>
+            <w:r>
+              <w:rPr>
+                <w:rFonts w:cs="Times New Roman"/>
+                <w:sz w:val="20"/>
+                <w:lang w:val="en-US"/>
+              </w:rPr>
+              <w:t>0</w:t>
+            </w:r>
+          </w:p>
+        </w:tc>
+        <w:tc>
+          <w:tcPr>
+            <w:tcW w:w="493" w:type="dxa"/>
+            <w:shd w:val="clear" w:color="auto" w:fill="538135" w:themeFill="accent6" w:themeFillShade="BF"/>
+          </w:tcPr>
+          <w:p>
+            <w:pPr>
+              <w:pStyle w:val="a4"/>
+              <w:spacing w:line="360" w:lineRule="auto"/>
+              <w:ind w:left="0"/>
+              <w:rPr>
+                <w:rFonts w:cs="Times New Roman"/>
+                <w:sz w:val="20"/>
+                <w:lang w:val="en-US"/>
+              </w:rPr>
+            </w:pPr>
+            <w:r>
+              <w:rPr>
+                <w:rFonts w:cs="Times New Roman"/>
+                <w:sz w:val="20"/>
+                <w:lang w:val="en-US"/>
+              </w:rPr>
+              <w:t>0</w:t>
+            </w:r>
+          </w:p>
+        </w:tc>
+        <w:tc>
+          <w:tcPr>
+            <w:tcW w:w="493" w:type="dxa"/>
+            <w:shd w:val="clear" w:color="auto" w:fill="538135" w:themeFill="accent6" w:themeFillShade="BF"/>
+          </w:tcPr>
+          <w:p>
+            <w:pPr>
+              <w:pStyle w:val="a4"/>
+              <w:spacing w:line="360" w:lineRule="auto"/>
+              <w:ind w:left="0"/>
+              <w:rPr>
+                <w:rFonts w:cs="Times New Roman"/>
+                <w:sz w:val="20"/>
+                <w:lang w:val="en-US"/>
+              </w:rPr>
+            </w:pPr>
+            <w:r>
+              <w:rPr>
+                <w:rFonts w:cs="Times New Roman"/>
+                <w:sz w:val="20"/>
+                <w:lang w:val="en-US"/>
+              </w:rPr>
+              <w:t>0</w:t>
+            </w:r>
+          </w:p>
+        </w:tc>
+        <w:tc>
+          <w:tcPr>
+            <w:tcW w:w="493" w:type="dxa"/>
+            <w:shd w:val="clear" w:color="auto" w:fill="538135" w:themeFill="accent6" w:themeFillShade="BF"/>
+          </w:tcPr>
+          <w:p>
+            <w:pPr>
+              <w:pStyle w:val="a4"/>
+              <w:spacing w:line="360" w:lineRule="auto"/>
+              <w:ind w:left="0"/>
+              <w:rPr>
+                <w:rFonts w:cs="Times New Roman"/>
+                <w:sz w:val="20"/>
+                <w:lang w:val="en-US"/>
+              </w:rPr>
+            </w:pPr>
+            <w:r>
+              <w:rPr>
+                <w:rFonts w:cs="Times New Roman"/>
+                <w:sz w:val="20"/>
+                <w:lang w:val="en-US"/>
+              </w:rPr>
+              <w:t>1</w:t>
+            </w:r>
+          </w:p>
+        </w:tc>
+        <w:tc>
+          <w:tcPr>
+            <w:tcW w:w="493" w:type="dxa"/>
+          </w:tcPr>
+          <w:p>
+            <w:r>
+              <w:rPr>
+                <w:rFonts w:cs="Times New Roman"/>
+                <w:sz w:val="20"/>
+                <w:lang w:val="en-US"/>
+              </w:rPr>
+              <w:t>0</w:t>
+            </w:r>
+          </w:p>
+        </w:tc>
+        <w:tc>
+          <w:tcPr>
+            <w:tcW w:w="493" w:type="dxa"/>
+            <w:shd w:val="clear" w:color="auto" w:fill="C5E0B3" w:themeFill="accent6" w:themeFillTint="66"/>
+          </w:tcPr>
+          <w:p>
+            <w:pPr>
+              <w:pStyle w:val="a4"/>
+              <w:spacing w:line="360" w:lineRule="auto"/>
+              <w:ind w:left="0"/>
+              <w:rPr>
+                <w:rFonts w:cs="Times New Roman"/>
+                <w:sz w:val="20"/>
+                <w:lang w:val="en-US"/>
+              </w:rPr>
+            </w:pPr>
+            <w:r>
+              <w:rPr>
+                <w:rFonts w:cs="Times New Roman"/>
+                <w:sz w:val="20"/>
+                <w:lang w:val="en-US"/>
+              </w:rPr>
+              <w:t>1</w:t>
+            </w:r>
+          </w:p>
+        </w:tc>
+        <w:tc>
+          <w:tcPr>
+            <w:tcW w:w="493" w:type="dxa"/>
+          </w:tcPr>
+          <w:p>
+            <w:r>
+              <w:rPr>
+                <w:rFonts w:cs="Times New Roman"/>
+                <w:sz w:val="20"/>
+                <w:lang w:val="en-US"/>
+              </w:rPr>
+              <w:t>0</w:t>
+            </w:r>
+          </w:p>
+        </w:tc>
+        <w:tc>
+          <w:tcPr>
+            <w:tcW w:w="493" w:type="dxa"/>
+          </w:tcPr>
+          <w:p>
+            <w:r>
+              <w:rPr>
+                <w:rFonts w:cs="Times New Roman"/>
+                <w:sz w:val="20"/>
+                <w:lang w:val="en-US"/>
+              </w:rPr>
+              <w:t>0</w:t>
+            </w:r>
+          </w:p>
+        </w:tc>
+        <w:tc>
+          <w:tcPr>
+            <w:tcW w:w="493" w:type="dxa"/>
+          </w:tcPr>
+          <w:p>
+            <w:r>
+              <w:rPr>
+                <w:rFonts w:cs="Times New Roman"/>
+                <w:sz w:val="20"/>
+                <w:lang w:val="en-US"/>
+              </w:rPr>
+              <w:t>0</w:t>
+            </w:r>
+          </w:p>
+        </w:tc>
+        <w:tc>
+          <w:tcPr>
+            <w:tcW w:w="493" w:type="dxa"/>
+          </w:tcPr>
+          <w:p>
+            <w:r>
+              <w:rPr>
+                <w:rFonts w:cs="Times New Roman"/>
+                <w:sz w:val="20"/>
+                <w:lang w:val="en-US"/>
+              </w:rPr>
+              <w:t>0</w:t>
+            </w:r>
+          </w:p>
+        </w:tc>
+        <w:tc>
+          <w:tcPr>
+            <w:tcW w:w="493" w:type="dxa"/>
+          </w:tcPr>
+          <w:p>
+            <w:r>
+              <w:rPr>
+                <w:rFonts w:cs="Times New Roman"/>
+                <w:sz w:val="20"/>
+                <w:lang w:val="en-US"/>
+              </w:rPr>
+              <w:t>0</w:t>
+            </w:r>
+          </w:p>
+        </w:tc>
+        <w:tc>
+          <w:tcPr>
+            <w:tcW w:w="617" w:type="dxa"/>
+          </w:tcPr>
+          <w:p>
+            <w:r>
+              <w:rPr>
+                <w:rFonts w:cs="Times New Roman"/>
+                <w:sz w:val="20"/>
+                <w:lang w:val="en-US"/>
+              </w:rPr>
+              <w:t>0</w:t>
+            </w:r>
+          </w:p>
+        </w:tc>
+        <w:tc>
+          <w:tcPr>
+            <w:tcW w:w="461" w:type="dxa"/>
+          </w:tcPr>
+          <w:p>
+            <w:r>
+              <w:rPr>
+                <w:rFonts w:cs="Times New Roman"/>
+                <w:sz w:val="20"/>
+                <w:lang w:val="en-US"/>
+              </w:rPr>
+              <w:t>0</w:t>
+            </w:r>
+          </w:p>
+        </w:tc>
+        <w:tc>
+          <w:tcPr>
+            <w:tcW w:w="493" w:type="dxa"/>
+          </w:tcPr>
+          <w:p>
+            <w:r>
+              <w:rPr>
+                <w:rFonts w:cs="Times New Roman"/>
+                <w:sz w:val="20"/>
+                <w:lang w:val="en-US"/>
+              </w:rPr>
+              <w:t>0</w:t>
+            </w:r>
+          </w:p>
+        </w:tc>
+        <w:tc>
+          <w:tcPr>
+            <w:tcW w:w="608" w:type="dxa"/>
+          </w:tcPr>
+          <w:p>
+            <w:r>
+              <w:rPr>
+                <w:rFonts w:cs="Times New Roman"/>
+                <w:sz w:val="20"/>
+                <w:lang w:val="en-US"/>
+              </w:rPr>
+              <w:t>0</w:t>
+            </w:r>
+          </w:p>
+        </w:tc>
+        <w:tc>
+          <w:tcPr>
+            <w:tcW w:w="608" w:type="dxa"/>
+          </w:tcPr>
+          <w:p>
+            <w:r>
+              <w:rPr>
+                <w:rFonts w:cs="Times New Roman"/>
+                <w:sz w:val="20"/>
+                <w:lang w:val="en-US"/>
+              </w:rPr>
+              <w:t>0</w:t>
+            </w:r>
+          </w:p>
+        </w:tc>
+        <w:tc>
+          <w:tcPr>
+            <w:tcW w:w="608" w:type="dxa"/>
+          </w:tcPr>
+          <w:p>
+            <w:r>
+              <w:rPr>
+                <w:rFonts w:cs="Times New Roman"/>
+                <w:sz w:val="20"/>
+                <w:lang w:val="en-US"/>
+              </w:rPr>
+              <w:t>0</w:t>
+            </w:r>
+          </w:p>
+        </w:tc>
+        <w:tc>
+          <w:tcPr>
+            <w:tcW w:w="608" w:type="dxa"/>
+          </w:tcPr>
+          <w:p>
+            <w:r>
+              <w:rPr>
+                <w:rFonts w:cs="Times New Roman"/>
+                <w:sz w:val="20"/>
+                <w:lang w:val="en-US"/>
+              </w:rPr>
+              <w:t>0</w:t>
+            </w:r>
+          </w:p>
+        </w:tc>
+        <w:tc>
+          <w:tcPr>
+            <w:tcW w:w="608" w:type="dxa"/>
+          </w:tcPr>
+          <w:p>
+            <w:r>
+              <w:rPr>
+                <w:rFonts w:cs="Times New Roman"/>
+                <w:sz w:val="20"/>
+                <w:lang w:val="en-US"/>
+              </w:rPr>
+              <w:t>0</w:t>
+            </w:r>
+          </w:p>
+        </w:tc>
+        <w:tc>
+          <w:tcPr>
+            <w:tcW w:w="608" w:type="dxa"/>
+          </w:tcPr>
+          <w:p>
+            <w:r>
+              <w:rPr>
+                <w:rFonts w:cs="Times New Roman"/>
+                <w:sz w:val="20"/>
+                <w:lang w:val="en-US"/>
+              </w:rPr>
+              <w:t>0</w:t>
+            </w:r>
+          </w:p>
+        </w:tc>
+      </w:tr>
+      <w:tr>
+        <w:trPr>
+          <w:trHeight w:val="304"/>
+        </w:trPr>
+        <w:tc>
+          <w:tcPr>
+            <w:tcW w:w="493" w:type="dxa"/>
+            <w:shd w:val="clear" w:color="auto" w:fill="538135" w:themeFill="accent6" w:themeFillShade="BF"/>
+          </w:tcPr>
+          <w:p>
+            <w:pPr>
+              <w:pStyle w:val="a4"/>
+              <w:spacing w:line="360" w:lineRule="auto"/>
+              <w:ind w:left="0"/>
+              <w:rPr>
+                <w:rFonts w:cs="Times New Roman"/>
+                <w:sz w:val="20"/>
+                <w:lang w:val="en-US"/>
+              </w:rPr>
+            </w:pPr>
+            <w:r>
+              <w:rPr>
+                <w:rFonts w:cs="Times New Roman"/>
+                <w:sz w:val="20"/>
+                <w:lang w:val="en-US"/>
+              </w:rPr>
+              <w:t>0</w:t>
+            </w:r>
+          </w:p>
+        </w:tc>
+        <w:tc>
+          <w:tcPr>
+            <w:tcW w:w="493" w:type="dxa"/>
+            <w:shd w:val="clear" w:color="auto" w:fill="538135" w:themeFill="accent6" w:themeFillShade="BF"/>
+          </w:tcPr>
+          <w:p>
+            <w:pPr>
+              <w:pStyle w:val="a4"/>
+              <w:spacing w:line="360" w:lineRule="auto"/>
+              <w:ind w:left="0"/>
+              <w:rPr>
+                <w:rFonts w:cs="Times New Roman"/>
+                <w:sz w:val="20"/>
+                <w:lang w:val="en-US"/>
+              </w:rPr>
+            </w:pPr>
+            <w:r>
+              <w:rPr>
+                <w:rFonts w:cs="Times New Roman"/>
+                <w:sz w:val="20"/>
+                <w:lang w:val="en-US"/>
+              </w:rPr>
+              <w:t>0</w:t>
+            </w:r>
+          </w:p>
+        </w:tc>
+        <w:tc>
+          <w:tcPr>
+            <w:tcW w:w="493" w:type="dxa"/>
+            <w:shd w:val="clear" w:color="auto" w:fill="538135" w:themeFill="accent6" w:themeFillShade="BF"/>
+          </w:tcPr>
+          <w:p>
+            <w:pPr>
+              <w:pStyle w:val="a4"/>
+              <w:spacing w:line="360" w:lineRule="auto"/>
+              <w:ind w:left="0"/>
+              <w:rPr>
+                <w:rFonts w:cs="Times New Roman"/>
+                <w:sz w:val="20"/>
+                <w:lang w:val="en-US"/>
+              </w:rPr>
+            </w:pPr>
+            <w:r>
+              <w:rPr>
+                <w:rFonts w:cs="Times New Roman"/>
+                <w:sz w:val="20"/>
+                <w:lang w:val="en-US"/>
+              </w:rPr>
+              <w:t>1</w:t>
+            </w:r>
+          </w:p>
+        </w:tc>
+        <w:tc>
+          <w:tcPr>
+            <w:tcW w:w="493" w:type="dxa"/>
+            <w:shd w:val="clear" w:color="auto" w:fill="538135" w:themeFill="accent6" w:themeFillShade="BF"/>
+          </w:tcPr>
+          <w:p>
+            <w:pPr>
+              <w:pStyle w:val="a4"/>
+              <w:spacing w:line="360" w:lineRule="auto"/>
+              <w:ind w:left="0"/>
+              <w:rPr>
+                <w:rFonts w:cs="Times New Roman"/>
+                <w:sz w:val="20"/>
+                <w:lang w:val="en-US"/>
+              </w:rPr>
+            </w:pPr>
+            <w:r>
+              <w:rPr>
+                <w:rFonts w:cs="Times New Roman"/>
+                <w:sz w:val="20"/>
+                <w:lang w:val="en-US"/>
+              </w:rPr>
+              <w:t>0</w:t>
+            </w:r>
+          </w:p>
+        </w:tc>
+        <w:tc>
+          <w:tcPr>
+            <w:tcW w:w="493" w:type="dxa"/>
+          </w:tcPr>
+          <w:p>
+            <w:r>
+              <w:rPr>
+                <w:rFonts w:cs="Times New Roman"/>
+                <w:sz w:val="20"/>
+                <w:lang w:val="en-US"/>
+              </w:rPr>
+              <w:t>0</w:t>
+            </w:r>
+          </w:p>
+        </w:tc>
+        <w:tc>
+          <w:tcPr>
+            <w:tcW w:w="493" w:type="dxa"/>
+          </w:tcPr>
+          <w:p>
+            <w:r>
+              <w:rPr>
+                <w:rFonts w:cs="Times New Roman"/>
+                <w:sz w:val="20"/>
+                <w:lang w:val="en-US"/>
+              </w:rPr>
+              <w:t>0</w:t>
+            </w:r>
+          </w:p>
+        </w:tc>
+        <w:tc>
+          <w:tcPr>
+            <w:tcW w:w="493" w:type="dxa"/>
+            <w:shd w:val="clear" w:color="auto" w:fill="C5E0B3" w:themeFill="accent6" w:themeFillTint="66"/>
+          </w:tcPr>
+          <w:p>
+            <w:pPr>
+              <w:pStyle w:val="a4"/>
+              <w:spacing w:line="360" w:lineRule="auto"/>
+              <w:ind w:left="0"/>
+              <w:rPr>
+                <w:rFonts w:cs="Times New Roman"/>
+                <w:sz w:val="20"/>
+                <w:lang w:val="en-US"/>
+              </w:rPr>
+            </w:pPr>
+            <w:r>
+              <w:rPr>
+                <w:rFonts w:cs="Times New Roman"/>
+                <w:sz w:val="20"/>
+                <w:lang w:val="en-US"/>
+              </w:rPr>
+              <w:t>1</w:t>
+            </w:r>
+          </w:p>
+        </w:tc>
+        <w:tc>
+          <w:tcPr>
+            <w:tcW w:w="493" w:type="dxa"/>
+          </w:tcPr>
+          <w:p>
+            <w:r>
+              <w:rPr>
+                <w:rFonts w:cs="Times New Roman"/>
+                <w:sz w:val="20"/>
+                <w:lang w:val="en-US"/>
+              </w:rPr>
+              <w:t>0</w:t>
+            </w:r>
+          </w:p>
+        </w:tc>
+        <w:tc>
+          <w:tcPr>
+            <w:tcW w:w="493" w:type="dxa"/>
+          </w:tcPr>
+          <w:p>
+            <w:r>
+              <w:rPr>
+                <w:rFonts w:cs="Times New Roman"/>
+                <w:sz w:val="20"/>
+                <w:lang w:val="en-US"/>
+              </w:rPr>
+              <w:t>0</w:t>
+            </w:r>
+          </w:p>
+        </w:tc>
+        <w:tc>
+          <w:tcPr>
+            <w:tcW w:w="493" w:type="dxa"/>
+          </w:tcPr>
+          <w:p>
+            <w:r>
+              <w:rPr>
+                <w:rFonts w:cs="Times New Roman"/>
+                <w:sz w:val="20"/>
+                <w:lang w:val="en-US"/>
+              </w:rPr>
+              <w:t>0</w:t>
+            </w:r>
+          </w:p>
+        </w:tc>
+        <w:tc>
+          <w:tcPr>
+            <w:tcW w:w="493" w:type="dxa"/>
+          </w:tcPr>
+          <w:p>
+            <w:r>
+              <w:rPr>
+                <w:rFonts w:cs="Times New Roman"/>
+                <w:sz w:val="20"/>
+                <w:lang w:val="en-US"/>
+              </w:rPr>
+              <w:t>0</w:t>
+            </w:r>
+          </w:p>
+        </w:tc>
+        <w:tc>
+          <w:tcPr>
+            <w:tcW w:w="617" w:type="dxa"/>
+          </w:tcPr>
+          <w:p>
+            <w:r>
+              <w:rPr>
+                <w:rFonts w:cs="Times New Roman"/>
+                <w:sz w:val="20"/>
+                <w:lang w:val="en-US"/>
+              </w:rPr>
+              <w:t>0</w:t>
+            </w:r>
+          </w:p>
+        </w:tc>
+        <w:tc>
+          <w:tcPr>
+            <w:tcW w:w="461" w:type="dxa"/>
+          </w:tcPr>
+          <w:p>
+            <w:r>
+              <w:rPr>
+                <w:rFonts w:cs="Times New Roman"/>
+                <w:sz w:val="20"/>
+                <w:lang w:val="en-US"/>
+              </w:rPr>
+              <w:t>0</w:t>
+            </w:r>
+          </w:p>
+        </w:tc>
+        <w:tc>
+          <w:tcPr>
+            <w:tcW w:w="493" w:type="dxa"/>
+          </w:tcPr>
+          <w:p>
+            <w:r>
+              <w:rPr>
+                <w:rFonts w:cs="Times New Roman"/>
+                <w:sz w:val="20"/>
+                <w:lang w:val="en-US"/>
+              </w:rPr>
+              <w:t>0</w:t>
+            </w:r>
+          </w:p>
+        </w:tc>
+        <w:tc>
+          <w:tcPr>
+            <w:tcW w:w="608" w:type="dxa"/>
+          </w:tcPr>
+          <w:p>
+            <w:r>
+              <w:rPr>
+                <w:rFonts w:cs="Times New Roman"/>
+                <w:sz w:val="20"/>
+                <w:lang w:val="en-US"/>
+              </w:rPr>
+              <w:t>0</w:t>
+            </w:r>
+          </w:p>
+        </w:tc>
+        <w:tc>
+          <w:tcPr>
+            <w:tcW w:w="608" w:type="dxa"/>
+          </w:tcPr>
+          <w:p>
+            <w:r>
+              <w:rPr>
+                <w:rFonts w:cs="Times New Roman"/>
+                <w:sz w:val="20"/>
+                <w:lang w:val="en-US"/>
+              </w:rPr>
+              <w:t>0</w:t>
+            </w:r>
+          </w:p>
+        </w:tc>
+        <w:tc>
+          <w:tcPr>
+            <w:tcW w:w="608" w:type="dxa"/>
+          </w:tcPr>
+          <w:p>
+            <w:r>
+              <w:rPr>
+                <w:rFonts w:cs="Times New Roman"/>
+                <w:sz w:val="20"/>
+                <w:lang w:val="en-US"/>
+              </w:rPr>
+              <w:t>0</w:t>
+            </w:r>
+          </w:p>
+        </w:tc>
+        <w:tc>
+          <w:tcPr>
+            <w:tcW w:w="608" w:type="dxa"/>
+          </w:tcPr>
+          <w:p>
+            <w:r>
+              <w:rPr>
+                <w:rFonts w:cs="Times New Roman"/>
+                <w:sz w:val="20"/>
+                <w:lang w:val="en-US"/>
+              </w:rPr>
+              <w:t>0</w:t>
+            </w:r>
+          </w:p>
+        </w:tc>
+        <w:tc>
+          <w:tcPr>
+            <w:tcW w:w="608" w:type="dxa"/>
+          </w:tcPr>
+          <w:p>
+            <w:r>
+              <w:rPr>
+                <w:rFonts w:cs="Times New Roman"/>
+                <w:sz w:val="20"/>
+                <w:lang w:val="en-US"/>
+              </w:rPr>
+              <w:t>0</w:t>
+            </w:r>
+          </w:p>
+        </w:tc>
+        <w:tc>
+          <w:tcPr>
+            <w:tcW w:w="608" w:type="dxa"/>
+          </w:tcPr>
+          <w:p>
+            <w:r>
+              <w:rPr>
+                <w:rFonts w:cs="Times New Roman"/>
+                <w:sz w:val="20"/>
+                <w:lang w:val="en-US"/>
+              </w:rPr>
+              <w:t>0</w:t>
+            </w:r>
+          </w:p>
+        </w:tc>
+      </w:tr>
+      <w:tr>
+        <w:trPr>
+          <w:trHeight w:val="304"/>
+        </w:trPr>
+        <w:tc>
+          <w:tcPr>
+            <w:tcW w:w="493" w:type="dxa"/>
+            <w:shd w:val="clear" w:color="auto" w:fill="538135" w:themeFill="accent6" w:themeFillShade="BF"/>
+          </w:tcPr>
+          <w:p>
+            <w:pPr>
+              <w:pStyle w:val="a4"/>
+              <w:spacing w:line="360" w:lineRule="auto"/>
+              <w:ind w:left="0"/>
+              <w:rPr>
+                <w:rFonts w:cs="Times New Roman"/>
+                <w:sz w:val="20"/>
+                <w:lang w:val="en-US"/>
+              </w:rPr>
+            </w:pPr>
+            <w:r>
+              <w:rPr>
+                <w:rFonts w:cs="Times New Roman"/>
+                <w:sz w:val="20"/>
+                <w:lang w:val="en-US"/>
+              </w:rPr>
+              <w:t>0</w:t>
+            </w:r>
+          </w:p>
+        </w:tc>
+        <w:tc>
+          <w:tcPr>
+            <w:tcW w:w="493" w:type="dxa"/>
+            <w:shd w:val="clear" w:color="auto" w:fill="538135" w:themeFill="accent6" w:themeFillShade="BF"/>
+          </w:tcPr>
+          <w:p>
+            <w:pPr>
+              <w:pStyle w:val="a4"/>
+              <w:spacing w:line="360" w:lineRule="auto"/>
+              <w:ind w:left="0"/>
+              <w:rPr>
+                <w:rFonts w:cs="Times New Roman"/>
+                <w:sz w:val="20"/>
+                <w:lang w:val="en-US"/>
+              </w:rPr>
+            </w:pPr>
+            <w:r>
+              <w:rPr>
+                <w:rFonts w:cs="Times New Roman"/>
+                <w:sz w:val="20"/>
+                <w:lang w:val="en-US"/>
+              </w:rPr>
+              <w:t>0</w:t>
+            </w:r>
+          </w:p>
+        </w:tc>
+        <w:tc>
+          <w:tcPr>
+            <w:tcW w:w="493" w:type="dxa"/>
+            <w:shd w:val="clear" w:color="auto" w:fill="538135" w:themeFill="accent6" w:themeFillShade="BF"/>
+          </w:tcPr>
+          <w:p>
+            <w:pPr>
+              <w:pStyle w:val="a4"/>
+              <w:spacing w:line="360" w:lineRule="auto"/>
+              <w:ind w:left="0"/>
+              <w:rPr>
+                <w:rFonts w:cs="Times New Roman"/>
+                <w:sz w:val="20"/>
+                <w:lang w:val="en-US"/>
+              </w:rPr>
+            </w:pPr>
+            <w:r>
+              <w:rPr>
+                <w:rFonts w:cs="Times New Roman"/>
+                <w:sz w:val="20"/>
+                <w:lang w:val="en-US"/>
+              </w:rPr>
+              <w:t>1</w:t>
+            </w:r>
+          </w:p>
+        </w:tc>
+        <w:tc>
+          <w:tcPr>
+            <w:tcW w:w="493" w:type="dxa"/>
+            <w:shd w:val="clear" w:color="auto" w:fill="538135" w:themeFill="accent6" w:themeFillShade="BF"/>
+          </w:tcPr>
+          <w:p>
+            <w:pPr>
+              <w:pStyle w:val="a4"/>
+              <w:spacing w:line="360" w:lineRule="auto"/>
+              <w:ind w:left="0"/>
+              <w:rPr>
+                <w:rFonts w:cs="Times New Roman"/>
+                <w:sz w:val="20"/>
+                <w:lang w:val="en-US"/>
+              </w:rPr>
+            </w:pPr>
+            <w:r>
+              <w:rPr>
+                <w:rFonts w:cs="Times New Roman"/>
+                <w:sz w:val="20"/>
+                <w:lang w:val="en-US"/>
+              </w:rPr>
+              <w:t>1</w:t>
+            </w:r>
+          </w:p>
+        </w:tc>
+        <w:tc>
+          <w:tcPr>
+            <w:tcW w:w="493" w:type="dxa"/>
+          </w:tcPr>
+          <w:p>
+            <w:r>
+              <w:rPr>
+                <w:rFonts w:cs="Times New Roman"/>
+                <w:sz w:val="20"/>
+                <w:lang w:val="en-US"/>
+              </w:rPr>
+              <w:t>0</w:t>
+            </w:r>
+          </w:p>
+        </w:tc>
+        <w:tc>
+          <w:tcPr>
+            <w:tcW w:w="493" w:type="dxa"/>
+          </w:tcPr>
+          <w:p>
+            <w:r>
+              <w:rPr>
+                <w:rFonts w:cs="Times New Roman"/>
+                <w:sz w:val="20"/>
+                <w:lang w:val="en-US"/>
+              </w:rPr>
+              <w:t>0</w:t>
+            </w:r>
+          </w:p>
+        </w:tc>
+        <w:tc>
+          <w:tcPr>
+            <w:tcW w:w="493" w:type="dxa"/>
+          </w:tcPr>
+          <w:p>
+            <w:r>
+              <w:rPr>
+                <w:rFonts w:cs="Times New Roman"/>
+                <w:sz w:val="20"/>
+                <w:lang w:val="en-US"/>
+              </w:rPr>
+              <w:t>0</w:t>
+            </w:r>
+          </w:p>
+        </w:tc>
+        <w:tc>
+          <w:tcPr>
+            <w:tcW w:w="493" w:type="dxa"/>
+            <w:shd w:val="clear" w:color="auto" w:fill="C5E0B3" w:themeFill="accent6" w:themeFillTint="66"/>
+          </w:tcPr>
+          <w:p>
+            <w:pPr>
+              <w:pStyle w:val="a4"/>
+              <w:spacing w:line="360" w:lineRule="auto"/>
+              <w:ind w:left="0"/>
+              <w:rPr>
+                <w:rFonts w:cs="Times New Roman"/>
+                <w:sz w:val="20"/>
+                <w:lang w:val="en-US"/>
+              </w:rPr>
+            </w:pPr>
+            <w:r>
+              <w:rPr>
+                <w:rFonts w:cs="Times New Roman"/>
+                <w:sz w:val="20"/>
+                <w:lang w:val="en-US"/>
+              </w:rPr>
+              <w:t>1</w:t>
+            </w:r>
+          </w:p>
+        </w:tc>
+        <w:tc>
+          <w:tcPr>
+            <w:tcW w:w="493" w:type="dxa"/>
+          </w:tcPr>
+          <w:p>
+            <w:r>
+              <w:rPr>
+                <w:rFonts w:cs="Times New Roman"/>
+                <w:sz w:val="20"/>
+                <w:lang w:val="en-US"/>
+              </w:rPr>
+              <w:t>0</w:t>
+            </w:r>
+          </w:p>
+        </w:tc>
+        <w:tc>
+          <w:tcPr>
+            <w:tcW w:w="493" w:type="dxa"/>
+          </w:tcPr>
+          <w:p>
+            <w:r>
+              <w:rPr>
+                <w:rFonts w:cs="Times New Roman"/>
+                <w:sz w:val="20"/>
+                <w:lang w:val="en-US"/>
+              </w:rPr>
+              <w:t>0</w:t>
+            </w:r>
+          </w:p>
+        </w:tc>
+        <w:tc>
+          <w:tcPr>
+            <w:tcW w:w="493" w:type="dxa"/>
+          </w:tcPr>
+          <w:p>
+            <w:r>
+              <w:rPr>
+                <w:rFonts w:cs="Times New Roman"/>
+                <w:sz w:val="20"/>
+                <w:lang w:val="en-US"/>
+              </w:rPr>
+              <w:t>0</w:t>
+            </w:r>
+          </w:p>
+        </w:tc>
+        <w:tc>
+          <w:tcPr>
+            <w:tcW w:w="617" w:type="dxa"/>
+          </w:tcPr>
+          <w:p>
+            <w:r>
+              <w:rPr>
+                <w:rFonts w:cs="Times New Roman"/>
+                <w:sz w:val="20"/>
+                <w:lang w:val="en-US"/>
+              </w:rPr>
+              <w:t>0</w:t>
+            </w:r>
+          </w:p>
+        </w:tc>
+        <w:tc>
+          <w:tcPr>
+            <w:tcW w:w="461" w:type="dxa"/>
+          </w:tcPr>
+          <w:p>
+            <w:r>
+              <w:rPr>
+                <w:rFonts w:cs="Times New Roman"/>
+                <w:sz w:val="20"/>
+                <w:lang w:val="en-US"/>
+              </w:rPr>
+              <w:t>0</w:t>
+            </w:r>
+          </w:p>
+        </w:tc>
+        <w:tc>
+          <w:tcPr>
+            <w:tcW w:w="493" w:type="dxa"/>
+          </w:tcPr>
+          <w:p>
+            <w:r>
+              <w:rPr>
+                <w:rFonts w:cs="Times New Roman"/>
+                <w:sz w:val="20"/>
+                <w:lang w:val="en-US"/>
+              </w:rPr>
+              <w:t>0</w:t>
+            </w:r>
+          </w:p>
+        </w:tc>
+        <w:tc>
+          <w:tcPr>
+            <w:tcW w:w="608" w:type="dxa"/>
+          </w:tcPr>
+          <w:p>
+            <w:r>
+              <w:rPr>
+                <w:rFonts w:cs="Times New Roman"/>
+                <w:sz w:val="20"/>
+                <w:lang w:val="en-US"/>
+              </w:rPr>
+              <w:t>0</w:t>
+            </w:r>
+          </w:p>
+        </w:tc>
+        <w:tc>
+          <w:tcPr>
+            <w:tcW w:w="608" w:type="dxa"/>
+          </w:tcPr>
+          <w:p>
+            <w:r>
+              <w:rPr>
+                <w:rFonts w:cs="Times New Roman"/>
+                <w:sz w:val="20"/>
+                <w:lang w:val="en-US"/>
+              </w:rPr>
+              <w:t>0</w:t>
+            </w:r>
+          </w:p>
+        </w:tc>
+        <w:tc>
+          <w:tcPr>
+            <w:tcW w:w="608" w:type="dxa"/>
+          </w:tcPr>
+          <w:p>
+            <w:r>
+              <w:rPr>
+                <w:rFonts w:cs="Times New Roman"/>
+                <w:sz w:val="20"/>
+                <w:lang w:val="en-US"/>
+              </w:rPr>
+              <w:t>0</w:t>
+            </w:r>
+          </w:p>
+        </w:tc>
+        <w:tc>
+          <w:tcPr>
+            <w:tcW w:w="608" w:type="dxa"/>
+          </w:tcPr>
+          <w:p>
+            <w:r>
+              <w:rPr>
+                <w:rFonts w:cs="Times New Roman"/>
+                <w:sz w:val="20"/>
+                <w:lang w:val="en-US"/>
+              </w:rPr>
+              <w:t>0</w:t>
+            </w:r>
+          </w:p>
+        </w:tc>
+        <w:tc>
+          <w:tcPr>
+            <w:tcW w:w="608" w:type="dxa"/>
+          </w:tcPr>
+          <w:p>
+            <w:r>
+              <w:rPr>
+                <w:rFonts w:cs="Times New Roman"/>
+                <w:sz w:val="20"/>
+                <w:lang w:val="en-US"/>
+              </w:rPr>
+              <w:t>0</w:t>
+            </w:r>
+          </w:p>
+        </w:tc>
+        <w:tc>
+          <w:tcPr>
+            <w:tcW w:w="608" w:type="dxa"/>
+          </w:tcPr>
+          <w:p>
+            <w:r>
+              <w:rPr>
+                <w:rFonts w:cs="Times New Roman"/>
+                <w:sz w:val="20"/>
+                <w:lang w:val="en-US"/>
+              </w:rPr>
+              <w:t>0</w:t>
+            </w:r>
+          </w:p>
+        </w:tc>
+      </w:tr>
+      <w:tr>
+        <w:trPr>
+          <w:trHeight w:val="304"/>
+        </w:trPr>
+        <w:tc>
+          <w:tcPr>
+            <w:tcW w:w="493" w:type="dxa"/>
+            <w:shd w:val="clear" w:color="auto" w:fill="538135" w:themeFill="accent6" w:themeFillShade="BF"/>
+          </w:tcPr>
+          <w:p>
+            <w:pPr>
+              <w:pStyle w:val="a4"/>
+              <w:spacing w:line="360" w:lineRule="auto"/>
+              <w:ind w:left="0"/>
+              <w:rPr>
+                <w:rFonts w:cs="Times New Roman"/>
+                <w:sz w:val="20"/>
+                <w:lang w:val="en-US"/>
+              </w:rPr>
+            </w:pPr>
+            <w:r>
+              <w:rPr>
+                <w:rFonts w:cs="Times New Roman"/>
+                <w:sz w:val="20"/>
+                <w:lang w:val="en-US"/>
+              </w:rPr>
+              <w:t>0</w:t>
+            </w:r>
+          </w:p>
+        </w:tc>
+        <w:tc>
+          <w:tcPr>
+            <w:tcW w:w="493" w:type="dxa"/>
+            <w:shd w:val="clear" w:color="auto" w:fill="538135" w:themeFill="accent6" w:themeFillShade="BF"/>
+          </w:tcPr>
+          <w:p>
+            <w:pPr>
+              <w:pStyle w:val="a4"/>
+              <w:spacing w:line="360" w:lineRule="auto"/>
+              <w:ind w:left="0"/>
+              <w:rPr>
+                <w:rFonts w:cs="Times New Roman"/>
+                <w:sz w:val="20"/>
+                <w:lang w:val="en-US"/>
+              </w:rPr>
+            </w:pPr>
+            <w:r>
+              <w:rPr>
+                <w:rFonts w:cs="Times New Roman"/>
+                <w:sz w:val="20"/>
+                <w:lang w:val="en-US"/>
+              </w:rPr>
+              <w:t>1</w:t>
+            </w:r>
+          </w:p>
+        </w:tc>
+        <w:tc>
+          <w:tcPr>
+            <w:tcW w:w="493" w:type="dxa"/>
+            <w:shd w:val="clear" w:color="auto" w:fill="538135" w:themeFill="accent6" w:themeFillShade="BF"/>
+          </w:tcPr>
+          <w:p>
+            <w:pPr>
+              <w:pStyle w:val="a4"/>
+              <w:spacing w:line="360" w:lineRule="auto"/>
+              <w:ind w:left="0"/>
+              <w:rPr>
+                <w:rFonts w:cs="Times New Roman"/>
+                <w:sz w:val="20"/>
+                <w:lang w:val="en-US"/>
+              </w:rPr>
+            </w:pPr>
+            <w:r>
+              <w:rPr>
+                <w:rFonts w:cs="Times New Roman"/>
+                <w:sz w:val="20"/>
+                <w:lang w:val="en-US"/>
+              </w:rPr>
+              <w:t>0</w:t>
+            </w:r>
+          </w:p>
+        </w:tc>
+        <w:tc>
+          <w:tcPr>
+            <w:tcW w:w="493" w:type="dxa"/>
+            <w:shd w:val="clear" w:color="auto" w:fill="538135" w:themeFill="accent6" w:themeFillShade="BF"/>
+          </w:tcPr>
+          <w:p>
+            <w:pPr>
+              <w:pStyle w:val="a4"/>
+              <w:spacing w:line="360" w:lineRule="auto"/>
+              <w:ind w:left="0"/>
+              <w:rPr>
+                <w:rFonts w:cs="Times New Roman"/>
+                <w:sz w:val="20"/>
+                <w:lang w:val="en-US"/>
+              </w:rPr>
+            </w:pPr>
+            <w:r>
+              <w:rPr>
+                <w:rFonts w:cs="Times New Roman"/>
+                <w:sz w:val="20"/>
+                <w:lang w:val="en-US"/>
+              </w:rPr>
+              <w:t>0</w:t>
+            </w:r>
+          </w:p>
+        </w:tc>
+        <w:tc>
+          <w:tcPr>
+            <w:tcW w:w="493" w:type="dxa"/>
+          </w:tcPr>
+          <w:p>
+            <w:r>
+              <w:rPr>
+                <w:rFonts w:cs="Times New Roman"/>
+                <w:sz w:val="20"/>
+                <w:lang w:val="en-US"/>
+              </w:rPr>
+              <w:t>0</w:t>
+            </w:r>
+          </w:p>
+        </w:tc>
+        <w:tc>
+          <w:tcPr>
+            <w:tcW w:w="493" w:type="dxa"/>
+          </w:tcPr>
+          <w:p>
+            <w:r>
+              <w:rPr>
+                <w:rFonts w:cs="Times New Roman"/>
+                <w:sz w:val="20"/>
+                <w:lang w:val="en-US"/>
+              </w:rPr>
+              <w:t>0</w:t>
+            </w:r>
+          </w:p>
+        </w:tc>
+        <w:tc>
+          <w:tcPr>
+            <w:tcW w:w="493" w:type="dxa"/>
+          </w:tcPr>
+          <w:p>
+            <w:r>
+              <w:rPr>
+                <w:rFonts w:cs="Times New Roman"/>
+                <w:sz w:val="20"/>
+                <w:lang w:val="en-US"/>
+              </w:rPr>
+              <w:t>0</w:t>
+            </w:r>
+          </w:p>
+        </w:tc>
+        <w:tc>
+          <w:tcPr>
+            <w:tcW w:w="493" w:type="dxa"/>
+          </w:tcPr>
+          <w:p>
+            <w:r>
+              <w:rPr>
+                <w:rFonts w:cs="Times New Roman"/>
+                <w:sz w:val="20"/>
+                <w:lang w:val="en-US"/>
+              </w:rPr>
+              <w:t>0</w:t>
+            </w:r>
+          </w:p>
+        </w:tc>
+        <w:tc>
+          <w:tcPr>
+            <w:tcW w:w="493" w:type="dxa"/>
+            <w:shd w:val="clear" w:color="auto" w:fill="C5E0B3" w:themeFill="accent6" w:themeFillTint="66"/>
+          </w:tcPr>
+          <w:p>
+            <w:pPr>
+              <w:pStyle w:val="a4"/>
+              <w:spacing w:line="360" w:lineRule="auto"/>
+              <w:ind w:left="0"/>
+              <w:rPr>
+                <w:rFonts w:cs="Times New Roman"/>
+                <w:sz w:val="20"/>
+                <w:lang w:val="en-US"/>
+              </w:rPr>
+            </w:pPr>
+            <w:r>
+              <w:rPr>
+                <w:rFonts w:cs="Times New Roman"/>
+                <w:sz w:val="20"/>
+                <w:lang w:val="en-US"/>
+              </w:rPr>
+              <w:t>1</w:t>
+            </w:r>
+          </w:p>
+        </w:tc>
+        <w:tc>
+          <w:tcPr>
+            <w:tcW w:w="493" w:type="dxa"/>
+          </w:tcPr>
+          <w:p>
+            <w:r>
+              <w:rPr>
+                <w:rFonts w:cs="Times New Roman"/>
+                <w:sz w:val="20"/>
+                <w:lang w:val="en-US"/>
+              </w:rPr>
+              <w:t>0</w:t>
+            </w:r>
+          </w:p>
+        </w:tc>
+        <w:tc>
+          <w:tcPr>
+            <w:tcW w:w="493" w:type="dxa"/>
+          </w:tcPr>
+          <w:p>
+            <w:r>
+              <w:rPr>
+                <w:rFonts w:cs="Times New Roman"/>
+                <w:sz w:val="20"/>
+                <w:lang w:val="en-US"/>
+              </w:rPr>
+              <w:t>0</w:t>
+            </w:r>
+          </w:p>
+        </w:tc>
+        <w:tc>
+          <w:tcPr>
+            <w:tcW w:w="617" w:type="dxa"/>
+          </w:tcPr>
+          <w:p>
+            <w:r>
+              <w:rPr>
+                <w:rFonts w:cs="Times New Roman"/>
+                <w:sz w:val="20"/>
+                <w:lang w:val="en-US"/>
+              </w:rPr>
+              <w:t>0</w:t>
+            </w:r>
+          </w:p>
+        </w:tc>
+        <w:tc>
+          <w:tcPr>
+            <w:tcW w:w="461" w:type="dxa"/>
+          </w:tcPr>
+          <w:p>
+            <w:r>
+              <w:rPr>
+                <w:rFonts w:cs="Times New Roman"/>
+                <w:sz w:val="20"/>
+                <w:lang w:val="en-US"/>
+              </w:rPr>
+              <w:t>0</w:t>
+            </w:r>
+          </w:p>
+        </w:tc>
+        <w:tc>
+          <w:tcPr>
+            <w:tcW w:w="493" w:type="dxa"/>
+          </w:tcPr>
+          <w:p>
+            <w:r>
+              <w:rPr>
+                <w:rFonts w:cs="Times New Roman"/>
+                <w:sz w:val="20"/>
+                <w:lang w:val="en-US"/>
+              </w:rPr>
+              <w:t>0</w:t>
+            </w:r>
+          </w:p>
+        </w:tc>
+        <w:tc>
+          <w:tcPr>
+            <w:tcW w:w="608" w:type="dxa"/>
+          </w:tcPr>
+          <w:p>
+            <w:r>
+              <w:rPr>
+                <w:rFonts w:cs="Times New Roman"/>
+                <w:sz w:val="20"/>
+                <w:lang w:val="en-US"/>
+              </w:rPr>
+              <w:t>0</w:t>
+            </w:r>
+          </w:p>
+        </w:tc>
+        <w:tc>
+          <w:tcPr>
+            <w:tcW w:w="608" w:type="dxa"/>
+          </w:tcPr>
+          <w:p>
+            <w:r>
+              <w:rPr>
+                <w:rFonts w:cs="Times New Roman"/>
+                <w:sz w:val="20"/>
+                <w:lang w:val="en-US"/>
+              </w:rPr>
+              <w:t>0</w:t>
+            </w:r>
+          </w:p>
+        </w:tc>
+        <w:tc>
+          <w:tcPr>
+            <w:tcW w:w="608" w:type="dxa"/>
+          </w:tcPr>
+          <w:p>
+            <w:r>
+              <w:rPr>
+                <w:rFonts w:cs="Times New Roman"/>
+                <w:sz w:val="20"/>
+                <w:lang w:val="en-US"/>
+              </w:rPr>
+              <w:t>0</w:t>
+            </w:r>
+          </w:p>
+        </w:tc>
+        <w:tc>
+          <w:tcPr>
+            <w:tcW w:w="608" w:type="dxa"/>
+          </w:tcPr>
+          <w:p>
+            <w:r>
+              <w:rPr>
+                <w:rFonts w:cs="Times New Roman"/>
+                <w:sz w:val="20"/>
+                <w:lang w:val="en-US"/>
+              </w:rPr>
+              <w:t>0</w:t>
+            </w:r>
+          </w:p>
+        </w:tc>
+        <w:tc>
+          <w:tcPr>
+            <w:tcW w:w="608" w:type="dxa"/>
+          </w:tcPr>
+          <w:p>
+            <w:r>
+              <w:rPr>
+                <w:rFonts w:cs="Times New Roman"/>
+                <w:sz w:val="20"/>
+                <w:lang w:val="en-US"/>
+              </w:rPr>
+              <w:t>0</w:t>
+            </w:r>
+          </w:p>
+        </w:tc>
+        <w:tc>
+          <w:tcPr>
+            <w:tcW w:w="608" w:type="dxa"/>
+          </w:tcPr>
+          <w:p>
+            <w:r>
+              <w:rPr>
+                <w:rFonts w:cs="Times New Roman"/>
+                <w:sz w:val="20"/>
+                <w:lang w:val="en-US"/>
+              </w:rPr>
+              <w:t>0</w:t>
+            </w:r>
+          </w:p>
+        </w:tc>
+      </w:tr>
+      <w:tr>
+        <w:trPr>
+          <w:trHeight w:val="304"/>
+        </w:trPr>
+        <w:tc>
+          <w:tcPr>
+            <w:tcW w:w="493" w:type="dxa"/>
+            <w:shd w:val="clear" w:color="auto" w:fill="538135" w:themeFill="accent6" w:themeFillShade="BF"/>
+          </w:tcPr>
+          <w:p>
+            <w:pPr>
+              <w:pStyle w:val="a4"/>
+              <w:spacing w:line="360" w:lineRule="auto"/>
+              <w:ind w:left="0"/>
+              <w:rPr>
+                <w:rFonts w:cs="Times New Roman"/>
+                <w:sz w:val="20"/>
+                <w:lang w:val="en-US"/>
+              </w:rPr>
+            </w:pPr>
+            <w:r>
+              <w:rPr>
+                <w:rFonts w:cs="Times New Roman"/>
+                <w:sz w:val="20"/>
+                <w:lang w:val="en-US"/>
+              </w:rPr>
+              <w:t>0</w:t>
+            </w:r>
+          </w:p>
+        </w:tc>
+        <w:tc>
+          <w:tcPr>
+            <w:tcW w:w="493" w:type="dxa"/>
+            <w:shd w:val="clear" w:color="auto" w:fill="538135" w:themeFill="accent6" w:themeFillShade="BF"/>
+          </w:tcPr>
+          <w:p>
+            <w:pPr>
+              <w:pStyle w:val="a4"/>
+              <w:spacing w:line="360" w:lineRule="auto"/>
+              <w:ind w:left="0"/>
+              <w:rPr>
+                <w:rFonts w:cs="Times New Roman"/>
+                <w:sz w:val="20"/>
+                <w:lang w:val="en-US"/>
+              </w:rPr>
+            </w:pPr>
+            <w:r>
+              <w:rPr>
+                <w:rFonts w:cs="Times New Roman"/>
+                <w:sz w:val="20"/>
+                <w:lang w:val="en-US"/>
+              </w:rPr>
+              <w:t>1</w:t>
+            </w:r>
+          </w:p>
+        </w:tc>
+        <w:tc>
+          <w:tcPr>
+            <w:tcW w:w="493" w:type="dxa"/>
+            <w:shd w:val="clear" w:color="auto" w:fill="538135" w:themeFill="accent6" w:themeFillShade="BF"/>
+          </w:tcPr>
+          <w:p>
+            <w:pPr>
+              <w:pStyle w:val="a4"/>
+              <w:spacing w:line="360" w:lineRule="auto"/>
+              <w:ind w:left="0"/>
+              <w:rPr>
+                <w:rFonts w:cs="Times New Roman"/>
+                <w:sz w:val="20"/>
+                <w:lang w:val="en-US"/>
+              </w:rPr>
+            </w:pPr>
+            <w:r>
+              <w:rPr>
+                <w:rFonts w:cs="Times New Roman"/>
+                <w:sz w:val="20"/>
+                <w:lang w:val="en-US"/>
+              </w:rPr>
+              <w:t>0</w:t>
+            </w:r>
+          </w:p>
+        </w:tc>
+        <w:tc>
+          <w:tcPr>
+            <w:tcW w:w="493" w:type="dxa"/>
+            <w:shd w:val="clear" w:color="auto" w:fill="538135" w:themeFill="accent6" w:themeFillShade="BF"/>
+          </w:tcPr>
+          <w:p>
+            <w:pPr>
+              <w:pStyle w:val="a4"/>
+              <w:spacing w:line="360" w:lineRule="auto"/>
+              <w:ind w:left="0"/>
+              <w:rPr>
+                <w:rFonts w:cs="Times New Roman"/>
+                <w:sz w:val="20"/>
+                <w:lang w:val="en-US"/>
+              </w:rPr>
+            </w:pPr>
+            <w:r>
+              <w:rPr>
+                <w:rFonts w:cs="Times New Roman"/>
+                <w:sz w:val="20"/>
+                <w:lang w:val="en-US"/>
+              </w:rPr>
+              <w:t>1</w:t>
+            </w:r>
+          </w:p>
+        </w:tc>
+        <w:tc>
+          <w:tcPr>
+            <w:tcW w:w="493" w:type="dxa"/>
+          </w:tcPr>
+          <w:p>
+            <w:r>
+              <w:rPr>
+                <w:rFonts w:cs="Times New Roman"/>
+                <w:sz w:val="20"/>
+                <w:lang w:val="en-US"/>
+              </w:rPr>
+              <w:t>0</w:t>
+            </w:r>
+          </w:p>
+        </w:tc>
+        <w:tc>
+          <w:tcPr>
+            <w:tcW w:w="493" w:type="dxa"/>
+          </w:tcPr>
+          <w:p>
+            <w:r>
+              <w:rPr>
+                <w:rFonts w:cs="Times New Roman"/>
+                <w:sz w:val="20"/>
+                <w:lang w:val="en-US"/>
+              </w:rPr>
+              <w:t>0</w:t>
+            </w:r>
+          </w:p>
+        </w:tc>
+        <w:tc>
+          <w:tcPr>
+            <w:tcW w:w="493" w:type="dxa"/>
+          </w:tcPr>
+          <w:p>
+            <w:r>
+              <w:rPr>
+                <w:rFonts w:cs="Times New Roman"/>
+                <w:sz w:val="20"/>
+                <w:lang w:val="en-US"/>
+              </w:rPr>
+              <w:t>0</w:t>
+            </w:r>
+          </w:p>
+        </w:tc>
+        <w:tc>
+          <w:tcPr>
+            <w:tcW w:w="493" w:type="dxa"/>
+          </w:tcPr>
+          <w:p>
+            <w:r>
+              <w:rPr>
+                <w:rFonts w:cs="Times New Roman"/>
+                <w:sz w:val="20"/>
+                <w:lang w:val="en-US"/>
+              </w:rPr>
+              <w:t>0</w:t>
+            </w:r>
+          </w:p>
+        </w:tc>
+        <w:tc>
+          <w:tcPr>
+            <w:tcW w:w="493" w:type="dxa"/>
+          </w:tcPr>
+          <w:p>
+            <w:r>
+              <w:rPr>
+                <w:rFonts w:cs="Times New Roman"/>
+                <w:sz w:val="20"/>
+                <w:lang w:val="en-US"/>
+              </w:rPr>
+              <w:t>0</w:t>
+            </w:r>
+          </w:p>
+        </w:tc>
+        <w:tc>
+          <w:tcPr>
+            <w:tcW w:w="493" w:type="dxa"/>
+            <w:shd w:val="clear" w:color="auto" w:fill="C5E0B3" w:themeFill="accent6" w:themeFillTint="66"/>
+          </w:tcPr>
+          <w:p>
+            <w:pPr>
+              <w:pStyle w:val="a4"/>
+              <w:spacing w:line="360" w:lineRule="auto"/>
+              <w:ind w:left="0"/>
+              <w:rPr>
+                <w:rFonts w:cs="Times New Roman"/>
+                <w:sz w:val="20"/>
+                <w:lang w:val="en-US"/>
+              </w:rPr>
+            </w:pPr>
+            <w:r>
+              <w:rPr>
+                <w:rFonts w:cs="Times New Roman"/>
+                <w:sz w:val="20"/>
+                <w:lang w:val="en-US"/>
+              </w:rPr>
+              <w:t>1</w:t>
+            </w:r>
+          </w:p>
+        </w:tc>
+        <w:tc>
+          <w:tcPr>
+            <w:tcW w:w="493" w:type="dxa"/>
+          </w:tcPr>
+          <w:p>
+            <w:r>
+              <w:rPr>
+                <w:rFonts w:cs="Times New Roman"/>
+                <w:sz w:val="20"/>
+                <w:lang w:val="en-US"/>
+              </w:rPr>
+              <w:t>0</w:t>
+            </w:r>
+          </w:p>
+        </w:tc>
+        <w:tc>
+          <w:tcPr>
+            <w:tcW w:w="617" w:type="dxa"/>
+          </w:tcPr>
+          <w:p>
+            <w:r>
+              <w:rPr>
+                <w:rFonts w:cs="Times New Roman"/>
+                <w:sz w:val="20"/>
+                <w:lang w:val="en-US"/>
+              </w:rPr>
+              <w:t>0</w:t>
+            </w:r>
+          </w:p>
+        </w:tc>
+        <w:tc>
+          <w:tcPr>
+            <w:tcW w:w="461" w:type="dxa"/>
+          </w:tcPr>
+          <w:p>
+            <w:r>
+              <w:rPr>
+                <w:rFonts w:cs="Times New Roman"/>
+                <w:sz w:val="20"/>
+                <w:lang w:val="en-US"/>
+              </w:rPr>
+              <w:t>0</w:t>
+            </w:r>
+          </w:p>
+        </w:tc>
+        <w:tc>
+          <w:tcPr>
+            <w:tcW w:w="493" w:type="dxa"/>
+          </w:tcPr>
+          <w:p>
+            <w:r>
+              <w:rPr>
+                <w:rFonts w:cs="Times New Roman"/>
+                <w:sz w:val="20"/>
+                <w:lang w:val="en-US"/>
+              </w:rPr>
+              <w:t>0</w:t>
+            </w:r>
+          </w:p>
+        </w:tc>
+        <w:tc>
+          <w:tcPr>
+            <w:tcW w:w="608" w:type="dxa"/>
+          </w:tcPr>
+          <w:p>
+            <w:r>
+              <w:rPr>
+                <w:rFonts w:cs="Times New Roman"/>
+                <w:sz w:val="20"/>
+                <w:lang w:val="en-US"/>
+              </w:rPr>
+              <w:t>0</w:t>
+            </w:r>
+          </w:p>
+        </w:tc>
+        <w:tc>
+          <w:tcPr>
+            <w:tcW w:w="608" w:type="dxa"/>
+          </w:tcPr>
+          <w:p>
+            <w:r>
+              <w:rPr>
+                <w:rFonts w:cs="Times New Roman"/>
+                <w:sz w:val="20"/>
+                <w:lang w:val="en-US"/>
+              </w:rPr>
+              <w:t>0</w:t>
+            </w:r>
+          </w:p>
+        </w:tc>
+        <w:tc>
+          <w:tcPr>
+            <w:tcW w:w="608" w:type="dxa"/>
+          </w:tcPr>
+          <w:p>
+            <w:r>
+              <w:rPr>
+                <w:rFonts w:cs="Times New Roman"/>
+                <w:sz w:val="20"/>
+                <w:lang w:val="en-US"/>
+              </w:rPr>
+              <w:t>0</w:t>
+            </w:r>
+          </w:p>
+        </w:tc>
+        <w:tc>
+          <w:tcPr>
+            <w:tcW w:w="608" w:type="dxa"/>
+          </w:tcPr>
+          <w:p>
+            <w:r>
+              <w:rPr>
+                <w:rFonts w:cs="Times New Roman"/>
+                <w:sz w:val="20"/>
+                <w:lang w:val="en-US"/>
+              </w:rPr>
+              <w:t>0</w:t>
+            </w:r>
+          </w:p>
+        </w:tc>
+        <w:tc>
+          <w:tcPr>
+            <w:tcW w:w="608" w:type="dxa"/>
+          </w:tcPr>
+          <w:p>
+            <w:r>
+              <w:rPr>
+                <w:rFonts w:cs="Times New Roman"/>
+                <w:sz w:val="20"/>
+                <w:lang w:val="en-US"/>
+              </w:rPr>
+              <w:t>0</w:t>
+            </w:r>
+          </w:p>
+        </w:tc>
+        <w:tc>
+          <w:tcPr>
+            <w:tcW w:w="608" w:type="dxa"/>
+          </w:tcPr>
+          <w:p>
+            <w:r>
+              <w:rPr>
+                <w:rFonts w:cs="Times New Roman"/>
+                <w:sz w:val="20"/>
+                <w:lang w:val="en-US"/>
+              </w:rPr>
+              <w:t>0</w:t>
+            </w:r>
+          </w:p>
+        </w:tc>
+      </w:tr>
+      <w:tr>
+        <w:trPr>
+          <w:trHeight w:val="304"/>
+        </w:trPr>
+        <w:tc>
+          <w:tcPr>
+            <w:tcW w:w="493" w:type="dxa"/>
+            <w:shd w:val="clear" w:color="auto" w:fill="538135" w:themeFill="accent6" w:themeFillShade="BF"/>
+          </w:tcPr>
+          <w:p>
+            <w:pPr>
+              <w:pStyle w:val="a4"/>
+              <w:spacing w:line="360" w:lineRule="auto"/>
+              <w:ind w:left="0"/>
+              <w:rPr>
+                <w:rFonts w:cs="Times New Roman"/>
+                <w:sz w:val="20"/>
+                <w:lang w:val="en-US"/>
+              </w:rPr>
+            </w:pPr>
+            <w:r>
+              <w:rPr>
+                <w:rFonts w:cs="Times New Roman"/>
+                <w:sz w:val="20"/>
+                <w:lang w:val="en-US"/>
+              </w:rPr>
+              <w:t>0</w:t>
+            </w:r>
+          </w:p>
+        </w:tc>
+        <w:tc>
+          <w:tcPr>
+            <w:tcW w:w="493" w:type="dxa"/>
+            <w:shd w:val="clear" w:color="auto" w:fill="538135" w:themeFill="accent6" w:themeFillShade="BF"/>
+          </w:tcPr>
+          <w:p>
+            <w:pPr>
+              <w:pStyle w:val="a4"/>
+              <w:spacing w:line="360" w:lineRule="auto"/>
+              <w:ind w:left="0"/>
+              <w:rPr>
+                <w:rFonts w:cs="Times New Roman"/>
+                <w:sz w:val="20"/>
+                <w:lang w:val="en-US"/>
+              </w:rPr>
+            </w:pPr>
+            <w:r>
+              <w:rPr>
+                <w:rFonts w:cs="Times New Roman"/>
+                <w:sz w:val="20"/>
+                <w:lang w:val="en-US"/>
+              </w:rPr>
+              <w:t>1</w:t>
+            </w:r>
+          </w:p>
+        </w:tc>
+        <w:tc>
+          <w:tcPr>
+            <w:tcW w:w="493" w:type="dxa"/>
+            <w:shd w:val="clear" w:color="auto" w:fill="538135" w:themeFill="accent6" w:themeFillShade="BF"/>
+          </w:tcPr>
+          <w:p>
+            <w:pPr>
+              <w:pStyle w:val="a4"/>
+              <w:spacing w:line="360" w:lineRule="auto"/>
+              <w:ind w:left="0"/>
+              <w:rPr>
+                <w:rFonts w:cs="Times New Roman"/>
+                <w:sz w:val="20"/>
+                <w:lang w:val="en-US"/>
+              </w:rPr>
+            </w:pPr>
+            <w:r>
+              <w:rPr>
+                <w:rFonts w:cs="Times New Roman"/>
+                <w:sz w:val="20"/>
+                <w:lang w:val="en-US"/>
+              </w:rPr>
+              <w:t>1</w:t>
+            </w:r>
+          </w:p>
+        </w:tc>
+        <w:tc>
+          <w:tcPr>
+            <w:tcW w:w="493" w:type="dxa"/>
+            <w:shd w:val="clear" w:color="auto" w:fill="538135" w:themeFill="accent6" w:themeFillShade="BF"/>
+          </w:tcPr>
+          <w:p>
+            <w:pPr>
+              <w:pStyle w:val="a4"/>
+              <w:spacing w:line="360" w:lineRule="auto"/>
+              <w:ind w:left="0"/>
+              <w:rPr>
+                <w:rFonts w:cs="Times New Roman"/>
+                <w:sz w:val="20"/>
+                <w:lang w:val="en-US"/>
+              </w:rPr>
+            </w:pPr>
+            <w:r>
+              <w:rPr>
+                <w:rFonts w:cs="Times New Roman"/>
+                <w:sz w:val="20"/>
+                <w:lang w:val="en-US"/>
+              </w:rPr>
+              <w:t>0</w:t>
+            </w:r>
+          </w:p>
+        </w:tc>
+        <w:tc>
+          <w:tcPr>
+            <w:tcW w:w="493" w:type="dxa"/>
+          </w:tcPr>
+          <w:p>
+            <w:r>
+              <w:rPr>
+                <w:rFonts w:cs="Times New Roman"/>
+                <w:sz w:val="20"/>
+                <w:lang w:val="en-US"/>
+              </w:rPr>
+              <w:t>0</w:t>
+            </w:r>
+          </w:p>
+        </w:tc>
+        <w:tc>
+          <w:tcPr>
+            <w:tcW w:w="493" w:type="dxa"/>
+          </w:tcPr>
+          <w:p>
+            <w:r>
+              <w:rPr>
+                <w:rFonts w:cs="Times New Roman"/>
+                <w:sz w:val="20"/>
+                <w:lang w:val="en-US"/>
+              </w:rPr>
+              <w:t>0</w:t>
+            </w:r>
+          </w:p>
+        </w:tc>
+        <w:tc>
+          <w:tcPr>
+            <w:tcW w:w="493" w:type="dxa"/>
+          </w:tcPr>
+          <w:p>
+            <w:r>
+              <w:rPr>
+                <w:rFonts w:cs="Times New Roman"/>
+                <w:sz w:val="20"/>
+                <w:lang w:val="en-US"/>
+              </w:rPr>
+              <w:t>0</w:t>
+            </w:r>
+          </w:p>
+        </w:tc>
+        <w:tc>
+          <w:tcPr>
+            <w:tcW w:w="493" w:type="dxa"/>
+          </w:tcPr>
+          <w:p>
+            <w:r>
+              <w:rPr>
+                <w:rFonts w:cs="Times New Roman"/>
+                <w:sz w:val="20"/>
+                <w:lang w:val="en-US"/>
+              </w:rPr>
+              <w:t>0</w:t>
+            </w:r>
+          </w:p>
+        </w:tc>
+        <w:tc>
+          <w:tcPr>
+            <w:tcW w:w="493" w:type="dxa"/>
+          </w:tcPr>
+          <w:p>
+            <w:r>
+              <w:rPr>
+                <w:rFonts w:cs="Times New Roman"/>
+                <w:sz w:val="20"/>
+                <w:lang w:val="en-US"/>
+              </w:rPr>
+              <w:t>0</w:t>
+            </w:r>
+          </w:p>
+        </w:tc>
+        <w:tc>
+          <w:tcPr>
+            <w:tcW w:w="493" w:type="dxa"/>
+          </w:tcPr>
+          <w:p>
+            <w:r>
+              <w:rPr>
+                <w:rFonts w:cs="Times New Roman"/>
+                <w:sz w:val="20"/>
+                <w:lang w:val="en-US"/>
+              </w:rPr>
+              <w:t>0</w:t>
+            </w:r>
+          </w:p>
+        </w:tc>
+        <w:tc>
+          <w:tcPr>
+            <w:tcW w:w="493" w:type="dxa"/>
+            <w:shd w:val="clear" w:color="auto" w:fill="C5E0B3" w:themeFill="accent6" w:themeFillTint="66"/>
+          </w:tcPr>
+          <w:p>
+            <w:pPr>
+              <w:pStyle w:val="a4"/>
+              <w:spacing w:line="360" w:lineRule="auto"/>
+              <w:ind w:left="0"/>
+              <w:rPr>
+                <w:rFonts w:cs="Times New Roman"/>
+                <w:sz w:val="20"/>
+                <w:lang w:val="en-US"/>
+              </w:rPr>
+            </w:pPr>
+            <w:r>
+              <w:rPr>
+                <w:rFonts w:cs="Times New Roman"/>
+                <w:sz w:val="20"/>
+                <w:lang w:val="en-US"/>
+              </w:rPr>
+              <w:t>1</w:t>
+            </w:r>
+          </w:p>
+        </w:tc>
+        <w:tc>
+          <w:tcPr>
+            <w:tcW w:w="617" w:type="dxa"/>
+          </w:tcPr>
+          <w:p>
+            <w:r>
+              <w:rPr>
+                <w:rFonts w:cs="Times New Roman"/>
+                <w:sz w:val="20"/>
+                <w:lang w:val="en-US"/>
+              </w:rPr>
+              <w:t>0</w:t>
+            </w:r>
+          </w:p>
+        </w:tc>
+        <w:tc>
+          <w:tcPr>
+            <w:tcW w:w="461" w:type="dxa"/>
+          </w:tcPr>
+          <w:p>
+            <w:r>
+              <w:rPr>
+                <w:rFonts w:cs="Times New Roman"/>
+                <w:sz w:val="20"/>
+                <w:lang w:val="en-US"/>
+              </w:rPr>
+              <w:t>0</w:t>
+            </w:r>
+          </w:p>
+        </w:tc>
+        <w:tc>
+          <w:tcPr>
+            <w:tcW w:w="493" w:type="dxa"/>
+          </w:tcPr>
+          <w:p>
+            <w:r>
+              <w:rPr>
+                <w:rFonts w:cs="Times New Roman"/>
+                <w:sz w:val="20"/>
+                <w:lang w:val="en-US"/>
+              </w:rPr>
+              <w:t>0</w:t>
+            </w:r>
+          </w:p>
+        </w:tc>
+        <w:tc>
+          <w:tcPr>
+            <w:tcW w:w="608" w:type="dxa"/>
+          </w:tcPr>
+          <w:p>
+            <w:r>
+              <w:rPr>
+                <w:rFonts w:cs="Times New Roman"/>
+                <w:sz w:val="20"/>
+                <w:lang w:val="en-US"/>
+              </w:rPr>
+              <w:t>0</w:t>
+            </w:r>
+          </w:p>
+        </w:tc>
+        <w:tc>
+          <w:tcPr>
+            <w:tcW w:w="608" w:type="dxa"/>
+          </w:tcPr>
+          <w:p>
+            <w:r>
+              <w:rPr>
+                <w:rFonts w:cs="Times New Roman"/>
+                <w:sz w:val="20"/>
+                <w:lang w:val="en-US"/>
+              </w:rPr>
+              <w:t>0</w:t>
+            </w:r>
+          </w:p>
+        </w:tc>
+        <w:tc>
+          <w:tcPr>
+            <w:tcW w:w="608" w:type="dxa"/>
+          </w:tcPr>
+          <w:p>
+            <w:r>
+              <w:rPr>
+                <w:rFonts w:cs="Times New Roman"/>
+                <w:sz w:val="20"/>
+                <w:lang w:val="en-US"/>
+              </w:rPr>
+              <w:t>0</w:t>
+            </w:r>
+          </w:p>
+        </w:tc>
+        <w:tc>
+          <w:tcPr>
+            <w:tcW w:w="608" w:type="dxa"/>
+          </w:tcPr>
+          <w:p>
+            <w:r>
+              <w:rPr>
+                <w:rFonts w:cs="Times New Roman"/>
+                <w:sz w:val="20"/>
+                <w:lang w:val="en-US"/>
+              </w:rPr>
+              <w:t>0</w:t>
+            </w:r>
+          </w:p>
+        </w:tc>
+        <w:tc>
+          <w:tcPr>
+            <w:tcW w:w="608" w:type="dxa"/>
+          </w:tcPr>
+          <w:p>
+            <w:r>
+              <w:rPr>
+                <w:rFonts w:cs="Times New Roman"/>
+                <w:sz w:val="20"/>
+                <w:lang w:val="en-US"/>
+              </w:rPr>
+              <w:t>0</w:t>
+            </w:r>
+          </w:p>
+        </w:tc>
+        <w:tc>
+          <w:tcPr>
+            <w:tcW w:w="608" w:type="dxa"/>
+          </w:tcPr>
+          <w:p>
+            <w:r>
+              <w:rPr>
+                <w:rFonts w:cs="Times New Roman"/>
+                <w:sz w:val="20"/>
+                <w:lang w:val="en-US"/>
+              </w:rPr>
+              <w:t>0</w:t>
+            </w:r>
+          </w:p>
+        </w:tc>
+      </w:tr>
+      <w:tr>
+        <w:trPr>
+          <w:trHeight w:val="304"/>
+        </w:trPr>
+        <w:tc>
+          <w:tcPr>
+            <w:tcW w:w="493" w:type="dxa"/>
+            <w:shd w:val="clear" w:color="auto" w:fill="538135" w:themeFill="accent6" w:themeFillShade="BF"/>
+          </w:tcPr>
+          <w:p>
+            <w:pPr>
+              <w:pStyle w:val="a4"/>
+              <w:spacing w:line="360" w:lineRule="auto"/>
+              <w:ind w:left="0"/>
+              <w:rPr>
+                <w:rFonts w:cs="Times New Roman"/>
+                <w:sz w:val="20"/>
+                <w:lang w:val="en-US"/>
+              </w:rPr>
+            </w:pPr>
+            <w:r>
+              <w:rPr>
+                <w:rFonts w:cs="Times New Roman"/>
+                <w:sz w:val="20"/>
+                <w:lang w:val="en-US"/>
+              </w:rPr>
+              <w:t>0</w:t>
+            </w:r>
+          </w:p>
+        </w:tc>
+        <w:tc>
+          <w:tcPr>
+            <w:tcW w:w="493" w:type="dxa"/>
+            <w:shd w:val="clear" w:color="auto" w:fill="538135" w:themeFill="accent6" w:themeFillShade="BF"/>
+          </w:tcPr>
+          <w:p>
+            <w:pPr>
+              <w:pStyle w:val="a4"/>
+              <w:spacing w:line="360" w:lineRule="auto"/>
+              <w:ind w:left="0"/>
+              <w:rPr>
+                <w:rFonts w:cs="Times New Roman"/>
+                <w:sz w:val="20"/>
+                <w:lang w:val="en-US"/>
+              </w:rPr>
+            </w:pPr>
+            <w:r>
+              <w:rPr>
+                <w:rFonts w:cs="Times New Roman"/>
+                <w:sz w:val="20"/>
+                <w:lang w:val="en-US"/>
+              </w:rPr>
+              <w:t>1</w:t>
+            </w:r>
+          </w:p>
+        </w:tc>
+        <w:tc>
+          <w:tcPr>
+            <w:tcW w:w="493" w:type="dxa"/>
+            <w:shd w:val="clear" w:color="auto" w:fill="538135" w:themeFill="accent6" w:themeFillShade="BF"/>
+          </w:tcPr>
+          <w:p>
+            <w:pPr>
+              <w:pStyle w:val="a4"/>
+              <w:spacing w:line="360" w:lineRule="auto"/>
+              <w:ind w:left="0"/>
+              <w:rPr>
+                <w:rFonts w:cs="Times New Roman"/>
+                <w:sz w:val="20"/>
+                <w:lang w:val="en-US"/>
+              </w:rPr>
+            </w:pPr>
+            <w:r>
+              <w:rPr>
+                <w:rFonts w:cs="Times New Roman"/>
+                <w:sz w:val="20"/>
+                <w:lang w:val="en-US"/>
+              </w:rPr>
+              <w:t>1</w:t>
+            </w:r>
+          </w:p>
+        </w:tc>
+        <w:tc>
+          <w:tcPr>
+            <w:tcW w:w="493" w:type="dxa"/>
+            <w:shd w:val="clear" w:color="auto" w:fill="538135" w:themeFill="accent6" w:themeFillShade="BF"/>
+          </w:tcPr>
+          <w:p>
+            <w:pPr>
+              <w:pStyle w:val="a4"/>
+              <w:spacing w:line="360" w:lineRule="auto"/>
+              <w:ind w:left="0"/>
+              <w:rPr>
+                <w:rFonts w:cs="Times New Roman"/>
+                <w:sz w:val="20"/>
+                <w:lang w:val="en-US"/>
+              </w:rPr>
+            </w:pPr>
+            <w:r>
+              <w:rPr>
+                <w:rFonts w:cs="Times New Roman"/>
+                <w:sz w:val="20"/>
+                <w:lang w:val="en-US"/>
+              </w:rPr>
+              <w:t>1</w:t>
+            </w:r>
+          </w:p>
+        </w:tc>
+        <w:tc>
+          <w:tcPr>
+            <w:tcW w:w="493" w:type="dxa"/>
+          </w:tcPr>
+          <w:p>
+            <w:r>
+              <w:rPr>
+                <w:rFonts w:cs="Times New Roman"/>
+                <w:sz w:val="20"/>
+                <w:lang w:val="en-US"/>
+              </w:rPr>
+              <w:t>0</w:t>
+            </w:r>
+          </w:p>
+        </w:tc>
+        <w:tc>
+          <w:tcPr>
+            <w:tcW w:w="493" w:type="dxa"/>
+          </w:tcPr>
+          <w:p>
+            <w:r>
+              <w:rPr>
+                <w:rFonts w:cs="Times New Roman"/>
+                <w:sz w:val="20"/>
+                <w:lang w:val="en-US"/>
+              </w:rPr>
+              <w:t>0</w:t>
+            </w:r>
+          </w:p>
+        </w:tc>
+        <w:tc>
+          <w:tcPr>
+            <w:tcW w:w="493" w:type="dxa"/>
+          </w:tcPr>
+          <w:p>
+            <w:r>
+              <w:rPr>
+                <w:rFonts w:cs="Times New Roman"/>
+                <w:sz w:val="20"/>
+                <w:lang w:val="en-US"/>
+              </w:rPr>
+              <w:t>0</w:t>
+            </w:r>
+          </w:p>
+        </w:tc>
+        <w:tc>
+          <w:tcPr>
+            <w:tcW w:w="493" w:type="dxa"/>
+          </w:tcPr>
+          <w:p>
+            <w:r>
+              <w:rPr>
+                <w:rFonts w:cs="Times New Roman"/>
+                <w:sz w:val="20"/>
+                <w:lang w:val="en-US"/>
+              </w:rPr>
+              <w:t>0</w:t>
+            </w:r>
+          </w:p>
+        </w:tc>
+        <w:tc>
+          <w:tcPr>
+            <w:tcW w:w="493" w:type="dxa"/>
+          </w:tcPr>
+          <w:p>
+            <w:r>
+              <w:rPr>
+                <w:rFonts w:cs="Times New Roman"/>
+                <w:sz w:val="20"/>
+                <w:lang w:val="en-US"/>
+              </w:rPr>
+              <w:t>0</w:t>
+            </w:r>
+          </w:p>
+        </w:tc>
+        <w:tc>
+          <w:tcPr>
+            <w:tcW w:w="493" w:type="dxa"/>
+          </w:tcPr>
+          <w:p>
+            <w:r>
+              <w:rPr>
+                <w:rFonts w:cs="Times New Roman"/>
+                <w:sz w:val="20"/>
+                <w:lang w:val="en-US"/>
+              </w:rPr>
+              <w:t>0</w:t>
+            </w:r>
+          </w:p>
+        </w:tc>
+        <w:tc>
+          <w:tcPr>
+            <w:tcW w:w="493" w:type="dxa"/>
+          </w:tcPr>
+          <w:p>
+            <w:r>
+              <w:rPr>
+                <w:rFonts w:cs="Times New Roman"/>
+                <w:sz w:val="20"/>
+                <w:lang w:val="en-US"/>
+              </w:rPr>
+              <w:t>0</w:t>
+            </w:r>
+          </w:p>
+        </w:tc>
+        <w:tc>
+          <w:tcPr>
+            <w:tcW w:w="617" w:type="dxa"/>
+            <w:shd w:val="clear" w:color="auto" w:fill="C5E0B3" w:themeFill="accent6" w:themeFillTint="66"/>
+          </w:tcPr>
+          <w:p>
+            <w:pPr>
+              <w:pStyle w:val="a4"/>
+              <w:spacing w:line="360" w:lineRule="auto"/>
+              <w:ind w:left="0"/>
+              <w:rPr>
+                <w:rFonts w:cs="Times New Roman"/>
+                <w:sz w:val="20"/>
+                <w:lang w:val="en-US"/>
+              </w:rPr>
+            </w:pPr>
+            <w:r>
+              <w:rPr>
+                <w:rFonts w:cs="Times New Roman"/>
+                <w:sz w:val="20"/>
+                <w:lang w:val="en-US"/>
+              </w:rPr>
+              <w:t>1</w:t>
+            </w:r>
+          </w:p>
+        </w:tc>
+        <w:tc>
+          <w:tcPr>
+            <w:tcW w:w="461" w:type="dxa"/>
+          </w:tcPr>
+          <w:p>
+            <w:r>
+              <w:rPr>
+                <w:rFonts w:cs="Times New Roman"/>
+                <w:sz w:val="20"/>
+                <w:lang w:val="en-US"/>
+              </w:rPr>
+              <w:t>0</w:t>
+            </w:r>
+          </w:p>
+        </w:tc>
+        <w:tc>
+          <w:tcPr>
+            <w:tcW w:w="493" w:type="dxa"/>
+          </w:tcPr>
+          <w:p>
+            <w:r>
+              <w:rPr>
+                <w:rFonts w:cs="Times New Roman"/>
+                <w:sz w:val="20"/>
+                <w:lang w:val="en-US"/>
+              </w:rPr>
+              <w:t>0</w:t>
+            </w:r>
+          </w:p>
+        </w:tc>
+        <w:tc>
+          <w:tcPr>
+            <w:tcW w:w="608" w:type="dxa"/>
+          </w:tcPr>
+          <w:p>
+            <w:r>
+              <w:rPr>
+                <w:rFonts w:cs="Times New Roman"/>
+                <w:sz w:val="20"/>
+                <w:lang w:val="en-US"/>
+              </w:rPr>
+              <w:t>0</w:t>
+            </w:r>
+          </w:p>
+        </w:tc>
+        <w:tc>
+          <w:tcPr>
+            <w:tcW w:w="608" w:type="dxa"/>
+          </w:tcPr>
+          <w:p>
+            <w:r>
+              <w:rPr>
+                <w:rFonts w:cs="Times New Roman"/>
+                <w:sz w:val="20"/>
+                <w:lang w:val="en-US"/>
+              </w:rPr>
+              <w:t>0</w:t>
+            </w:r>
+          </w:p>
+        </w:tc>
+        <w:tc>
+          <w:tcPr>
+            <w:tcW w:w="608" w:type="dxa"/>
+          </w:tcPr>
+          <w:p>
+            <w:r>
+              <w:rPr>
+                <w:rFonts w:cs="Times New Roman"/>
+                <w:sz w:val="20"/>
+                <w:lang w:val="en-US"/>
+              </w:rPr>
+              <w:t>0</w:t>
+            </w:r>
+          </w:p>
+        </w:tc>
+        <w:tc>
+          <w:tcPr>
+            <w:tcW w:w="608" w:type="dxa"/>
+          </w:tcPr>
+          <w:p>
+            <w:r>
+              <w:rPr>
+                <w:rFonts w:cs="Times New Roman"/>
+                <w:sz w:val="20"/>
+                <w:lang w:val="en-US"/>
+              </w:rPr>
+              <w:t>0</w:t>
+            </w:r>
+          </w:p>
+        </w:tc>
+        <w:tc>
+          <w:tcPr>
+            <w:tcW w:w="608" w:type="dxa"/>
+          </w:tcPr>
+          <w:p>
+            <w:r>
+              <w:rPr>
+                <w:rFonts w:cs="Times New Roman"/>
+                <w:sz w:val="20"/>
+                <w:lang w:val="en-US"/>
+              </w:rPr>
+              <w:t>0</w:t>
+            </w:r>
+          </w:p>
+        </w:tc>
+        <w:tc>
+          <w:tcPr>
+            <w:tcW w:w="608" w:type="dxa"/>
+          </w:tcPr>
+          <w:p>
+            <w:r>
+              <w:rPr>
+                <w:rFonts w:cs="Times New Roman"/>
+                <w:sz w:val="20"/>
+                <w:lang w:val="en-US"/>
+              </w:rPr>
+              <w:t>0</w:t>
+            </w:r>
+          </w:p>
+        </w:tc>
+      </w:tr>
+      <w:tr>
+        <w:trPr>
+          <w:trHeight w:val="304"/>
+        </w:trPr>
+        <w:tc>
+          <w:tcPr>
+            <w:tcW w:w="493" w:type="dxa"/>
+            <w:shd w:val="clear" w:color="auto" w:fill="538135" w:themeFill="accent6" w:themeFillShade="BF"/>
+          </w:tcPr>
+          <w:p>
+            <w:pPr>
+              <w:pStyle w:val="a4"/>
+              <w:spacing w:line="360" w:lineRule="auto"/>
+              <w:ind w:left="0"/>
+              <w:rPr>
+                <w:rFonts w:cs="Times New Roman"/>
+                <w:sz w:val="20"/>
+                <w:lang w:val="en-US"/>
+              </w:rPr>
+            </w:pPr>
+            <w:r>
+              <w:rPr>
+                <w:rFonts w:cs="Times New Roman"/>
+                <w:sz w:val="20"/>
+                <w:lang w:val="en-US"/>
+              </w:rPr>
+              <w:t>1</w:t>
+            </w:r>
+          </w:p>
+        </w:tc>
+        <w:tc>
+          <w:tcPr>
+            <w:tcW w:w="493" w:type="dxa"/>
+            <w:shd w:val="clear" w:color="auto" w:fill="538135" w:themeFill="accent6" w:themeFillShade="BF"/>
+          </w:tcPr>
+          <w:p>
+            <w:pPr>
+              <w:pStyle w:val="a4"/>
+              <w:spacing w:line="360" w:lineRule="auto"/>
+              <w:ind w:left="0"/>
+              <w:rPr>
+                <w:rFonts w:cs="Times New Roman"/>
+                <w:sz w:val="20"/>
+                <w:lang w:val="en-US"/>
+              </w:rPr>
+            </w:pPr>
+            <w:r>
+              <w:rPr>
+                <w:rFonts w:cs="Times New Roman"/>
+                <w:sz w:val="20"/>
+                <w:lang w:val="en-US"/>
+              </w:rPr>
+              <w:t>0</w:t>
+            </w:r>
+          </w:p>
+        </w:tc>
+        <w:tc>
+          <w:tcPr>
+            <w:tcW w:w="493" w:type="dxa"/>
+            <w:shd w:val="clear" w:color="auto" w:fill="538135" w:themeFill="accent6" w:themeFillShade="BF"/>
+          </w:tcPr>
+          <w:p>
+            <w:pPr>
+              <w:pStyle w:val="a4"/>
+              <w:spacing w:line="360" w:lineRule="auto"/>
+              <w:ind w:left="0"/>
+              <w:rPr>
+                <w:rFonts w:cs="Times New Roman"/>
+                <w:sz w:val="20"/>
+                <w:lang w:val="en-US"/>
+              </w:rPr>
+            </w:pPr>
+            <w:r>
+              <w:rPr>
+                <w:rFonts w:cs="Times New Roman"/>
+                <w:sz w:val="20"/>
+                <w:lang w:val="en-US"/>
+              </w:rPr>
+              <w:t>0</w:t>
+            </w:r>
+          </w:p>
+        </w:tc>
+        <w:tc>
+          <w:tcPr>
+            <w:tcW w:w="493" w:type="dxa"/>
+            <w:shd w:val="clear" w:color="auto" w:fill="538135" w:themeFill="accent6" w:themeFillShade="BF"/>
+          </w:tcPr>
+          <w:p>
+            <w:pPr>
+              <w:pStyle w:val="a4"/>
+              <w:spacing w:line="360" w:lineRule="auto"/>
+              <w:ind w:left="0"/>
+              <w:rPr>
+                <w:rFonts w:cs="Times New Roman"/>
+                <w:sz w:val="20"/>
+                <w:lang w:val="en-US"/>
+              </w:rPr>
+            </w:pPr>
+            <w:r>
+              <w:rPr>
+                <w:rFonts w:cs="Times New Roman"/>
+                <w:sz w:val="20"/>
+                <w:lang w:val="en-US"/>
+              </w:rPr>
+              <w:t>0</w:t>
+            </w:r>
+          </w:p>
+        </w:tc>
+        <w:tc>
+          <w:tcPr>
+            <w:tcW w:w="493" w:type="dxa"/>
+          </w:tcPr>
+          <w:p>
+            <w:r>
+              <w:rPr>
+                <w:rFonts w:cs="Times New Roman"/>
+                <w:sz w:val="20"/>
+                <w:lang w:val="en-US"/>
+              </w:rPr>
+              <w:t>0</w:t>
+            </w:r>
+          </w:p>
+        </w:tc>
+        <w:tc>
+          <w:tcPr>
+            <w:tcW w:w="493" w:type="dxa"/>
+          </w:tcPr>
+          <w:p>
+            <w:r>
+              <w:rPr>
+                <w:rFonts w:cs="Times New Roman"/>
+                <w:sz w:val="20"/>
+                <w:lang w:val="en-US"/>
+              </w:rPr>
+              <w:t>0</w:t>
+            </w:r>
+          </w:p>
+        </w:tc>
+        <w:tc>
+          <w:tcPr>
+            <w:tcW w:w="493" w:type="dxa"/>
+          </w:tcPr>
+          <w:p>
+            <w:r>
+              <w:rPr>
+                <w:rFonts w:cs="Times New Roman"/>
+                <w:sz w:val="20"/>
+                <w:lang w:val="en-US"/>
+              </w:rPr>
+              <w:t>0</w:t>
+            </w:r>
+          </w:p>
+        </w:tc>
+        <w:tc>
+          <w:tcPr>
+            <w:tcW w:w="493" w:type="dxa"/>
+          </w:tcPr>
+          <w:p>
+            <w:r>
+              <w:rPr>
+                <w:rFonts w:cs="Times New Roman"/>
+                <w:sz w:val="20"/>
+                <w:lang w:val="en-US"/>
+              </w:rPr>
+              <w:t>0</w:t>
+            </w:r>
+          </w:p>
+        </w:tc>
+        <w:tc>
+          <w:tcPr>
+            <w:tcW w:w="493" w:type="dxa"/>
+          </w:tcPr>
+          <w:p>
+            <w:r>
+              <w:rPr>
+                <w:rFonts w:cs="Times New Roman"/>
+                <w:sz w:val="20"/>
+                <w:lang w:val="en-US"/>
+              </w:rPr>
+              <w:t>0</w:t>
+            </w:r>
+          </w:p>
+        </w:tc>
+        <w:tc>
+          <w:tcPr>
+            <w:tcW w:w="493" w:type="dxa"/>
+          </w:tcPr>
+          <w:p>
+            <w:r>
+              <w:rPr>
+                <w:rFonts w:cs="Times New Roman"/>
+                <w:sz w:val="20"/>
+                <w:lang w:val="en-US"/>
+              </w:rPr>
+              <w:t>0</w:t>
+            </w:r>
+          </w:p>
+        </w:tc>
+        <w:tc>
+          <w:tcPr>
+            <w:tcW w:w="493" w:type="dxa"/>
+          </w:tcPr>
+          <w:p>
+            <w:r>
+              <w:rPr>
+                <w:rFonts w:cs="Times New Roman"/>
+                <w:sz w:val="20"/>
+                <w:lang w:val="en-US"/>
+              </w:rPr>
+              <w:t>0</w:t>
+            </w:r>
+          </w:p>
+        </w:tc>
+        <w:tc>
+          <w:tcPr>
+            <w:tcW w:w="617" w:type="dxa"/>
+          </w:tcPr>
+          <w:p>
+            <w:r>
+              <w:rPr>
+                <w:rFonts w:cs="Times New Roman"/>
+                <w:sz w:val="20"/>
+                <w:lang w:val="en-US"/>
+              </w:rPr>
+              <w:t>0</w:t>
+            </w:r>
+          </w:p>
+        </w:tc>
+        <w:tc>
+          <w:tcPr>
+            <w:tcW w:w="461" w:type="dxa"/>
+            <w:shd w:val="clear" w:color="auto" w:fill="C5E0B3" w:themeFill="accent6" w:themeFillTint="66"/>
+          </w:tcPr>
+          <w:p>
+            <w:pPr>
+              <w:pStyle w:val="a4"/>
+              <w:spacing w:line="360" w:lineRule="auto"/>
+              <w:ind w:left="0"/>
+              <w:rPr>
+                <w:rFonts w:cs="Times New Roman"/>
+                <w:sz w:val="20"/>
+                <w:lang w:val="en-US"/>
+              </w:rPr>
+            </w:pPr>
+            <w:r>
+              <w:rPr>
+                <w:rFonts w:cs="Times New Roman"/>
+                <w:sz w:val="20"/>
+                <w:lang w:val="en-US"/>
+              </w:rPr>
+              <w:t>1</w:t>
+            </w:r>
+          </w:p>
+        </w:tc>
+        <w:tc>
+          <w:tcPr>
+            <w:tcW w:w="493" w:type="dxa"/>
+          </w:tcPr>
+          <w:p>
+            <w:r>
+              <w:rPr>
+                <w:rFonts w:cs="Times New Roman"/>
+                <w:sz w:val="20"/>
+                <w:lang w:val="en-US"/>
+              </w:rPr>
+              <w:t>0</w:t>
+            </w:r>
+          </w:p>
+        </w:tc>
+        <w:tc>
+          <w:tcPr>
+            <w:tcW w:w="608" w:type="dxa"/>
+          </w:tcPr>
+          <w:p>
+            <w:r>
+              <w:rPr>
+                <w:rFonts w:cs="Times New Roman"/>
+                <w:sz w:val="20"/>
+                <w:lang w:val="en-US"/>
+              </w:rPr>
+              <w:t>0</w:t>
+            </w:r>
+          </w:p>
+        </w:tc>
+        <w:tc>
+          <w:tcPr>
+            <w:tcW w:w="608" w:type="dxa"/>
+          </w:tcPr>
+          <w:p>
+            <w:r>
+              <w:rPr>
+                <w:rFonts w:cs="Times New Roman"/>
+                <w:sz w:val="20"/>
+                <w:lang w:val="en-US"/>
+              </w:rPr>
+              <w:t>0</w:t>
+            </w:r>
+          </w:p>
+        </w:tc>
+        <w:tc>
+          <w:tcPr>
+            <w:tcW w:w="608" w:type="dxa"/>
+          </w:tcPr>
+          <w:p>
+            <w:r>
+              <w:rPr>
+                <w:rFonts w:cs="Times New Roman"/>
+                <w:sz w:val="20"/>
+                <w:lang w:val="en-US"/>
+              </w:rPr>
+              <w:t>0</w:t>
+            </w:r>
+          </w:p>
+        </w:tc>
+        <w:tc>
+          <w:tcPr>
+            <w:tcW w:w="608" w:type="dxa"/>
+          </w:tcPr>
+          <w:p>
+            <w:r>
+              <w:rPr>
+                <w:rFonts w:cs="Times New Roman"/>
+                <w:sz w:val="20"/>
+                <w:lang w:val="en-US"/>
+              </w:rPr>
+              <w:t>0</w:t>
+            </w:r>
+          </w:p>
+        </w:tc>
+        <w:tc>
+          <w:tcPr>
+            <w:tcW w:w="608" w:type="dxa"/>
+          </w:tcPr>
+          <w:p>
+            <w:r>
+              <w:rPr>
+                <w:rFonts w:cs="Times New Roman"/>
+                <w:sz w:val="20"/>
+                <w:lang w:val="en-US"/>
+              </w:rPr>
+              <w:t>0</w:t>
+            </w:r>
+          </w:p>
+        </w:tc>
+        <w:tc>
+          <w:tcPr>
+            <w:tcW w:w="608" w:type="dxa"/>
+          </w:tcPr>
+          <w:p>
+            <w:r>
+              <w:rPr>
+                <w:rFonts w:cs="Times New Roman"/>
+                <w:sz w:val="20"/>
+                <w:lang w:val="en-US"/>
+              </w:rPr>
+              <w:t>0</w:t>
+            </w:r>
+          </w:p>
+        </w:tc>
+      </w:tr>
+      <w:tr>
+        <w:trPr>
+          <w:trHeight w:val="304"/>
+        </w:trPr>
+        <w:tc>
+          <w:tcPr>
+            <w:tcW w:w="493" w:type="dxa"/>
+            <w:shd w:val="clear" w:color="auto" w:fill="538135" w:themeFill="accent6" w:themeFillShade="BF"/>
+          </w:tcPr>
+          <w:p>
+            <w:pPr>
+              <w:pStyle w:val="a4"/>
+              <w:spacing w:line="360" w:lineRule="auto"/>
+              <w:ind w:left="0"/>
+              <w:rPr>
+                <w:rFonts w:cs="Times New Roman"/>
+                <w:sz w:val="20"/>
+                <w:lang w:val="en-US"/>
+              </w:rPr>
+            </w:pPr>
+            <w:r>
+              <w:rPr>
+                <w:rFonts w:cs="Times New Roman"/>
+                <w:sz w:val="20"/>
+                <w:lang w:val="en-US"/>
+              </w:rPr>
+              <w:t>1</w:t>
+            </w:r>
+          </w:p>
+        </w:tc>
+        <w:tc>
+          <w:tcPr>
+            <w:tcW w:w="493" w:type="dxa"/>
+            <w:shd w:val="clear" w:color="auto" w:fill="538135" w:themeFill="accent6" w:themeFillShade="BF"/>
+          </w:tcPr>
+          <w:p>
+            <w:pPr>
+              <w:pStyle w:val="a4"/>
+              <w:spacing w:line="360" w:lineRule="auto"/>
+              <w:ind w:left="0"/>
+              <w:rPr>
+                <w:rFonts w:cs="Times New Roman"/>
+                <w:sz w:val="20"/>
+                <w:lang w:val="en-US"/>
+              </w:rPr>
+            </w:pPr>
+            <w:r>
+              <w:rPr>
+                <w:rFonts w:cs="Times New Roman"/>
+                <w:sz w:val="20"/>
+                <w:lang w:val="en-US"/>
+              </w:rPr>
+              <w:t>0</w:t>
+            </w:r>
+          </w:p>
+        </w:tc>
+        <w:tc>
+          <w:tcPr>
+            <w:tcW w:w="493" w:type="dxa"/>
+            <w:shd w:val="clear" w:color="auto" w:fill="538135" w:themeFill="accent6" w:themeFillShade="BF"/>
+          </w:tcPr>
+          <w:p>
+            <w:pPr>
+              <w:pStyle w:val="a4"/>
+              <w:spacing w:line="360" w:lineRule="auto"/>
+              <w:ind w:left="0"/>
+              <w:rPr>
+                <w:rFonts w:cs="Times New Roman"/>
+                <w:sz w:val="20"/>
+                <w:lang w:val="en-US"/>
+              </w:rPr>
+            </w:pPr>
+            <w:r>
+              <w:rPr>
+                <w:rFonts w:cs="Times New Roman"/>
+                <w:sz w:val="20"/>
+                <w:lang w:val="en-US"/>
+              </w:rPr>
+              <w:t>0</w:t>
+            </w:r>
+          </w:p>
+        </w:tc>
+        <w:tc>
+          <w:tcPr>
+            <w:tcW w:w="493" w:type="dxa"/>
+            <w:shd w:val="clear" w:color="auto" w:fill="538135" w:themeFill="accent6" w:themeFillShade="BF"/>
+          </w:tcPr>
+          <w:p>
+            <w:pPr>
+              <w:pStyle w:val="a4"/>
+              <w:spacing w:line="360" w:lineRule="auto"/>
+              <w:ind w:left="0"/>
+              <w:rPr>
+                <w:rFonts w:cs="Times New Roman"/>
+                <w:sz w:val="20"/>
+                <w:lang w:val="en-US"/>
+              </w:rPr>
+            </w:pPr>
+            <w:r>
+              <w:rPr>
+                <w:rFonts w:cs="Times New Roman"/>
+                <w:sz w:val="20"/>
+                <w:lang w:val="en-US"/>
+              </w:rPr>
+              <w:t>1</w:t>
+            </w:r>
+          </w:p>
+        </w:tc>
+        <w:tc>
+          <w:tcPr>
+            <w:tcW w:w="493" w:type="dxa"/>
+          </w:tcPr>
+          <w:p>
+            <w:r>
+              <w:rPr>
+                <w:rFonts w:cs="Times New Roman"/>
+                <w:sz w:val="20"/>
+                <w:lang w:val="en-US"/>
+              </w:rPr>
+              <w:t>0</w:t>
+            </w:r>
+          </w:p>
+        </w:tc>
+        <w:tc>
+          <w:tcPr>
+            <w:tcW w:w="493" w:type="dxa"/>
+          </w:tcPr>
+          <w:p>
+            <w:r>
+              <w:rPr>
+                <w:rFonts w:cs="Times New Roman"/>
+                <w:sz w:val="20"/>
+                <w:lang w:val="en-US"/>
+              </w:rPr>
+              <w:t>0</w:t>
+            </w:r>
+          </w:p>
+        </w:tc>
+        <w:tc>
+          <w:tcPr>
+            <w:tcW w:w="493" w:type="dxa"/>
+          </w:tcPr>
+          <w:p>
+            <w:r>
+              <w:rPr>
+                <w:rFonts w:cs="Times New Roman"/>
+                <w:sz w:val="20"/>
+                <w:lang w:val="en-US"/>
+              </w:rPr>
+              <w:t>0</w:t>
+            </w:r>
+          </w:p>
+        </w:tc>
+        <w:tc>
+          <w:tcPr>
+            <w:tcW w:w="493" w:type="dxa"/>
+          </w:tcPr>
+          <w:p>
+            <w:r>
+              <w:rPr>
+                <w:rFonts w:cs="Times New Roman"/>
+                <w:sz w:val="20"/>
+                <w:lang w:val="en-US"/>
+              </w:rPr>
+              <w:t>0</w:t>
+            </w:r>
+          </w:p>
+        </w:tc>
+        <w:tc>
+          <w:tcPr>
+            <w:tcW w:w="493" w:type="dxa"/>
+          </w:tcPr>
+          <w:p>
+            <w:r>
+              <w:rPr>
+                <w:rFonts w:cs="Times New Roman"/>
+                <w:sz w:val="20"/>
+                <w:lang w:val="en-US"/>
+              </w:rPr>
+              <w:t>0</w:t>
+            </w:r>
+          </w:p>
+        </w:tc>
+        <w:tc>
+          <w:tcPr>
+            <w:tcW w:w="493" w:type="dxa"/>
+          </w:tcPr>
+          <w:p>
+            <w:r>
+              <w:rPr>
+                <w:rFonts w:cs="Times New Roman"/>
+                <w:sz w:val="20"/>
+                <w:lang w:val="en-US"/>
+              </w:rPr>
+              <w:t>0</w:t>
+            </w:r>
+          </w:p>
+        </w:tc>
+        <w:tc>
+          <w:tcPr>
+            <w:tcW w:w="493" w:type="dxa"/>
+          </w:tcPr>
+          <w:p>
+            <w:r>
+              <w:rPr>
+                <w:rFonts w:cs="Times New Roman"/>
+                <w:sz w:val="20"/>
+                <w:lang w:val="en-US"/>
+              </w:rPr>
+              <w:t>0</w:t>
+            </w:r>
+          </w:p>
+        </w:tc>
+        <w:tc>
+          <w:tcPr>
+            <w:tcW w:w="617" w:type="dxa"/>
+          </w:tcPr>
+          <w:p>
+            <w:r>
+              <w:rPr>
+                <w:rFonts w:cs="Times New Roman"/>
+                <w:sz w:val="20"/>
+                <w:lang w:val="en-US"/>
+              </w:rPr>
+              <w:t>0</w:t>
+            </w:r>
+          </w:p>
+        </w:tc>
+        <w:tc>
+          <w:tcPr>
+            <w:tcW w:w="461" w:type="dxa"/>
+          </w:tcPr>
+          <w:p>
+            <w:r>
+              <w:rPr>
+                <w:rFonts w:cs="Times New Roman"/>
+                <w:sz w:val="20"/>
+                <w:lang w:val="en-US"/>
+              </w:rPr>
+              <w:t>0</w:t>
+            </w:r>
+          </w:p>
+        </w:tc>
+        <w:tc>
+          <w:tcPr>
+            <w:tcW w:w="493" w:type="dxa"/>
+            <w:shd w:val="clear" w:color="auto" w:fill="C5E0B3" w:themeFill="accent6" w:themeFillTint="66"/>
+          </w:tcPr>
+          <w:p>
+            <w:pPr>
+              <w:pStyle w:val="a4"/>
+              <w:spacing w:line="360" w:lineRule="auto"/>
+              <w:ind w:left="0"/>
+              <w:rPr>
+                <w:rFonts w:cs="Times New Roman"/>
+                <w:sz w:val="20"/>
+                <w:lang w:val="en-US"/>
+              </w:rPr>
+            </w:pPr>
+            <w:r>
+              <w:rPr>
+                <w:rFonts w:cs="Times New Roman"/>
+                <w:sz w:val="20"/>
+                <w:lang w:val="en-US"/>
+              </w:rPr>
+              <w:t>1</w:t>
+            </w:r>
+          </w:p>
+        </w:tc>
+        <w:tc>
+          <w:tcPr>
+            <w:tcW w:w="608" w:type="dxa"/>
+          </w:tcPr>
+          <w:p>
+            <w:r>
+              <w:rPr>
+                <w:rFonts w:cs="Times New Roman"/>
+                <w:sz w:val="20"/>
+                <w:lang w:val="en-US"/>
+              </w:rPr>
+              <w:t>0</w:t>
+            </w:r>
+          </w:p>
+        </w:tc>
+        <w:tc>
+          <w:tcPr>
+            <w:tcW w:w="608" w:type="dxa"/>
+          </w:tcPr>
+          <w:p>
+            <w:r>
+              <w:rPr>
+                <w:rFonts w:cs="Times New Roman"/>
+                <w:sz w:val="20"/>
+                <w:lang w:val="en-US"/>
+              </w:rPr>
+              <w:t>0</w:t>
+            </w:r>
+          </w:p>
+        </w:tc>
+        <w:tc>
+          <w:tcPr>
+            <w:tcW w:w="608" w:type="dxa"/>
+          </w:tcPr>
+          <w:p>
+            <w:r>
+              <w:rPr>
+                <w:rFonts w:cs="Times New Roman"/>
+                <w:sz w:val="20"/>
+                <w:lang w:val="en-US"/>
+              </w:rPr>
+              <w:t>0</w:t>
+            </w:r>
+          </w:p>
+        </w:tc>
+        <w:tc>
+          <w:tcPr>
+            <w:tcW w:w="608" w:type="dxa"/>
+          </w:tcPr>
+          <w:p>
+            <w:r>
+              <w:rPr>
+                <w:rFonts w:cs="Times New Roman"/>
+                <w:sz w:val="20"/>
+                <w:lang w:val="en-US"/>
+              </w:rPr>
+              <w:t>0</w:t>
+            </w:r>
+          </w:p>
+        </w:tc>
+        <w:tc>
+          <w:tcPr>
+            <w:tcW w:w="608" w:type="dxa"/>
+          </w:tcPr>
+          <w:p>
+            <w:r>
+              <w:rPr>
+                <w:rFonts w:cs="Times New Roman"/>
+                <w:sz w:val="20"/>
+                <w:lang w:val="en-US"/>
+              </w:rPr>
+              <w:t>0</w:t>
+            </w:r>
+          </w:p>
+        </w:tc>
+        <w:tc>
+          <w:tcPr>
+            <w:tcW w:w="608" w:type="dxa"/>
+          </w:tcPr>
+          <w:p>
+            <w:r>
+              <w:rPr>
+                <w:rFonts w:cs="Times New Roman"/>
+                <w:sz w:val="20"/>
+                <w:lang w:val="en-US"/>
+              </w:rPr>
+              <w:t>0</w:t>
+            </w:r>
+          </w:p>
+        </w:tc>
+      </w:tr>
+      <w:tr>
+        <w:trPr>
+          <w:trHeight w:val="304"/>
+        </w:trPr>
+        <w:tc>
+          <w:tcPr>
+            <w:tcW w:w="493" w:type="dxa"/>
+            <w:shd w:val="clear" w:color="auto" w:fill="538135" w:themeFill="accent6" w:themeFillShade="BF"/>
+          </w:tcPr>
+          <w:p>
+            <w:pPr>
+              <w:pStyle w:val="a4"/>
+              <w:spacing w:line="360" w:lineRule="auto"/>
+              <w:ind w:left="0"/>
+              <w:rPr>
+                <w:rFonts w:cs="Times New Roman"/>
+                <w:sz w:val="20"/>
+                <w:lang w:val="en-US"/>
+              </w:rPr>
+            </w:pPr>
+            <w:r>
+              <w:rPr>
+                <w:rFonts w:cs="Times New Roman"/>
+                <w:sz w:val="20"/>
+                <w:lang w:val="en-US"/>
+              </w:rPr>
+              <w:t>1</w:t>
+            </w:r>
+          </w:p>
+        </w:tc>
+        <w:tc>
+          <w:tcPr>
+            <w:tcW w:w="493" w:type="dxa"/>
+            <w:shd w:val="clear" w:color="auto" w:fill="538135" w:themeFill="accent6" w:themeFillShade="BF"/>
+          </w:tcPr>
+          <w:p>
+            <w:pPr>
+              <w:pStyle w:val="a4"/>
+              <w:spacing w:line="360" w:lineRule="auto"/>
+              <w:ind w:left="0"/>
+              <w:rPr>
+                <w:rFonts w:cs="Times New Roman"/>
+                <w:sz w:val="20"/>
+                <w:lang w:val="en-US"/>
+              </w:rPr>
+            </w:pPr>
+            <w:r>
+              <w:rPr>
+                <w:rFonts w:cs="Times New Roman"/>
+                <w:sz w:val="20"/>
+                <w:lang w:val="en-US"/>
+              </w:rPr>
+              <w:t>0</w:t>
+            </w:r>
+          </w:p>
+        </w:tc>
+        <w:tc>
+          <w:tcPr>
+            <w:tcW w:w="493" w:type="dxa"/>
+            <w:shd w:val="clear" w:color="auto" w:fill="538135" w:themeFill="accent6" w:themeFillShade="BF"/>
+          </w:tcPr>
+          <w:p>
+            <w:pPr>
+              <w:pStyle w:val="a4"/>
+              <w:spacing w:line="360" w:lineRule="auto"/>
+              <w:ind w:left="0"/>
+              <w:rPr>
+                <w:rFonts w:cs="Times New Roman"/>
+                <w:sz w:val="20"/>
+                <w:lang w:val="en-US"/>
+              </w:rPr>
+            </w:pPr>
+            <w:r>
+              <w:rPr>
+                <w:rFonts w:cs="Times New Roman"/>
+                <w:sz w:val="20"/>
+                <w:lang w:val="en-US"/>
+              </w:rPr>
+              <w:t>1</w:t>
+            </w:r>
+          </w:p>
+        </w:tc>
+        <w:tc>
+          <w:tcPr>
+            <w:tcW w:w="493" w:type="dxa"/>
+            <w:shd w:val="clear" w:color="auto" w:fill="538135" w:themeFill="accent6" w:themeFillShade="BF"/>
+          </w:tcPr>
+          <w:p>
+            <w:pPr>
+              <w:pStyle w:val="a4"/>
+              <w:spacing w:line="360" w:lineRule="auto"/>
+              <w:ind w:left="0"/>
+              <w:rPr>
+                <w:rFonts w:cs="Times New Roman"/>
+                <w:sz w:val="20"/>
+                <w:lang w:val="en-US"/>
+              </w:rPr>
+            </w:pPr>
+            <w:r>
+              <w:rPr>
+                <w:rFonts w:cs="Times New Roman"/>
+                <w:sz w:val="20"/>
+                <w:lang w:val="en-US"/>
+              </w:rPr>
+              <w:t>0</w:t>
+            </w:r>
+          </w:p>
+        </w:tc>
+        <w:tc>
+          <w:tcPr>
+            <w:tcW w:w="493" w:type="dxa"/>
+          </w:tcPr>
+          <w:p>
+            <w:r>
+              <w:rPr>
+                <w:rFonts w:cs="Times New Roman"/>
+                <w:sz w:val="20"/>
+                <w:lang w:val="en-US"/>
+              </w:rPr>
+              <w:t>0</w:t>
+            </w:r>
+          </w:p>
+        </w:tc>
+        <w:tc>
+          <w:tcPr>
+            <w:tcW w:w="493" w:type="dxa"/>
+          </w:tcPr>
+          <w:p>
+            <w:r>
+              <w:rPr>
+                <w:rFonts w:cs="Times New Roman"/>
+                <w:sz w:val="20"/>
+                <w:lang w:val="en-US"/>
+              </w:rPr>
+              <w:t>0</w:t>
+            </w:r>
+          </w:p>
+        </w:tc>
+        <w:tc>
+          <w:tcPr>
+            <w:tcW w:w="493" w:type="dxa"/>
+          </w:tcPr>
+          <w:p>
+            <w:r>
+              <w:rPr>
+                <w:rFonts w:cs="Times New Roman"/>
+                <w:sz w:val="20"/>
+                <w:lang w:val="en-US"/>
+              </w:rPr>
+              <w:t>0</w:t>
+            </w:r>
+          </w:p>
+        </w:tc>
+        <w:tc>
+          <w:tcPr>
+            <w:tcW w:w="493" w:type="dxa"/>
+          </w:tcPr>
+          <w:p>
+            <w:r>
+              <w:rPr>
+                <w:rFonts w:cs="Times New Roman"/>
+                <w:sz w:val="20"/>
+                <w:lang w:val="en-US"/>
+              </w:rPr>
+              <w:t>0</w:t>
+            </w:r>
+          </w:p>
+        </w:tc>
+        <w:tc>
+          <w:tcPr>
+            <w:tcW w:w="493" w:type="dxa"/>
+          </w:tcPr>
+          <w:p>
+            <w:r>
+              <w:rPr>
+                <w:rFonts w:cs="Times New Roman"/>
+                <w:sz w:val="20"/>
+                <w:lang w:val="en-US"/>
+              </w:rPr>
+              <w:t>0</w:t>
+            </w:r>
+          </w:p>
+        </w:tc>
+        <w:tc>
+          <w:tcPr>
+            <w:tcW w:w="493" w:type="dxa"/>
+          </w:tcPr>
+          <w:p>
+            <w:r>
+              <w:rPr>
+                <w:rFonts w:cs="Times New Roman"/>
+                <w:sz w:val="20"/>
+                <w:lang w:val="en-US"/>
+              </w:rPr>
+              <w:t>0</w:t>
+            </w:r>
+          </w:p>
+        </w:tc>
+        <w:tc>
+          <w:tcPr>
+            <w:tcW w:w="493" w:type="dxa"/>
+          </w:tcPr>
+          <w:p>
+            <w:r>
+              <w:rPr>
+                <w:rFonts w:cs="Times New Roman"/>
+                <w:sz w:val="20"/>
+                <w:lang w:val="en-US"/>
+              </w:rPr>
+              <w:t>0</w:t>
+            </w:r>
+          </w:p>
+        </w:tc>
+        <w:tc>
+          <w:tcPr>
+            <w:tcW w:w="617" w:type="dxa"/>
+          </w:tcPr>
+          <w:p>
+            <w:r>
+              <w:rPr>
+                <w:rFonts w:cs="Times New Roman"/>
+                <w:sz w:val="20"/>
+                <w:lang w:val="en-US"/>
+              </w:rPr>
+              <w:t>0</w:t>
+            </w:r>
+          </w:p>
+        </w:tc>
+        <w:tc>
+          <w:tcPr>
+            <w:tcW w:w="461" w:type="dxa"/>
+          </w:tcPr>
+          <w:p>
+            <w:r>
+              <w:rPr>
+                <w:rFonts w:cs="Times New Roman"/>
+                <w:sz w:val="20"/>
+                <w:lang w:val="en-US"/>
+              </w:rPr>
+              <w:t>0</w:t>
+            </w:r>
+          </w:p>
+        </w:tc>
+        <w:tc>
+          <w:tcPr>
+            <w:tcW w:w="493" w:type="dxa"/>
+          </w:tcPr>
+          <w:p>
+            <w:r>
+              <w:rPr>
+                <w:rFonts w:cs="Times New Roman"/>
+                <w:sz w:val="20"/>
+                <w:lang w:val="en-US"/>
+              </w:rPr>
+              <w:t>0</w:t>
+            </w:r>
+          </w:p>
+        </w:tc>
+        <w:tc>
+          <w:tcPr>
+            <w:tcW w:w="608" w:type="dxa"/>
+            <w:shd w:val="clear" w:color="auto" w:fill="C5E0B3" w:themeFill="accent6" w:themeFillTint="66"/>
+          </w:tcPr>
+          <w:p>
+            <w:pPr>
+              <w:pStyle w:val="a4"/>
+              <w:spacing w:line="360" w:lineRule="auto"/>
+              <w:ind w:left="0"/>
+              <w:rPr>
+                <w:rFonts w:cs="Times New Roman"/>
+                <w:sz w:val="20"/>
+                <w:lang w:val="en-US"/>
+              </w:rPr>
+            </w:pPr>
+            <w:r>
+              <w:rPr>
+                <w:rFonts w:cs="Times New Roman"/>
+                <w:sz w:val="20"/>
+                <w:lang w:val="en-US"/>
+              </w:rPr>
+              <w:t>1</w:t>
+            </w:r>
+          </w:p>
+        </w:tc>
+        <w:tc>
+          <w:tcPr>
+            <w:tcW w:w="608" w:type="dxa"/>
+          </w:tcPr>
+          <w:p>
+            <w:r>
+              <w:rPr>
+                <w:rFonts w:cs="Times New Roman"/>
+                <w:sz w:val="20"/>
+                <w:lang w:val="en-US"/>
+              </w:rPr>
+              <w:t>0</w:t>
+            </w:r>
+          </w:p>
+        </w:tc>
+        <w:tc>
+          <w:tcPr>
+            <w:tcW w:w="608" w:type="dxa"/>
+          </w:tcPr>
+          <w:p>
+            <w:r>
+              <w:rPr>
+                <w:rFonts w:cs="Times New Roman"/>
+                <w:sz w:val="20"/>
+                <w:lang w:val="en-US"/>
+              </w:rPr>
+              <w:t>0</w:t>
+            </w:r>
+          </w:p>
+        </w:tc>
+        <w:tc>
+          <w:tcPr>
+            <w:tcW w:w="608" w:type="dxa"/>
+          </w:tcPr>
+          <w:p>
+            <w:r>
+              <w:rPr>
+                <w:rFonts w:cs="Times New Roman"/>
+                <w:sz w:val="20"/>
+                <w:lang w:val="en-US"/>
+              </w:rPr>
+              <w:t>0</w:t>
+            </w:r>
+          </w:p>
+        </w:tc>
+        <w:tc>
+          <w:tcPr>
+            <w:tcW w:w="608" w:type="dxa"/>
+          </w:tcPr>
+          <w:p>
+            <w:r>
+              <w:rPr>
+                <w:rFonts w:cs="Times New Roman"/>
+                <w:sz w:val="20"/>
+                <w:lang w:val="en-US"/>
+              </w:rPr>
+              <w:t>0</w:t>
+            </w:r>
+          </w:p>
+        </w:tc>
+        <w:tc>
+          <w:tcPr>
+            <w:tcW w:w="608" w:type="dxa"/>
+          </w:tcPr>
+          <w:p>
+            <w:r>
+              <w:rPr>
+                <w:rFonts w:cs="Times New Roman"/>
+                <w:sz w:val="20"/>
+                <w:lang w:val="en-US"/>
+              </w:rPr>
+              <w:t>0</w:t>
+            </w:r>
+          </w:p>
+        </w:tc>
+      </w:tr>
+      <w:tr>
+        <w:trPr>
+          <w:trHeight w:val="304"/>
+        </w:trPr>
+        <w:tc>
+          <w:tcPr>
+            <w:tcW w:w="493" w:type="dxa"/>
+            <w:shd w:val="clear" w:color="auto" w:fill="538135" w:themeFill="accent6" w:themeFillShade="BF"/>
+          </w:tcPr>
+          <w:p>
+            <w:pPr>
+              <w:pStyle w:val="a4"/>
+              <w:spacing w:line="360" w:lineRule="auto"/>
+              <w:ind w:left="0"/>
+              <w:rPr>
+                <w:rFonts w:cs="Times New Roman"/>
+                <w:sz w:val="20"/>
+                <w:lang w:val="en-US"/>
+              </w:rPr>
+            </w:pPr>
+            <w:r>
+              <w:rPr>
+                <w:rFonts w:cs="Times New Roman"/>
+                <w:sz w:val="20"/>
+                <w:lang w:val="en-US"/>
+              </w:rPr>
+              <w:t>1</w:t>
+            </w:r>
+          </w:p>
+        </w:tc>
+        <w:tc>
+          <w:tcPr>
+            <w:tcW w:w="493" w:type="dxa"/>
+            <w:shd w:val="clear" w:color="auto" w:fill="538135" w:themeFill="accent6" w:themeFillShade="BF"/>
+          </w:tcPr>
+          <w:p>
+            <w:pPr>
+              <w:pStyle w:val="a4"/>
+              <w:spacing w:line="360" w:lineRule="auto"/>
+              <w:ind w:left="0"/>
+              <w:rPr>
+                <w:rFonts w:cs="Times New Roman"/>
+                <w:sz w:val="20"/>
+                <w:lang w:val="en-US"/>
+              </w:rPr>
+            </w:pPr>
+            <w:r>
+              <w:rPr>
+                <w:rFonts w:cs="Times New Roman"/>
+                <w:sz w:val="20"/>
+                <w:lang w:val="en-US"/>
+              </w:rPr>
+              <w:t>0</w:t>
+            </w:r>
+          </w:p>
+        </w:tc>
+        <w:tc>
+          <w:tcPr>
+            <w:tcW w:w="493" w:type="dxa"/>
+            <w:shd w:val="clear" w:color="auto" w:fill="538135" w:themeFill="accent6" w:themeFillShade="BF"/>
+          </w:tcPr>
+          <w:p>
+            <w:pPr>
+              <w:pStyle w:val="a4"/>
+              <w:spacing w:line="360" w:lineRule="auto"/>
+              <w:ind w:left="0"/>
+              <w:rPr>
+                <w:rFonts w:cs="Times New Roman"/>
+                <w:sz w:val="20"/>
+                <w:lang w:val="en-US"/>
+              </w:rPr>
+            </w:pPr>
+            <w:r>
+              <w:rPr>
+                <w:rFonts w:cs="Times New Roman"/>
+                <w:sz w:val="20"/>
+                <w:lang w:val="en-US"/>
+              </w:rPr>
+              <w:t>1</w:t>
+            </w:r>
+          </w:p>
+        </w:tc>
+        <w:tc>
+          <w:tcPr>
+            <w:tcW w:w="493" w:type="dxa"/>
+            <w:shd w:val="clear" w:color="auto" w:fill="538135" w:themeFill="accent6" w:themeFillShade="BF"/>
+          </w:tcPr>
+          <w:p>
+            <w:pPr>
+              <w:pStyle w:val="a4"/>
+              <w:spacing w:line="360" w:lineRule="auto"/>
+              <w:ind w:left="0"/>
+              <w:rPr>
+                <w:rFonts w:cs="Times New Roman"/>
+                <w:sz w:val="20"/>
+                <w:lang w:val="en-US"/>
+              </w:rPr>
+            </w:pPr>
+            <w:r>
+              <w:rPr>
+                <w:rFonts w:cs="Times New Roman"/>
+                <w:sz w:val="20"/>
+                <w:lang w:val="en-US"/>
+              </w:rPr>
+              <w:t>1</w:t>
+            </w:r>
+          </w:p>
+        </w:tc>
+        <w:tc>
+          <w:tcPr>
+            <w:tcW w:w="493" w:type="dxa"/>
+          </w:tcPr>
+          <w:p>
+            <w:r>
+              <w:rPr>
+                <w:rFonts w:cs="Times New Roman"/>
+                <w:sz w:val="20"/>
+                <w:lang w:val="en-US"/>
+              </w:rPr>
+              <w:t>0</w:t>
+            </w:r>
+          </w:p>
+        </w:tc>
+        <w:tc>
+          <w:tcPr>
+            <w:tcW w:w="493" w:type="dxa"/>
+          </w:tcPr>
+          <w:p>
+            <w:r>
+              <w:rPr>
+                <w:rFonts w:cs="Times New Roman"/>
+                <w:sz w:val="20"/>
+                <w:lang w:val="en-US"/>
+              </w:rPr>
+              <w:t>0</w:t>
+            </w:r>
+          </w:p>
+        </w:tc>
+        <w:tc>
+          <w:tcPr>
+            <w:tcW w:w="493" w:type="dxa"/>
+          </w:tcPr>
+          <w:p>
+            <w:r>
+              <w:rPr>
+                <w:rFonts w:cs="Times New Roman"/>
+                <w:sz w:val="20"/>
+                <w:lang w:val="en-US"/>
+              </w:rPr>
+              <w:t>0</w:t>
+            </w:r>
+          </w:p>
+        </w:tc>
+        <w:tc>
+          <w:tcPr>
+            <w:tcW w:w="493" w:type="dxa"/>
+          </w:tcPr>
+          <w:p>
+            <w:r>
+              <w:rPr>
+                <w:rFonts w:cs="Times New Roman"/>
+                <w:sz w:val="20"/>
+                <w:lang w:val="en-US"/>
+              </w:rPr>
+              <w:t>0</w:t>
+            </w:r>
+          </w:p>
+        </w:tc>
+        <w:tc>
+          <w:tcPr>
+            <w:tcW w:w="493" w:type="dxa"/>
+          </w:tcPr>
+          <w:p>
+            <w:r>
+              <w:rPr>
+                <w:rFonts w:cs="Times New Roman"/>
+                <w:sz w:val="20"/>
+                <w:lang w:val="en-US"/>
+              </w:rPr>
+              <w:t>0</w:t>
+            </w:r>
+          </w:p>
+        </w:tc>
+        <w:tc>
+          <w:tcPr>
+            <w:tcW w:w="493" w:type="dxa"/>
+          </w:tcPr>
+          <w:p>
+            <w:r>
+              <w:rPr>
+                <w:rFonts w:cs="Times New Roman"/>
+                <w:sz w:val="20"/>
+                <w:lang w:val="en-US"/>
+              </w:rPr>
+              <w:t>0</w:t>
+            </w:r>
+          </w:p>
+        </w:tc>
+        <w:tc>
+          <w:tcPr>
+            <w:tcW w:w="493" w:type="dxa"/>
+          </w:tcPr>
+          <w:p>
+            <w:r>
+              <w:rPr>
+                <w:rFonts w:cs="Times New Roman"/>
+                <w:sz w:val="20"/>
+                <w:lang w:val="en-US"/>
+              </w:rPr>
+              <w:t>0</w:t>
+            </w:r>
+          </w:p>
+        </w:tc>
+        <w:tc>
+          <w:tcPr>
+            <w:tcW w:w="617" w:type="dxa"/>
+          </w:tcPr>
+          <w:p>
+            <w:r>
+              <w:rPr>
+                <w:rFonts w:cs="Times New Roman"/>
+                <w:sz w:val="20"/>
+                <w:lang w:val="en-US"/>
+              </w:rPr>
+              <w:t>0</w:t>
+            </w:r>
+          </w:p>
+        </w:tc>
+        <w:tc>
+          <w:tcPr>
+            <w:tcW w:w="461" w:type="dxa"/>
+          </w:tcPr>
+          <w:p>
+            <w:r>
+              <w:rPr>
+                <w:rFonts w:cs="Times New Roman"/>
+                <w:sz w:val="20"/>
+                <w:lang w:val="en-US"/>
+              </w:rPr>
+              <w:t>0</w:t>
+            </w:r>
+          </w:p>
+        </w:tc>
+        <w:tc>
+          <w:tcPr>
+            <w:tcW w:w="493" w:type="dxa"/>
+          </w:tcPr>
+          <w:p>
+            <w:r>
+              <w:rPr>
+                <w:rFonts w:cs="Times New Roman"/>
+                <w:sz w:val="20"/>
+                <w:lang w:val="en-US"/>
+              </w:rPr>
+              <w:t>0</w:t>
+            </w:r>
+          </w:p>
+        </w:tc>
+        <w:tc>
+          <w:tcPr>
+            <w:tcW w:w="608" w:type="dxa"/>
+          </w:tcPr>
+          <w:p>
+            <w:r>
+              <w:rPr>
+                <w:rFonts w:cs="Times New Roman"/>
+                <w:sz w:val="20"/>
+                <w:lang w:val="en-US"/>
+              </w:rPr>
+              <w:t>0</w:t>
+            </w:r>
+          </w:p>
+        </w:tc>
+        <w:tc>
+          <w:tcPr>
+            <w:tcW w:w="608" w:type="dxa"/>
+            <w:shd w:val="clear" w:color="auto" w:fill="C5E0B3" w:themeFill="accent6" w:themeFillTint="66"/>
+          </w:tcPr>
+          <w:p>
+            <w:pPr>
+              <w:pStyle w:val="a4"/>
+              <w:spacing w:line="360" w:lineRule="auto"/>
+              <w:ind w:left="0"/>
+              <w:rPr>
+                <w:rFonts w:cs="Times New Roman"/>
+                <w:sz w:val="20"/>
+                <w:lang w:val="en-US"/>
+              </w:rPr>
+            </w:pPr>
+            <w:r>
+              <w:rPr>
+                <w:rFonts w:cs="Times New Roman"/>
+                <w:sz w:val="20"/>
+                <w:lang w:val="en-US"/>
+              </w:rPr>
+              <w:t>1</w:t>
+            </w:r>
+          </w:p>
+        </w:tc>
+        <w:tc>
+          <w:tcPr>
+            <w:tcW w:w="608" w:type="dxa"/>
+          </w:tcPr>
+          <w:p>
+            <w:r>
+              <w:rPr>
+                <w:rFonts w:cs="Times New Roman"/>
+                <w:sz w:val="20"/>
+                <w:lang w:val="en-US"/>
+              </w:rPr>
+              <w:t>0</w:t>
+            </w:r>
+          </w:p>
+        </w:tc>
+        <w:tc>
+          <w:tcPr>
+            <w:tcW w:w="608" w:type="dxa"/>
+          </w:tcPr>
+          <w:p>
+            <w:r>
+              <w:rPr>
+                <w:rFonts w:cs="Times New Roman"/>
+                <w:sz w:val="20"/>
+                <w:lang w:val="en-US"/>
+              </w:rPr>
+              <w:t>0</w:t>
+            </w:r>
+          </w:p>
+        </w:tc>
+        <w:tc>
+          <w:tcPr>
+            <w:tcW w:w="608" w:type="dxa"/>
+          </w:tcPr>
+          <w:p>
+            <w:r>
+              <w:rPr>
+                <w:rFonts w:cs="Times New Roman"/>
+                <w:sz w:val="20"/>
+                <w:lang w:val="en-US"/>
+              </w:rPr>
+              <w:t>0</w:t>
+            </w:r>
+          </w:p>
+        </w:tc>
+        <w:tc>
+          <w:tcPr>
+            <w:tcW w:w="608" w:type="dxa"/>
+          </w:tcPr>
+          <w:p>
+            <w:r>
+              <w:rPr>
+                <w:rFonts w:cs="Times New Roman"/>
+                <w:sz w:val="20"/>
+                <w:lang w:val="en-US"/>
+              </w:rPr>
+              <w:t>0</w:t>
+            </w:r>
+          </w:p>
+        </w:tc>
+      </w:tr>
+      <w:tr>
+        <w:trPr>
+          <w:trHeight w:val="304"/>
+        </w:trPr>
+        <w:tc>
+          <w:tcPr>
+            <w:tcW w:w="493" w:type="dxa"/>
+            <w:shd w:val="clear" w:color="auto" w:fill="538135" w:themeFill="accent6" w:themeFillShade="BF"/>
+          </w:tcPr>
+          <w:p>
+            <w:pPr>
+              <w:pStyle w:val="a4"/>
+              <w:spacing w:line="360" w:lineRule="auto"/>
+              <w:ind w:left="0"/>
+              <w:rPr>
+                <w:rFonts w:cs="Times New Roman"/>
+                <w:sz w:val="20"/>
+                <w:lang w:val="en-US"/>
+              </w:rPr>
+            </w:pPr>
+            <w:r>
+              <w:rPr>
+                <w:rFonts w:cs="Times New Roman"/>
+                <w:sz w:val="20"/>
+                <w:lang w:val="en-US"/>
+              </w:rPr>
+              <w:t>1</w:t>
+            </w:r>
+          </w:p>
+        </w:tc>
+        <w:tc>
+          <w:tcPr>
+            <w:tcW w:w="493" w:type="dxa"/>
+            <w:shd w:val="clear" w:color="auto" w:fill="538135" w:themeFill="accent6" w:themeFillShade="BF"/>
+          </w:tcPr>
+          <w:p>
+            <w:pPr>
+              <w:pStyle w:val="a4"/>
+              <w:spacing w:line="360" w:lineRule="auto"/>
+              <w:ind w:left="0"/>
+              <w:rPr>
+                <w:rFonts w:cs="Times New Roman"/>
+                <w:sz w:val="20"/>
+                <w:lang w:val="en-US"/>
+              </w:rPr>
+            </w:pPr>
+            <w:r>
+              <w:rPr>
+                <w:rFonts w:cs="Times New Roman"/>
+                <w:sz w:val="20"/>
+                <w:lang w:val="en-US"/>
+              </w:rPr>
+              <w:t>1</w:t>
+            </w:r>
+          </w:p>
+        </w:tc>
+        <w:tc>
+          <w:tcPr>
+            <w:tcW w:w="493" w:type="dxa"/>
+            <w:shd w:val="clear" w:color="auto" w:fill="538135" w:themeFill="accent6" w:themeFillShade="BF"/>
+          </w:tcPr>
+          <w:p>
+            <w:pPr>
+              <w:pStyle w:val="a4"/>
+              <w:spacing w:line="360" w:lineRule="auto"/>
+              <w:ind w:left="0"/>
+              <w:rPr>
+                <w:rFonts w:cs="Times New Roman"/>
+                <w:sz w:val="20"/>
+                <w:lang w:val="en-US"/>
+              </w:rPr>
+            </w:pPr>
+            <w:r>
+              <w:rPr>
+                <w:rFonts w:cs="Times New Roman"/>
+                <w:sz w:val="20"/>
+                <w:lang w:val="en-US"/>
+              </w:rPr>
+              <w:t>0</w:t>
+            </w:r>
+          </w:p>
+        </w:tc>
+        <w:tc>
+          <w:tcPr>
+            <w:tcW w:w="493" w:type="dxa"/>
+            <w:shd w:val="clear" w:color="auto" w:fill="538135" w:themeFill="accent6" w:themeFillShade="BF"/>
+          </w:tcPr>
+          <w:p>
+            <w:pPr>
+              <w:pStyle w:val="a4"/>
+              <w:spacing w:line="360" w:lineRule="auto"/>
+              <w:ind w:left="0"/>
+              <w:rPr>
+                <w:rFonts w:cs="Times New Roman"/>
+                <w:sz w:val="20"/>
+                <w:lang w:val="en-US"/>
+              </w:rPr>
+            </w:pPr>
+            <w:r>
+              <w:rPr>
+                <w:rFonts w:cs="Times New Roman"/>
+                <w:sz w:val="20"/>
+                <w:lang w:val="en-US"/>
+              </w:rPr>
+              <w:t>0</w:t>
+            </w:r>
+          </w:p>
+        </w:tc>
+        <w:tc>
+          <w:tcPr>
+            <w:tcW w:w="493" w:type="dxa"/>
+          </w:tcPr>
+          <w:p>
+            <w:r>
+              <w:rPr>
+                <w:rFonts w:cs="Times New Roman"/>
+                <w:sz w:val="20"/>
+                <w:lang w:val="en-US"/>
+              </w:rPr>
+              <w:t>0</w:t>
+            </w:r>
+          </w:p>
+        </w:tc>
+        <w:tc>
+          <w:tcPr>
+            <w:tcW w:w="493" w:type="dxa"/>
+          </w:tcPr>
+          <w:p>
+            <w:r>
+              <w:rPr>
+                <w:rFonts w:cs="Times New Roman"/>
+                <w:sz w:val="20"/>
+                <w:lang w:val="en-US"/>
+              </w:rPr>
+              <w:t>0</w:t>
+            </w:r>
+          </w:p>
+        </w:tc>
+        <w:tc>
+          <w:tcPr>
+            <w:tcW w:w="493" w:type="dxa"/>
+          </w:tcPr>
+          <w:p>
+            <w:r>
+              <w:rPr>
+                <w:rFonts w:cs="Times New Roman"/>
+                <w:sz w:val="20"/>
+                <w:lang w:val="en-US"/>
+              </w:rPr>
+              <w:t>0</w:t>
+            </w:r>
+          </w:p>
+        </w:tc>
+        <w:tc>
+          <w:tcPr>
+            <w:tcW w:w="493" w:type="dxa"/>
+          </w:tcPr>
+          <w:p>
+            <w:r>
+              <w:rPr>
+                <w:rFonts w:cs="Times New Roman"/>
+                <w:sz w:val="20"/>
+                <w:lang w:val="en-US"/>
+              </w:rPr>
+              <w:t>0</w:t>
+            </w:r>
+          </w:p>
+        </w:tc>
+        <w:tc>
+          <w:tcPr>
+            <w:tcW w:w="493" w:type="dxa"/>
+          </w:tcPr>
+          <w:p>
+            <w:r>
+              <w:rPr>
+                <w:rFonts w:cs="Times New Roman"/>
+                <w:sz w:val="20"/>
+                <w:lang w:val="en-US"/>
+              </w:rPr>
+              <w:t>0</w:t>
+            </w:r>
+          </w:p>
+        </w:tc>
+        <w:tc>
+          <w:tcPr>
+            <w:tcW w:w="493" w:type="dxa"/>
+          </w:tcPr>
+          <w:p>
+            <w:r>
+              <w:rPr>
+                <w:rFonts w:cs="Times New Roman"/>
+                <w:sz w:val="20"/>
+                <w:lang w:val="en-US"/>
+              </w:rPr>
+              <w:t>0</w:t>
+            </w:r>
+          </w:p>
+        </w:tc>
+        <w:tc>
+          <w:tcPr>
+            <w:tcW w:w="493" w:type="dxa"/>
+          </w:tcPr>
+          <w:p>
+            <w:r>
+              <w:rPr>
+                <w:rFonts w:cs="Times New Roman"/>
+                <w:sz w:val="20"/>
+                <w:lang w:val="en-US"/>
+              </w:rPr>
+              <w:t>0</w:t>
+            </w:r>
+          </w:p>
+        </w:tc>
+        <w:tc>
+          <w:tcPr>
+            <w:tcW w:w="617" w:type="dxa"/>
+          </w:tcPr>
+          <w:p>
+            <w:r>
+              <w:rPr>
+                <w:rFonts w:cs="Times New Roman"/>
+                <w:sz w:val="20"/>
+                <w:lang w:val="en-US"/>
+              </w:rPr>
+              <w:t>0</w:t>
+            </w:r>
+          </w:p>
+        </w:tc>
+        <w:tc>
+          <w:tcPr>
+            <w:tcW w:w="461" w:type="dxa"/>
+          </w:tcPr>
+          <w:p>
+            <w:r>
+              <w:rPr>
+                <w:rFonts w:cs="Times New Roman"/>
+                <w:sz w:val="20"/>
+                <w:lang w:val="en-US"/>
+              </w:rPr>
+              <w:t>0</w:t>
+            </w:r>
+          </w:p>
+        </w:tc>
+        <w:tc>
+          <w:tcPr>
+            <w:tcW w:w="493" w:type="dxa"/>
+          </w:tcPr>
+          <w:p>
+            <w:r>
+              <w:rPr>
+                <w:rFonts w:cs="Times New Roman"/>
+                <w:sz w:val="20"/>
+                <w:lang w:val="en-US"/>
+              </w:rPr>
+              <w:t>0</w:t>
+            </w:r>
+          </w:p>
+        </w:tc>
+        <w:tc>
+          <w:tcPr>
+            <w:tcW w:w="608" w:type="dxa"/>
+          </w:tcPr>
+          <w:p>
+            <w:r>
+              <w:rPr>
+                <w:rFonts w:cs="Times New Roman"/>
+                <w:sz w:val="20"/>
+                <w:lang w:val="en-US"/>
+              </w:rPr>
+              <w:t>0</w:t>
+            </w:r>
+          </w:p>
+        </w:tc>
+        <w:tc>
+          <w:tcPr>
+            <w:tcW w:w="608" w:type="dxa"/>
+          </w:tcPr>
+          <w:p>
+            <w:r>
+              <w:rPr>
+                <w:rFonts w:cs="Times New Roman"/>
+                <w:sz w:val="20"/>
+                <w:lang w:val="en-US"/>
+              </w:rPr>
+              <w:t>0</w:t>
+            </w:r>
+          </w:p>
+        </w:tc>
+        <w:tc>
+          <w:tcPr>
+            <w:tcW w:w="608" w:type="dxa"/>
+            <w:shd w:val="clear" w:color="auto" w:fill="C5E0B3" w:themeFill="accent6" w:themeFillTint="66"/>
+          </w:tcPr>
+          <w:p>
+            <w:pPr>
+              <w:pStyle w:val="a4"/>
+              <w:spacing w:line="360" w:lineRule="auto"/>
+              <w:ind w:left="0"/>
+              <w:rPr>
+                <w:rFonts w:cs="Times New Roman"/>
+                <w:sz w:val="20"/>
+                <w:lang w:val="en-US"/>
+              </w:rPr>
+            </w:pPr>
+            <w:r>
+              <w:rPr>
+                <w:rFonts w:cs="Times New Roman"/>
+                <w:sz w:val="20"/>
+                <w:lang w:val="en-US"/>
+              </w:rPr>
+              <w:t>1</w:t>
+            </w:r>
+          </w:p>
+        </w:tc>
+        <w:tc>
+          <w:tcPr>
+            <w:tcW w:w="608" w:type="dxa"/>
+          </w:tcPr>
+          <w:p>
+            <w:r>
+              <w:rPr>
+                <w:rFonts w:cs="Times New Roman"/>
+                <w:sz w:val="20"/>
+                <w:lang w:val="en-US"/>
+              </w:rPr>
+              <w:t>0</w:t>
+            </w:r>
+          </w:p>
+        </w:tc>
+        <w:tc>
+          <w:tcPr>
+            <w:tcW w:w="608" w:type="dxa"/>
+          </w:tcPr>
+          <w:p>
+            <w:r>
+              <w:rPr>
+                <w:rFonts w:cs="Times New Roman"/>
+                <w:sz w:val="20"/>
+                <w:lang w:val="en-US"/>
+              </w:rPr>
+              <w:t>0</w:t>
+            </w:r>
+          </w:p>
+        </w:tc>
+        <w:tc>
+          <w:tcPr>
+            <w:tcW w:w="608" w:type="dxa"/>
+          </w:tcPr>
+          <w:p>
+            <w:r>
+              <w:rPr>
+                <w:rFonts w:cs="Times New Roman"/>
+                <w:sz w:val="20"/>
+                <w:lang w:val="en-US"/>
+              </w:rPr>
+              <w:t>0</w:t>
+            </w:r>
+          </w:p>
+        </w:tc>
+      </w:tr>
+      <w:tr>
+        <w:trPr>
+          <w:trHeight w:val="304"/>
+        </w:trPr>
+        <w:tc>
+          <w:tcPr>
+            <w:tcW w:w="493" w:type="dxa"/>
+            <w:shd w:val="clear" w:color="auto" w:fill="538135" w:themeFill="accent6" w:themeFillShade="BF"/>
+          </w:tcPr>
+          <w:p>
+            <w:pPr>
+              <w:pStyle w:val="a4"/>
+              <w:spacing w:line="360" w:lineRule="auto"/>
+              <w:ind w:left="0"/>
+              <w:rPr>
+                <w:rFonts w:cs="Times New Roman"/>
+                <w:sz w:val="20"/>
+                <w:lang w:val="en-US"/>
+              </w:rPr>
+            </w:pPr>
+            <w:r>
+              <w:rPr>
+                <w:rFonts w:cs="Times New Roman"/>
+                <w:sz w:val="20"/>
+                <w:lang w:val="en-US"/>
+              </w:rPr>
+              <w:t>1</w:t>
+            </w:r>
+          </w:p>
+        </w:tc>
+        <w:tc>
+          <w:tcPr>
+            <w:tcW w:w="493" w:type="dxa"/>
+            <w:shd w:val="clear" w:color="auto" w:fill="538135" w:themeFill="accent6" w:themeFillShade="BF"/>
+          </w:tcPr>
+          <w:p>
+            <w:pPr>
+              <w:pStyle w:val="a4"/>
+              <w:spacing w:line="360" w:lineRule="auto"/>
+              <w:ind w:left="0"/>
+              <w:rPr>
+                <w:rFonts w:cs="Times New Roman"/>
+                <w:sz w:val="20"/>
+                <w:lang w:val="en-US"/>
+              </w:rPr>
+            </w:pPr>
+            <w:r>
+              <w:rPr>
+                <w:rFonts w:cs="Times New Roman"/>
+                <w:sz w:val="20"/>
+                <w:lang w:val="en-US"/>
+              </w:rPr>
+              <w:t>1</w:t>
+            </w:r>
+          </w:p>
+        </w:tc>
+        <w:tc>
+          <w:tcPr>
+            <w:tcW w:w="493" w:type="dxa"/>
+            <w:shd w:val="clear" w:color="auto" w:fill="538135" w:themeFill="accent6" w:themeFillShade="BF"/>
+          </w:tcPr>
+          <w:p>
+            <w:pPr>
+              <w:pStyle w:val="a4"/>
+              <w:spacing w:line="360" w:lineRule="auto"/>
+              <w:ind w:left="0"/>
+              <w:rPr>
+                <w:rFonts w:cs="Times New Roman"/>
+                <w:sz w:val="20"/>
+                <w:lang w:val="en-US"/>
+              </w:rPr>
+            </w:pPr>
+            <w:r>
+              <w:rPr>
+                <w:rFonts w:cs="Times New Roman"/>
+                <w:sz w:val="20"/>
+                <w:lang w:val="en-US"/>
+              </w:rPr>
+              <w:t>0</w:t>
+            </w:r>
+          </w:p>
+        </w:tc>
+        <w:tc>
+          <w:tcPr>
+            <w:tcW w:w="493" w:type="dxa"/>
+            <w:shd w:val="clear" w:color="auto" w:fill="538135" w:themeFill="accent6" w:themeFillShade="BF"/>
+          </w:tcPr>
+          <w:p>
+            <w:pPr>
+              <w:pStyle w:val="a4"/>
+              <w:spacing w:line="360" w:lineRule="auto"/>
+              <w:ind w:left="0"/>
+              <w:rPr>
+                <w:rFonts w:cs="Times New Roman"/>
+                <w:sz w:val="20"/>
+                <w:lang w:val="en-US"/>
+              </w:rPr>
+            </w:pPr>
+            <w:r>
+              <w:rPr>
+                <w:rFonts w:cs="Times New Roman"/>
+                <w:sz w:val="20"/>
+                <w:lang w:val="en-US"/>
+              </w:rPr>
+              <w:t>1</w:t>
+            </w:r>
+          </w:p>
+        </w:tc>
+        <w:tc>
+          <w:tcPr>
+            <w:tcW w:w="493" w:type="dxa"/>
+          </w:tcPr>
+          <w:p>
+            <w:r>
+              <w:rPr>
+                <w:rFonts w:cs="Times New Roman"/>
+                <w:sz w:val="20"/>
+                <w:lang w:val="en-US"/>
+              </w:rPr>
+              <w:t>0</w:t>
+            </w:r>
+          </w:p>
+        </w:tc>
+        <w:tc>
+          <w:tcPr>
+            <w:tcW w:w="493" w:type="dxa"/>
+          </w:tcPr>
+          <w:p>
+            <w:r>
+              <w:rPr>
+                <w:rFonts w:cs="Times New Roman"/>
+                <w:sz w:val="20"/>
+                <w:lang w:val="en-US"/>
+              </w:rPr>
+              <w:t>0</w:t>
+            </w:r>
+          </w:p>
+        </w:tc>
+        <w:tc>
+          <w:tcPr>
+            <w:tcW w:w="493" w:type="dxa"/>
+          </w:tcPr>
+          <w:p>
+            <w:r>
+              <w:rPr>
+                <w:rFonts w:cs="Times New Roman"/>
+                <w:sz w:val="20"/>
+                <w:lang w:val="en-US"/>
+              </w:rPr>
+              <w:t>0</w:t>
+            </w:r>
+          </w:p>
+        </w:tc>
+        <w:tc>
+          <w:tcPr>
+            <w:tcW w:w="493" w:type="dxa"/>
+          </w:tcPr>
+          <w:p>
+            <w:r>
+              <w:rPr>
+                <w:rFonts w:cs="Times New Roman"/>
+                <w:sz w:val="20"/>
+                <w:lang w:val="en-US"/>
+              </w:rPr>
+              <w:t>0</w:t>
+            </w:r>
+          </w:p>
+        </w:tc>
+        <w:tc>
+          <w:tcPr>
+            <w:tcW w:w="493" w:type="dxa"/>
+          </w:tcPr>
+          <w:p>
+            <w:r>
+              <w:rPr>
+                <w:rFonts w:cs="Times New Roman"/>
+                <w:sz w:val="20"/>
+                <w:lang w:val="en-US"/>
+              </w:rPr>
+              <w:t>0</w:t>
+            </w:r>
+          </w:p>
+        </w:tc>
+        <w:tc>
+          <w:tcPr>
+            <w:tcW w:w="493" w:type="dxa"/>
+          </w:tcPr>
+          <w:p>
+            <w:r>
+              <w:rPr>
+                <w:rFonts w:cs="Times New Roman"/>
+                <w:sz w:val="20"/>
+                <w:lang w:val="en-US"/>
+              </w:rPr>
+              <w:t>0</w:t>
+            </w:r>
+          </w:p>
+        </w:tc>
+        <w:tc>
+          <w:tcPr>
+            <w:tcW w:w="493" w:type="dxa"/>
+          </w:tcPr>
+          <w:p>
+            <w:r>
+              <w:rPr>
+                <w:rFonts w:cs="Times New Roman"/>
+                <w:sz w:val="20"/>
+                <w:lang w:val="en-US"/>
+              </w:rPr>
+              <w:t>0</w:t>
+            </w:r>
+          </w:p>
+        </w:tc>
+        <w:tc>
+          <w:tcPr>
+            <w:tcW w:w="617" w:type="dxa"/>
+          </w:tcPr>
+          <w:p>
+            <w:r>
+              <w:rPr>
+                <w:rFonts w:cs="Times New Roman"/>
+                <w:sz w:val="20"/>
+                <w:lang w:val="en-US"/>
+              </w:rPr>
+              <w:t>0</w:t>
+            </w:r>
+          </w:p>
+        </w:tc>
+        <w:tc>
+          <w:tcPr>
+            <w:tcW w:w="461" w:type="dxa"/>
+          </w:tcPr>
+          <w:p>
+            <w:r>
+              <w:rPr>
+                <w:rFonts w:cs="Times New Roman"/>
+                <w:sz w:val="20"/>
+                <w:lang w:val="en-US"/>
+              </w:rPr>
+              <w:t>0</w:t>
+            </w:r>
+          </w:p>
+        </w:tc>
+        <w:tc>
+          <w:tcPr>
+            <w:tcW w:w="493" w:type="dxa"/>
+          </w:tcPr>
+          <w:p>
+            <w:r>
+              <w:rPr>
+                <w:rFonts w:cs="Times New Roman"/>
+                <w:sz w:val="20"/>
+                <w:lang w:val="en-US"/>
+              </w:rPr>
+              <w:t>0</w:t>
+            </w:r>
+          </w:p>
+        </w:tc>
+        <w:tc>
+          <w:tcPr>
+            <w:tcW w:w="608" w:type="dxa"/>
+          </w:tcPr>
+          <w:p>
+            <w:r>
+              <w:rPr>
+                <w:rFonts w:cs="Times New Roman"/>
+                <w:sz w:val="20"/>
+                <w:lang w:val="en-US"/>
+              </w:rPr>
+              <w:t>0</w:t>
+            </w:r>
+          </w:p>
+        </w:tc>
+        <w:tc>
+          <w:tcPr>
+            <w:tcW w:w="608" w:type="dxa"/>
+          </w:tcPr>
+          <w:p>
+            <w:r>
+              <w:rPr>
+                <w:rFonts w:cs="Times New Roman"/>
+                <w:sz w:val="20"/>
+                <w:lang w:val="en-US"/>
+              </w:rPr>
+              <w:t>0</w:t>
+            </w:r>
+          </w:p>
+        </w:tc>
+        <w:tc>
+          <w:tcPr>
+            <w:tcW w:w="608" w:type="dxa"/>
+          </w:tcPr>
+          <w:p>
+            <w:r>
+              <w:rPr>
+                <w:rFonts w:cs="Times New Roman"/>
+                <w:sz w:val="20"/>
+                <w:lang w:val="en-US"/>
+              </w:rPr>
+              <w:t>0</w:t>
+            </w:r>
+          </w:p>
+        </w:tc>
+        <w:tc>
+          <w:tcPr>
+            <w:tcW w:w="608" w:type="dxa"/>
+            <w:shd w:val="clear" w:color="auto" w:fill="C5E0B3" w:themeFill="accent6" w:themeFillTint="66"/>
+          </w:tcPr>
+          <w:p>
+            <w:pPr>
+              <w:pStyle w:val="a4"/>
+              <w:spacing w:line="360" w:lineRule="auto"/>
+              <w:ind w:left="0"/>
+              <w:rPr>
+                <w:rFonts w:cs="Times New Roman"/>
+                <w:sz w:val="20"/>
+                <w:lang w:val="en-US"/>
+              </w:rPr>
+            </w:pPr>
+            <w:r>
+              <w:rPr>
+                <w:rFonts w:cs="Times New Roman"/>
+                <w:sz w:val="20"/>
+                <w:lang w:val="en-US"/>
+              </w:rPr>
+              <w:t>1</w:t>
+            </w:r>
+          </w:p>
+        </w:tc>
+        <w:tc>
+          <w:tcPr>
+            <w:tcW w:w="608" w:type="dxa"/>
+          </w:tcPr>
+          <w:p>
+            <w:pPr>
+              <w:pStyle w:val="a4"/>
+              <w:spacing w:line="360" w:lineRule="auto"/>
+              <w:ind w:left="0"/>
+              <w:rPr>
+                <w:rFonts w:cs="Times New Roman"/>
+                <w:sz w:val="20"/>
+                <w:lang w:val="en-US"/>
+              </w:rPr>
+            </w:pPr>
+            <w:r>
+              <w:rPr>
+                <w:rFonts w:cs="Times New Roman"/>
+                <w:sz w:val="20"/>
+                <w:lang w:val="en-US"/>
+              </w:rPr>
+              <w:t>0</w:t>
+            </w:r>
+          </w:p>
+        </w:tc>
+        <w:tc>
+          <w:tcPr>
+            <w:tcW w:w="608" w:type="dxa"/>
+          </w:tcPr>
+          <w:p>
+            <w:pPr>
+              <w:pStyle w:val="a4"/>
+              <w:spacing w:line="360" w:lineRule="auto"/>
+              <w:ind w:left="0"/>
+              <w:rPr>
+                <w:rFonts w:cs="Times New Roman"/>
+                <w:sz w:val="20"/>
+              </w:rPr>
+            </w:pPr>
+            <w:r>
+              <w:rPr>
+                <w:rFonts w:cs="Times New Roman"/>
+                <w:sz w:val="20"/>
+                <w:lang w:val="en-US"/>
+              </w:rPr>
+              <w:t>0</w:t>
+            </w:r>
+          </w:p>
+        </w:tc>
+      </w:tr>
+      <w:tr>
+        <w:trPr>
+          <w:trHeight w:val="304"/>
+        </w:trPr>
+        <w:tc>
+          <w:tcPr>
+            <w:tcW w:w="493" w:type="dxa"/>
+            <w:shd w:val="clear" w:color="auto" w:fill="538135" w:themeFill="accent6" w:themeFillShade="BF"/>
+          </w:tcPr>
+          <w:p>
+            <w:pPr>
+              <w:pStyle w:val="a4"/>
+              <w:spacing w:line="360" w:lineRule="auto"/>
+              <w:ind w:left="0"/>
+              <w:rPr>
+                <w:rFonts w:cs="Times New Roman"/>
+                <w:sz w:val="20"/>
+                <w:lang w:val="en-US"/>
+              </w:rPr>
+            </w:pPr>
+            <w:r>
+              <w:rPr>
+                <w:rFonts w:cs="Times New Roman"/>
+                <w:sz w:val="20"/>
+                <w:lang w:val="en-US"/>
+              </w:rPr>
+              <w:t>1</w:t>
+            </w:r>
+          </w:p>
+        </w:tc>
+        <w:tc>
+          <w:tcPr>
+            <w:tcW w:w="493" w:type="dxa"/>
+            <w:shd w:val="clear" w:color="auto" w:fill="538135" w:themeFill="accent6" w:themeFillShade="BF"/>
+          </w:tcPr>
+          <w:p>
+            <w:pPr>
+              <w:pStyle w:val="a4"/>
+              <w:spacing w:line="360" w:lineRule="auto"/>
+              <w:ind w:left="0"/>
+              <w:rPr>
+                <w:rFonts w:cs="Times New Roman"/>
+                <w:sz w:val="20"/>
+                <w:lang w:val="en-US"/>
+              </w:rPr>
+            </w:pPr>
+            <w:r>
+              <w:rPr>
+                <w:rFonts w:cs="Times New Roman"/>
+                <w:sz w:val="20"/>
+                <w:lang w:val="en-US"/>
+              </w:rPr>
+              <w:t>1</w:t>
+            </w:r>
+          </w:p>
+        </w:tc>
+        <w:tc>
+          <w:tcPr>
+            <w:tcW w:w="493" w:type="dxa"/>
+            <w:shd w:val="clear" w:color="auto" w:fill="538135" w:themeFill="accent6" w:themeFillShade="BF"/>
+          </w:tcPr>
+          <w:p>
+            <w:pPr>
+              <w:pStyle w:val="a4"/>
+              <w:spacing w:line="360" w:lineRule="auto"/>
+              <w:ind w:left="0"/>
+              <w:rPr>
+                <w:rFonts w:cs="Times New Roman"/>
+                <w:sz w:val="20"/>
+                <w:lang w:val="en-US"/>
+              </w:rPr>
+            </w:pPr>
+            <w:r>
+              <w:rPr>
+                <w:rFonts w:cs="Times New Roman"/>
+                <w:sz w:val="20"/>
+                <w:lang w:val="en-US"/>
+              </w:rPr>
+              <w:t>1</w:t>
+            </w:r>
+          </w:p>
+        </w:tc>
+        <w:tc>
+          <w:tcPr>
+            <w:tcW w:w="493" w:type="dxa"/>
+            <w:shd w:val="clear" w:color="auto" w:fill="538135" w:themeFill="accent6" w:themeFillShade="BF"/>
+          </w:tcPr>
+          <w:p>
+            <w:pPr>
+              <w:pStyle w:val="a4"/>
+              <w:spacing w:line="360" w:lineRule="auto"/>
+              <w:ind w:left="0"/>
+              <w:rPr>
+                <w:rFonts w:cs="Times New Roman"/>
+                <w:sz w:val="20"/>
+                <w:lang w:val="en-US"/>
+              </w:rPr>
+            </w:pPr>
+            <w:r>
+              <w:rPr>
+                <w:rFonts w:cs="Times New Roman"/>
+                <w:sz w:val="20"/>
+                <w:lang w:val="en-US"/>
+              </w:rPr>
+              <w:t>0</w:t>
+            </w:r>
+          </w:p>
+        </w:tc>
+        <w:tc>
+          <w:tcPr>
+            <w:tcW w:w="493" w:type="dxa"/>
+          </w:tcPr>
+          <w:p>
+            <w:r>
+              <w:rPr>
+                <w:rFonts w:cs="Times New Roman"/>
+                <w:sz w:val="20"/>
+                <w:lang w:val="en-US"/>
+              </w:rPr>
+              <w:t>0</w:t>
+            </w:r>
+          </w:p>
+        </w:tc>
+        <w:tc>
+          <w:tcPr>
+            <w:tcW w:w="493" w:type="dxa"/>
+          </w:tcPr>
+          <w:p>
+            <w:r>
+              <w:rPr>
+                <w:rFonts w:cs="Times New Roman"/>
+                <w:sz w:val="20"/>
+                <w:lang w:val="en-US"/>
+              </w:rPr>
+              <w:t>0</w:t>
+            </w:r>
+          </w:p>
+        </w:tc>
+        <w:tc>
+          <w:tcPr>
+            <w:tcW w:w="493" w:type="dxa"/>
+          </w:tcPr>
+          <w:p>
+            <w:r>
+              <w:rPr>
+                <w:rFonts w:cs="Times New Roman"/>
+                <w:sz w:val="20"/>
+                <w:lang w:val="en-US"/>
+              </w:rPr>
+              <w:t>0</w:t>
+            </w:r>
+          </w:p>
+        </w:tc>
+        <w:tc>
+          <w:tcPr>
+            <w:tcW w:w="493" w:type="dxa"/>
+          </w:tcPr>
+          <w:p>
+            <w:r>
+              <w:rPr>
+                <w:rFonts w:cs="Times New Roman"/>
+                <w:sz w:val="20"/>
+                <w:lang w:val="en-US"/>
+              </w:rPr>
+              <w:t>0</w:t>
+            </w:r>
+          </w:p>
+        </w:tc>
+        <w:tc>
+          <w:tcPr>
+            <w:tcW w:w="493" w:type="dxa"/>
+          </w:tcPr>
+          <w:p>
+            <w:r>
+              <w:rPr>
+                <w:rFonts w:cs="Times New Roman"/>
+                <w:sz w:val="20"/>
+                <w:lang w:val="en-US"/>
+              </w:rPr>
+              <w:t>0</w:t>
+            </w:r>
+          </w:p>
+        </w:tc>
+        <w:tc>
+          <w:tcPr>
+            <w:tcW w:w="493" w:type="dxa"/>
+          </w:tcPr>
+          <w:p>
+            <w:r>
+              <w:rPr>
+                <w:rFonts w:cs="Times New Roman"/>
+                <w:sz w:val="20"/>
+                <w:lang w:val="en-US"/>
+              </w:rPr>
+              <w:t>0</w:t>
+            </w:r>
+          </w:p>
+        </w:tc>
+        <w:tc>
+          <w:tcPr>
+            <w:tcW w:w="493" w:type="dxa"/>
+          </w:tcPr>
+          <w:p>
+            <w:r>
+              <w:rPr>
+                <w:rFonts w:cs="Times New Roman"/>
+                <w:sz w:val="20"/>
+                <w:lang w:val="en-US"/>
+              </w:rPr>
+              <w:t>0</w:t>
+            </w:r>
+          </w:p>
+        </w:tc>
+        <w:tc>
+          <w:tcPr>
+            <w:tcW w:w="617" w:type="dxa"/>
+          </w:tcPr>
+          <w:p>
+            <w:r>
+              <w:rPr>
+                <w:rFonts w:cs="Times New Roman"/>
+                <w:sz w:val="20"/>
+                <w:lang w:val="en-US"/>
+              </w:rPr>
+              <w:t>0</w:t>
+            </w:r>
+          </w:p>
+        </w:tc>
+        <w:tc>
+          <w:tcPr>
+            <w:tcW w:w="461" w:type="dxa"/>
+          </w:tcPr>
+          <w:p>
+            <w:r>
+              <w:rPr>
+                <w:rFonts w:cs="Times New Roman"/>
+                <w:sz w:val="20"/>
+                <w:lang w:val="en-US"/>
+              </w:rPr>
+              <w:t>0</w:t>
+            </w:r>
+          </w:p>
+        </w:tc>
+        <w:tc>
+          <w:tcPr>
+            <w:tcW w:w="493" w:type="dxa"/>
+          </w:tcPr>
+          <w:p>
+            <w:r>
+              <w:rPr>
+                <w:rFonts w:cs="Times New Roman"/>
+                <w:sz w:val="20"/>
+                <w:lang w:val="en-US"/>
+              </w:rPr>
+              <w:t>0</w:t>
+            </w:r>
+          </w:p>
+        </w:tc>
+        <w:tc>
+          <w:tcPr>
+            <w:tcW w:w="608" w:type="dxa"/>
+          </w:tcPr>
+          <w:p>
+            <w:r>
+              <w:rPr>
+                <w:rFonts w:cs="Times New Roman"/>
+                <w:sz w:val="20"/>
+                <w:lang w:val="en-US"/>
+              </w:rPr>
+              <w:t>0</w:t>
+            </w:r>
+          </w:p>
+        </w:tc>
+        <w:tc>
+          <w:tcPr>
+            <w:tcW w:w="608" w:type="dxa"/>
+          </w:tcPr>
+          <w:p>
+            <w:r>
+              <w:rPr>
+                <w:rFonts w:cs="Times New Roman"/>
+                <w:sz w:val="20"/>
+                <w:lang w:val="en-US"/>
+              </w:rPr>
+              <w:t>0</w:t>
+            </w:r>
+          </w:p>
+        </w:tc>
+        <w:tc>
+          <w:tcPr>
+            <w:tcW w:w="608" w:type="dxa"/>
+          </w:tcPr>
+          <w:p>
+            <w:r>
+              <w:rPr>
+                <w:rFonts w:cs="Times New Roman"/>
+                <w:sz w:val="20"/>
+                <w:lang w:val="en-US"/>
+              </w:rPr>
+              <w:t>0</w:t>
+            </w:r>
+          </w:p>
+        </w:tc>
+        <w:tc>
+          <w:tcPr>
+            <w:tcW w:w="608" w:type="dxa"/>
+          </w:tcPr>
+          <w:p>
+            <w:r>
+              <w:rPr>
+                <w:rFonts w:cs="Times New Roman"/>
+                <w:sz w:val="20"/>
+                <w:lang w:val="en-US"/>
+              </w:rPr>
+              <w:t>0</w:t>
+            </w:r>
+          </w:p>
+        </w:tc>
+        <w:tc>
+          <w:tcPr>
+            <w:tcW w:w="608" w:type="dxa"/>
+            <w:shd w:val="clear" w:color="auto" w:fill="C5E0B3" w:themeFill="accent6" w:themeFillTint="66"/>
+          </w:tcPr>
+          <w:p>
+            <w:pPr>
+              <w:pStyle w:val="a4"/>
+              <w:spacing w:line="360" w:lineRule="auto"/>
+              <w:ind w:left="0"/>
+              <w:rPr>
+                <w:rFonts w:cs="Times New Roman"/>
+                <w:sz w:val="20"/>
+                <w:lang w:val="en-US"/>
+              </w:rPr>
+            </w:pPr>
+            <w:r>
+              <w:rPr>
+                <w:rFonts w:cs="Times New Roman"/>
+                <w:sz w:val="20"/>
+                <w:lang w:val="en-US"/>
+              </w:rPr>
+              <w:t>1</w:t>
+            </w:r>
+          </w:p>
+        </w:tc>
+        <w:tc>
+          <w:tcPr>
+            <w:tcW w:w="608" w:type="dxa"/>
+            <w:shd w:val="clear" w:color="auto" w:fill="FFFFFF" w:themeFill="background1"/>
+          </w:tcPr>
+          <w:p>
+            <w:pPr>
+              <w:pStyle w:val="a4"/>
+              <w:spacing w:line="360" w:lineRule="auto"/>
+              <w:ind w:left="0"/>
+              <w:rPr>
+                <w:rFonts w:cs="Times New Roman"/>
+                <w:sz w:val="20"/>
+                <w:lang w:val="en-US"/>
+              </w:rPr>
+            </w:pPr>
+            <w:r>
+              <w:rPr>
+                <w:rFonts w:cs="Times New Roman"/>
+                <w:sz w:val="20"/>
+                <w:lang w:val="en-US"/>
+              </w:rPr>
+              <w:t>0</w:t>
+            </w:r>
+          </w:p>
+        </w:tc>
+      </w:tr>
+      <w:tr>
+        <w:trPr>
+          <w:trHeight w:val="304"/>
+        </w:trPr>
+        <w:tc>
+          <w:tcPr>
+            <w:tcW w:w="493" w:type="dxa"/>
+            <w:shd w:val="clear" w:color="auto" w:fill="538135" w:themeFill="accent6" w:themeFillShade="BF"/>
+          </w:tcPr>
+          <w:p>
+            <w:pPr>
+              <w:pStyle w:val="a4"/>
+              <w:spacing w:line="360" w:lineRule="auto"/>
+              <w:ind w:left="0"/>
+              <w:rPr>
+                <w:rFonts w:cs="Times New Roman"/>
+                <w:sz w:val="20"/>
+                <w:lang w:val="en-US"/>
+              </w:rPr>
+            </w:pPr>
+            <w:r>
+              <w:rPr>
+                <w:rFonts w:cs="Times New Roman"/>
+                <w:sz w:val="20"/>
+                <w:lang w:val="en-US"/>
+              </w:rPr>
+              <w:t>1</w:t>
+            </w:r>
+          </w:p>
+        </w:tc>
+        <w:tc>
+          <w:tcPr>
+            <w:tcW w:w="493" w:type="dxa"/>
+            <w:shd w:val="clear" w:color="auto" w:fill="538135" w:themeFill="accent6" w:themeFillShade="BF"/>
+          </w:tcPr>
+          <w:p>
+            <w:pPr>
+              <w:pStyle w:val="a4"/>
+              <w:spacing w:line="360" w:lineRule="auto"/>
+              <w:ind w:left="0"/>
+              <w:rPr>
+                <w:rFonts w:cs="Times New Roman"/>
+                <w:sz w:val="20"/>
+                <w:lang w:val="en-US"/>
+              </w:rPr>
+            </w:pPr>
+            <w:r>
+              <w:rPr>
+                <w:rFonts w:cs="Times New Roman"/>
+                <w:sz w:val="20"/>
+                <w:lang w:val="en-US"/>
+              </w:rPr>
+              <w:t>1</w:t>
+            </w:r>
+          </w:p>
+        </w:tc>
+        <w:tc>
+          <w:tcPr>
+            <w:tcW w:w="493" w:type="dxa"/>
+            <w:shd w:val="clear" w:color="auto" w:fill="538135" w:themeFill="accent6" w:themeFillShade="BF"/>
+          </w:tcPr>
+          <w:p>
+            <w:pPr>
+              <w:pStyle w:val="a4"/>
+              <w:spacing w:line="360" w:lineRule="auto"/>
+              <w:ind w:left="0"/>
+              <w:rPr>
+                <w:rFonts w:cs="Times New Roman"/>
+                <w:sz w:val="20"/>
+                <w:lang w:val="en-US"/>
+              </w:rPr>
+            </w:pPr>
+            <w:r>
+              <w:rPr>
+                <w:rFonts w:cs="Times New Roman"/>
+                <w:sz w:val="20"/>
+                <w:lang w:val="en-US"/>
+              </w:rPr>
+              <w:t>1</w:t>
+            </w:r>
+          </w:p>
+        </w:tc>
+        <w:tc>
+          <w:tcPr>
+            <w:tcW w:w="493" w:type="dxa"/>
+            <w:shd w:val="clear" w:color="auto" w:fill="538135" w:themeFill="accent6" w:themeFillShade="BF"/>
+          </w:tcPr>
+          <w:p>
+            <w:pPr>
+              <w:pStyle w:val="a4"/>
+              <w:spacing w:line="360" w:lineRule="auto"/>
+              <w:ind w:left="0"/>
+              <w:rPr>
+                <w:rFonts w:cs="Times New Roman"/>
+                <w:sz w:val="20"/>
+                <w:lang w:val="en-US"/>
+              </w:rPr>
+            </w:pPr>
+            <w:r>
+              <w:rPr>
+                <w:rFonts w:cs="Times New Roman"/>
+                <w:sz w:val="20"/>
+                <w:lang w:val="en-US"/>
+              </w:rPr>
+              <w:t>1</w:t>
+            </w:r>
+          </w:p>
+        </w:tc>
+        <w:tc>
+          <w:tcPr>
+            <w:tcW w:w="493" w:type="dxa"/>
+          </w:tcPr>
+          <w:p>
+            <w:pPr>
+              <w:pStyle w:val="a4"/>
+              <w:spacing w:line="360" w:lineRule="auto"/>
+              <w:ind w:left="0"/>
+              <w:rPr>
+                <w:rFonts w:cs="Times New Roman"/>
+                <w:sz w:val="20"/>
+                <w:lang w:val="en-US"/>
+              </w:rPr>
+            </w:pPr>
+            <w:r>
+              <w:rPr>
+                <w:rFonts w:cs="Times New Roman"/>
+                <w:sz w:val="20"/>
+                <w:lang w:val="en-US"/>
+              </w:rPr>
+              <w:t>0</w:t>
+            </w:r>
+          </w:p>
+        </w:tc>
+        <w:tc>
+          <w:tcPr>
+            <w:tcW w:w="493" w:type="dxa"/>
+          </w:tcPr>
+          <w:p>
+            <w:r>
+              <w:rPr>
+                <w:rFonts w:cs="Times New Roman"/>
+                <w:sz w:val="20"/>
+                <w:lang w:val="en-US"/>
+              </w:rPr>
+              <w:t>0</w:t>
+            </w:r>
+          </w:p>
+        </w:tc>
+        <w:tc>
+          <w:tcPr>
+            <w:tcW w:w="493" w:type="dxa"/>
+          </w:tcPr>
+          <w:p>
+            <w:r>
+              <w:rPr>
+                <w:rFonts w:cs="Times New Roman"/>
+                <w:sz w:val="20"/>
+                <w:lang w:val="en-US"/>
+              </w:rPr>
+              <w:t>0</w:t>
+            </w:r>
+          </w:p>
+        </w:tc>
+        <w:tc>
+          <w:tcPr>
+            <w:tcW w:w="493" w:type="dxa"/>
+          </w:tcPr>
+          <w:p>
+            <w:r>
+              <w:rPr>
+                <w:rFonts w:cs="Times New Roman"/>
+                <w:sz w:val="20"/>
+                <w:lang w:val="en-US"/>
+              </w:rPr>
+              <w:t>0</w:t>
+            </w:r>
+          </w:p>
+        </w:tc>
+        <w:tc>
+          <w:tcPr>
+            <w:tcW w:w="493" w:type="dxa"/>
+          </w:tcPr>
+          <w:p>
+            <w:r>
+              <w:rPr>
+                <w:rFonts w:cs="Times New Roman"/>
+                <w:sz w:val="20"/>
+                <w:lang w:val="en-US"/>
+              </w:rPr>
+              <w:t>0</w:t>
+            </w:r>
+          </w:p>
+        </w:tc>
+        <w:tc>
+          <w:tcPr>
+            <w:tcW w:w="493" w:type="dxa"/>
+          </w:tcPr>
+          <w:p>
+            <w:r>
+              <w:rPr>
+                <w:rFonts w:cs="Times New Roman"/>
+                <w:sz w:val="20"/>
+                <w:lang w:val="en-US"/>
+              </w:rPr>
+              <w:t>0</w:t>
+            </w:r>
+          </w:p>
+        </w:tc>
+        <w:tc>
+          <w:tcPr>
+            <w:tcW w:w="493" w:type="dxa"/>
+          </w:tcPr>
+          <w:p>
+            <w:r>
+              <w:rPr>
+                <w:rFonts w:cs="Times New Roman"/>
+                <w:sz w:val="20"/>
+                <w:lang w:val="en-US"/>
+              </w:rPr>
+              <w:t>0</w:t>
+            </w:r>
+          </w:p>
+        </w:tc>
+        <w:tc>
+          <w:tcPr>
+            <w:tcW w:w="617" w:type="dxa"/>
+          </w:tcPr>
+          <w:p>
+            <w:r>
+              <w:rPr>
+                <w:rFonts w:cs="Times New Roman"/>
+                <w:sz w:val="20"/>
+                <w:lang w:val="en-US"/>
+              </w:rPr>
+              <w:t>0</w:t>
+            </w:r>
+          </w:p>
+        </w:tc>
+        <w:tc>
+          <w:tcPr>
+            <w:tcW w:w="461" w:type="dxa"/>
+          </w:tcPr>
+          <w:p>
+            <w:r>
+              <w:rPr>
+                <w:rFonts w:cs="Times New Roman"/>
+                <w:sz w:val="20"/>
+                <w:lang w:val="en-US"/>
+              </w:rPr>
+              <w:t>0</w:t>
+            </w:r>
+          </w:p>
+        </w:tc>
+        <w:tc>
+          <w:tcPr>
+            <w:tcW w:w="493" w:type="dxa"/>
+          </w:tcPr>
+          <w:p>
+            <w:r>
+              <w:rPr>
+                <w:rFonts w:cs="Times New Roman"/>
+                <w:sz w:val="20"/>
+                <w:lang w:val="en-US"/>
+              </w:rPr>
+              <w:t>0</w:t>
+            </w:r>
+          </w:p>
+        </w:tc>
+        <w:tc>
+          <w:tcPr>
+            <w:tcW w:w="608" w:type="dxa"/>
+          </w:tcPr>
+          <w:p>
+            <w:r>
+              <w:rPr>
+                <w:rFonts w:cs="Times New Roman"/>
+                <w:sz w:val="20"/>
+                <w:lang w:val="en-US"/>
+              </w:rPr>
+              <w:t>0</w:t>
+            </w:r>
+          </w:p>
+        </w:tc>
+        <w:tc>
+          <w:tcPr>
+            <w:tcW w:w="608" w:type="dxa"/>
+          </w:tcPr>
+          <w:p>
+            <w:r>
+              <w:rPr>
+                <w:rFonts w:cs="Times New Roman"/>
+                <w:sz w:val="20"/>
+                <w:lang w:val="en-US"/>
+              </w:rPr>
+              <w:t>0</w:t>
+            </w:r>
+          </w:p>
+        </w:tc>
+        <w:tc>
+          <w:tcPr>
+            <w:tcW w:w="608" w:type="dxa"/>
+          </w:tcPr>
+          <w:p>
+            <w:r>
+              <w:rPr>
+                <w:rFonts w:cs="Times New Roman"/>
+                <w:sz w:val="20"/>
+                <w:lang w:val="en-US"/>
+              </w:rPr>
+              <w:t>0</w:t>
+            </w:r>
+          </w:p>
+        </w:tc>
+        <w:tc>
+          <w:tcPr>
+            <w:tcW w:w="608" w:type="dxa"/>
+          </w:tcPr>
+          <w:p>
+            <w:r>
+              <w:rPr>
+                <w:rFonts w:cs="Times New Roman"/>
+                <w:sz w:val="20"/>
+                <w:lang w:val="en-US"/>
+              </w:rPr>
+              <w:t>0</w:t>
+            </w:r>
+          </w:p>
+        </w:tc>
+        <w:tc>
+          <w:tcPr>
+            <w:tcW w:w="608" w:type="dxa"/>
+          </w:tcPr>
+          <w:p>
+            <w:pPr>
+              <w:pStyle w:val="a4"/>
+              <w:spacing w:line="360" w:lineRule="auto"/>
+              <w:ind w:left="0"/>
+              <w:rPr>
+                <w:rFonts w:cs="Times New Roman"/>
+                <w:sz w:val="20"/>
+              </w:rPr>
+            </w:pPr>
+            <w:r>
+              <w:rPr>
+                <w:rFonts w:cs="Times New Roman"/>
+                <w:sz w:val="20"/>
+                <w:lang w:val="en-US"/>
+              </w:rPr>
+              <w:t>0</w:t>
+            </w:r>
+          </w:p>
+        </w:tc>
+        <w:tc>
+          <w:tcPr>
+            <w:tcW w:w="608" w:type="dxa"/>
+            <w:shd w:val="clear" w:color="auto" w:fill="C5E0B3" w:themeFill="accent6" w:themeFillTint="66"/>
+          </w:tcPr>
+          <w:p>
+            <w:pPr>
+              <w:pStyle w:val="a4"/>
+              <w:spacing w:line="360" w:lineRule="auto"/>
+              <w:ind w:left="0"/>
+              <w:rPr>
+                <w:rFonts w:cs="Times New Roman"/>
+                <w:sz w:val="20"/>
+                <w:lang w:val="en-US"/>
+              </w:rPr>
+            </w:pPr>
+            <w:r>
+              <w:rPr>
+                <w:rFonts w:cs="Times New Roman"/>
+                <w:sz w:val="20"/>
+                <w:lang w:val="en-US"/>
+              </w:rPr>
+              <w:t>1</w:t>
+            </w:r>
+          </w:p>
+        </w:tc>
+      </w:tr>
+    </w:tbl>
+    <w:p>
+      <w:pPr>
+        <w:pStyle w:val="a4"/>
+        <w:spacing w:after="0" w:line="360" w:lineRule="auto"/>
+        <w:ind w:left="0"/>
+        <w:rPr>
+          <w:rFonts w:cs="Times New Roman"/>
+        </w:rPr>
+      </w:pPr>
+    </w:p>
+    <w:p>
+      <w:pPr>
+        <w:pStyle w:val="a4"/>
+        <w:spacing w:after="0" w:line="360" w:lineRule="auto"/>
+        <w:ind w:left="0"/>
+        <w:rPr>
+          <w:rFonts w:cs="Times New Roman"/>
+        </w:rPr>
+      </w:pPr>
+      <w:r>
+        <w:rPr>
+          <w:rFonts w:cs="Times New Roman"/>
+        </w:rPr>
+        <w:t>Использование дешифратора в режиме демультиплексора</w:t>
+      </w:r>
       <w:bookmarkStart w:id="0" w:name="_GoBack"/>
       <w:bookmarkEnd w:id="0"/>
+    </w:p>
+    <w:p>
+      <w:pPr>
+        <w:pStyle w:val="a4"/>
+        <w:spacing w:after="0" w:line="360" w:lineRule="auto"/>
+        <w:ind w:left="0"/>
+        <w:rPr>
+          <w:rFonts w:cs="Times New Roman"/>
+        </w:rPr>
+      </w:pPr>
+      <w:r>
+        <w:rPr>
+          <w:rFonts w:cs="Times New Roman"/>
+        </w:rPr>
+        <w:t>Пример параллельного кода</w:t>
+      </w:r>
+    </w:p>
+    <w:p>
+      <w:pPr>
+        <w:spacing w:after="0" w:line="360" w:lineRule="auto"/>
+        <w:rPr>
+          <w:rFonts w:cs="Times New Roman"/>
+        </w:rPr>
+      </w:pPr>
+      <w:r>
+        <w:rPr>
+          <w:rFonts w:cs="Times New Roman"/>
+        </w:rPr>
+        <w:t>0 -</w:t>
+      </w:r>
+      <w:r>
+        <w:rPr>
+          <w:rFonts w:cs="Times New Roman"/>
+        </w:rPr>
+        <w:t>1-й провод</w:t>
+      </w:r>
+    </w:p>
+    <w:p>
+      <w:pPr>
+        <w:pStyle w:val="a4"/>
+        <w:spacing w:after="0" w:line="360" w:lineRule="auto"/>
+        <w:ind w:left="0"/>
+        <w:rPr>
+          <w:rFonts w:cs="Times New Roman"/>
+        </w:rPr>
+      </w:pPr>
+      <w:r>
+        <w:rPr>
+          <w:rFonts w:cs="Times New Roman"/>
+        </w:rPr>
+        <w:t xml:space="preserve">1 </w:t>
+      </w:r>
+      <w:r>
+        <w:rPr>
+          <w:rFonts w:cs="Times New Roman"/>
+        </w:rPr>
+        <w:t>-</w:t>
+      </w:r>
+      <w:r>
+        <w:rPr>
+          <w:rFonts w:cs="Times New Roman"/>
+        </w:rPr>
+        <w:t>2</w:t>
+      </w:r>
+      <w:r>
+        <w:rPr>
+          <w:rFonts w:cs="Times New Roman"/>
+        </w:rPr>
+        <w:t>-й провод</w:t>
+      </w:r>
+    </w:p>
+    <w:p>
+      <w:pPr>
+        <w:pStyle w:val="a4"/>
+        <w:spacing w:after="0" w:line="360" w:lineRule="auto"/>
+        <w:ind w:left="0"/>
+        <w:rPr>
+          <w:rFonts w:cs="Times New Roman"/>
+        </w:rPr>
+      </w:pPr>
+      <w:r>
+        <w:rPr>
+          <w:rFonts w:cs="Times New Roman"/>
+        </w:rPr>
+        <w:t xml:space="preserve">1 </w:t>
+      </w:r>
+      <w:r>
+        <w:rPr>
+          <w:rFonts w:cs="Times New Roman"/>
+        </w:rPr>
+        <w:t>-</w:t>
+      </w:r>
+      <w:r>
+        <w:rPr>
+          <w:rFonts w:cs="Times New Roman"/>
+        </w:rPr>
+        <w:t>3</w:t>
+      </w:r>
+      <w:r>
+        <w:rPr>
+          <w:rFonts w:cs="Times New Roman"/>
+        </w:rPr>
+        <w:t>-й провод</w:t>
+      </w:r>
+    </w:p>
+    <w:p>
+      <w:pPr>
+        <w:pStyle w:val="a4"/>
+        <w:spacing w:after="0" w:line="360" w:lineRule="auto"/>
+        <w:ind w:left="0"/>
+        <w:rPr>
+          <w:rFonts w:cs="Times New Roman"/>
+        </w:rPr>
+      </w:pPr>
+      <w:r>
+        <w:rPr>
+          <w:rFonts w:cs="Times New Roman"/>
+        </w:rPr>
+        <w:t>1 …</w:t>
+      </w:r>
+    </w:p>
+    <w:p>
+      <w:pPr>
+        <w:pStyle w:val="a4"/>
+        <w:spacing w:after="0" w:line="360" w:lineRule="auto"/>
+        <w:ind w:left="0"/>
+        <w:rPr>
+          <w:rFonts w:cs="Times New Roman"/>
+        </w:rPr>
+      </w:pPr>
+      <w:r>
+        <w:rPr>
+          <w:rFonts w:cs="Times New Roman"/>
+        </w:rPr>
+        <w:lastRenderedPageBreak/>
+        <w:t>0</w:t>
+      </w:r>
+    </w:p>
+    <w:p>
+      <w:pPr>
+        <w:pStyle w:val="a4"/>
+        <w:spacing w:after="0" w:line="360" w:lineRule="auto"/>
+        <w:ind w:left="0"/>
+        <w:rPr>
+          <w:rFonts w:cs="Times New Roman"/>
+        </w:rPr>
+      </w:pPr>
+      <w:r>
+        <w:rPr>
+          <w:rFonts w:cs="Times New Roman"/>
+        </w:rPr>
+        <w:t>0</w:t>
+      </w:r>
+    </w:p>
+    <w:p>
+      <w:pPr>
+        <w:pStyle w:val="a4"/>
+        <w:spacing w:after="0" w:line="360" w:lineRule="auto"/>
+        <w:ind w:left="0"/>
+        <w:rPr>
+          <w:rFonts w:cs="Times New Roman"/>
+        </w:rPr>
+      </w:pPr>
+      <w:r>
+        <w:rPr>
+          <w:rFonts w:cs="Times New Roman"/>
+        </w:rPr>
+        <w:t>1</w:t>
+      </w:r>
+    </w:p>
+    <w:p>
+      <w:pPr>
+        <w:pStyle w:val="a4"/>
+        <w:spacing w:after="0" w:line="360" w:lineRule="auto"/>
+        <w:ind w:left="0"/>
+        <w:rPr>
+          <w:rFonts w:cs="Times New Roman"/>
+        </w:rPr>
+      </w:pPr>
+      <w:r>
+        <w:rPr>
+          <w:rFonts w:cs="Times New Roman"/>
+        </w:rPr>
+        <w:t>1</w:t>
+      </w:r>
+    </w:p>
+    <w:p>
+      <w:pPr>
+        <w:pStyle w:val="a4"/>
+        <w:spacing w:after="0" w:line="360" w:lineRule="auto"/>
+        <w:ind w:left="0"/>
+        <w:rPr>
+          <w:rFonts w:cs="Times New Roman"/>
+        </w:rPr>
+      </w:pPr>
+      <w:r>
+        <w:rPr>
+          <w:rFonts w:cs="Times New Roman"/>
+        </w:rPr>
+        <w:t>Пример последовательного кода:</w:t>
+      </w:r>
+    </w:p>
+    <w:p>
+      <w:pPr>
+        <w:pStyle w:val="a4"/>
+        <w:spacing w:after="0" w:line="360" w:lineRule="auto"/>
+        <w:ind w:left="0"/>
+        <w:rPr>
+          <w:rFonts w:cs="Times New Roman"/>
+        </w:rPr>
+      </w:pPr>
+      <w:r>
+        <w:rPr>
+          <w:rFonts w:cs="Times New Roman"/>
+        </w:rPr>
+        <w:t>01110011- передача по одному проводу в каждый отдельный момент времени</w:t>
+      </w:r>
+    </w:p>
+    <w:p>
+      <w:pPr>
+        <w:pStyle w:val="a4"/>
+        <w:spacing w:after="0" w:line="360" w:lineRule="auto"/>
+        <w:ind w:left="0"/>
+        <w:rPr>
+          <w:rFonts w:cs="Times New Roman"/>
+        </w:rPr>
+      </w:pPr>
+      <w:r>
+        <w:rPr>
+          <w:rFonts w:cs="Times New Roman"/>
+        </w:rPr>
+        <w:t>Преобразование пара</w:t>
+      </w:r>
+      <w:r>
+        <w:rPr>
+          <w:rFonts w:cs="Times New Roman"/>
+        </w:rPr>
+        <w:t xml:space="preserve">ллельного кода в </w:t>
+      </w:r>
+      <w:proofErr w:type="gramStart"/>
+      <w:r>
+        <w:rPr>
+          <w:rFonts w:cs="Times New Roman"/>
+        </w:rPr>
+        <w:t>последовательный  называется</w:t>
+      </w:r>
+      <w:proofErr w:type="gramEnd"/>
+      <w:r>
+        <w:rPr>
+          <w:rFonts w:cs="Times New Roman"/>
+        </w:rPr>
+        <w:t xml:space="preserve"> мультиплексированием</w:t>
+      </w:r>
+    </w:p>
+    <w:p>
+      <w:pPr>
+        <w:pStyle w:val="a4"/>
+        <w:spacing w:after="0" w:line="360" w:lineRule="auto"/>
+        <w:ind w:left="0"/>
+        <w:rPr>
+          <w:rFonts w:cs="Times New Roman"/>
+        </w:rPr>
+      </w:pPr>
+      <w:r>
+        <w:rPr>
+          <w:rFonts w:cs="Times New Roman"/>
+        </w:rPr>
+        <w:t>Обратное преобразование - демультип</w:t>
+      </w:r>
+      <w:r>
+        <w:rPr>
+          <w:rFonts w:cs="Times New Roman"/>
+        </w:rPr>
+        <w:t>лексированием</w:t>
+      </w:r>
     </w:p>
     <w:sectPr>
       <w:pgSz w:w="11906" w:h="16838"/>
@@ -996,8 +7664,99 @@
       </w:pPr>
     </w:lvl>
   </w:abstractNum>
+  <w:abstractNum w:abstractNumId="1" w15:restartNumberingAfterBreak="0">
+    <w:nsid w:val="5F1F791F"/>
+    <w:multiLevelType w:val="hybridMultilevel"/>
+    <w:tmpl w:val="B2944C9C"/>
+    <w:lvl w:ilvl="0" w:tplc="2C52BE64">
+      <w:numFmt w:val="decimal"/>
+      <w:lvlText w:val="%1-"/>
+      <w:lvlJc w:val="left"/>
+      <w:pPr>
+        <w:ind w:left="720" w:hanging="360"/>
+      </w:pPr>
+      <w:rPr>
+        <w:rFonts w:hint="default"/>
+      </w:rPr>
+    </w:lvl>
+    <w:lvl w:ilvl="1" w:tplc="04190019" w:tentative="1">
+      <w:start w:val="1"/>
+      <w:numFmt w:val="lowerLetter"/>
+      <w:lvlText w:val="%2."/>
+      <w:lvlJc w:val="left"/>
+      <w:pPr>
+        <w:ind w:left="1440" w:hanging="360"/>
+      </w:pPr>
+    </w:lvl>
+    <w:lvl w:ilvl="2" w:tplc="0419001B" w:tentative="1">
+      <w:start w:val="1"/>
+      <w:numFmt w:val="lowerRoman"/>
+      <w:lvlText w:val="%3."/>
+      <w:lvlJc w:val="right"/>
+      <w:pPr>
+        <w:ind w:left="2160" w:hanging="180"/>
+      </w:pPr>
+    </w:lvl>
+    <w:lvl w:ilvl="3" w:tplc="0419000F" w:tentative="1">
+      <w:start w:val="1"/>
+      <w:numFmt w:val="decimal"/>
+      <w:lvlText w:val="%4."/>
+      <w:lvlJc w:val="left"/>
+      <w:pPr>
+        <w:ind w:left="2880" w:hanging="360"/>
+      </w:pPr>
+    </w:lvl>
+    <w:lvl w:ilvl="4" w:tplc="04190019" w:tentative="1">
+      <w:start w:val="1"/>
+      <w:numFmt w:val="lowerLetter"/>
+      <w:lvlText w:val="%5."/>
+      <w:lvlJc w:val="left"/>
+      <w:pPr>
+        <w:ind w:left="3600" w:hanging="360"/>
+      </w:pPr>
+    </w:lvl>
+    <w:lvl w:ilvl="5" w:tplc="0419001B" w:tentative="1">
+      <w:start w:val="1"/>
+      <w:numFmt w:val="lowerRoman"/>
+      <w:lvlText w:val="%6."/>
+      <w:lvlJc w:val="right"/>
+      <w:pPr>
+        <w:ind w:left="4320" w:hanging="180"/>
+      </w:pPr>
+    </w:lvl>
+    <w:lvl w:ilvl="6" w:tplc="0419000F" w:tentative="1">
+      <w:start w:val="1"/>
+      <w:numFmt w:val="decimal"/>
+      <w:lvlText w:val="%7."/>
+      <w:lvlJc w:val="left"/>
+      <w:pPr>
+        <w:ind w:left="5040" w:hanging="360"/>
+      </w:pPr>
+    </w:lvl>
+    <w:lvl w:ilvl="7" w:tplc="04190019" w:tentative="1">
+      <w:start w:val="1"/>
+      <w:numFmt w:val="lowerLetter"/>
+      <w:lvlText w:val="%8."/>
+      <w:lvlJc w:val="left"/>
+      <w:pPr>
+        <w:ind w:left="5760" w:hanging="360"/>
+      </w:pPr>
+    </w:lvl>
+    <w:lvl w:ilvl="8" w:tplc="0419001B" w:tentative="1">
+      <w:start w:val="1"/>
+      <w:numFmt w:val="lowerRoman"/>
+      <w:lvlText w:val="%9."/>
+      <w:lvlJc w:val="right"/>
+      <w:pPr>
+        <w:ind w:left="6480" w:hanging="180"/>
+      </w:pPr>
+    </w:lvl>
+  </w:abstractNum>
   <w:num w:numId="1">
     <w:abstractNumId w:val="0"/>
+  </w:num>
+  <w:num w:numId="2">
+    <w:abstractNumId w:val="1"/>
   </w:num>
 </w:numbering>
 </file>

--- a/Исследование дешифратора.docx
+++ b/Исследование дешифратора.docx
@@ -2,6 +2,20 @@
 <file path=word/document.xml><?xml version="1.0" encoding="utf-8"?>
 <w:document xmlns:wpc="http://schemas.microsoft.com/office/word/2010/wordprocessingCanvas" xmlns:mc="http://schemas.openxmlformats.org/markup-compatibility/2006" xmlns:o="urn:schemas-microsoft-com:office:office" xmlns:r="http://schemas.openxmlformats.org/officeDocument/2006/relationships" xmlns:m="http://schemas.openxmlformats.org/officeDocument/2006/math" xmlns:v="urn:schemas-microsoft-com:vml" xmlns:wp14="http://schemas.microsoft.com/office/word/2010/wordprocessingDrawing" xmlns:wp="http://schemas.openxmlformats.org/drawingml/2006/wordprocessingDrawing" xmlns:w10="urn:schemas-microsoft-com:office:word" xmlns:w="http://schemas.openxmlformats.org/wordprocessingml/2006/main" xmlns:w14="http://schemas.microsoft.com/office/word/2010/wordml" xmlns:w15="http://schemas.microsoft.com/office/word/2012/wordml" xmlns:wpg="http://schemas.microsoft.com/office/word/2010/wordprocessingGroup" xmlns:wpi="http://schemas.microsoft.com/office/word/2010/wordprocessingInk" xmlns:wne="http://schemas.microsoft.com/office/word/2006/wordml" xmlns:wps="http://schemas.microsoft.com/office/word/2010/wordprocessingShape" mc:Ignorable="w14 w15 wp14">
   <w:body>
+    <w:p>
+      <w:pPr>
+        <w:spacing w:after="0" w:line="360" w:lineRule="auto"/>
+        <w:rPr>
+          <w:rFonts w:cs="Times New Roman"/>
+        </w:rPr>
+      </w:pPr>
+      <w:r>
+        <w:rPr>
+          <w:rFonts w:cs="Times New Roman"/>
+        </w:rPr>
+        <w:t xml:space="preserve">Комбинированные логические схемы </w:t>
+      </w:r>
+    </w:p>
     <w:p>
       <w:pPr>
         <w:pStyle w:val="a4"/>
@@ -7285,8 +7299,6 @@
         </w:rPr>
         <w:t>Использование дешифратора в режиме демультиплексора</w:t>
       </w:r>
-      <w:bookmarkStart w:id="0" w:name="_GoBack"/>
-      <w:bookmarkEnd w:id="0"/>
     </w:p>
     <w:p>
       <w:pPr>
@@ -7337,19 +7349,7 @@
         <w:rPr>
           <w:rFonts w:cs="Times New Roman"/>
         </w:rPr>
-        <w:t xml:space="preserve">1 </w:t>
-      </w:r>
-      <w:r>
-        <w:rPr>
-          <w:rFonts w:cs="Times New Roman"/>
-        </w:rPr>
-        <w:t>-</w:t>
-      </w:r>
-      <w:r>
-        <w:rPr>
-          <w:rFonts w:cs="Times New Roman"/>
-        </w:rPr>
-        <w:t>2</w:t>
+        <w:t>1 -2</w:t>
       </w:r>
       <w:r>
         <w:rPr>
@@ -7371,19 +7371,7 @@
         <w:rPr>
           <w:rFonts w:cs="Times New Roman"/>
         </w:rPr>
-        <w:t xml:space="preserve">1 </w:t>
-      </w:r>
-      <w:r>
-        <w:rPr>
-          <w:rFonts w:cs="Times New Roman"/>
-        </w:rPr>
-        <w:t>-</w:t>
-      </w:r>
-      <w:r>
-        <w:rPr>
-          <w:rFonts w:cs="Times New Roman"/>
-        </w:rPr>
-        <w:t>3</w:t>
+        <w:t>1 -3</w:t>
       </w:r>
       <w:r>
         <w:rPr>
@@ -7554,14 +7542,2634 @@
         <w:rPr>
           <w:rFonts w:cs="Times New Roman"/>
         </w:rPr>
-        <w:t>Обратное преобразование - демультип</w:t>
+        <w:t xml:space="preserve">Обратное преобразование </w:t>
       </w:r>
       <w:r>
         <w:rPr>
           <w:rFonts w:cs="Times New Roman"/>
         </w:rPr>
-        <w:t>лексированием</w:t>
+        <w:t>–</w:t>
       </w:r>
+      <w:r>
+        <w:rPr>
+          <w:rFonts w:cs="Times New Roman"/>
+        </w:rPr>
+        <w:t xml:space="preserve"> демультиплексированием</w:t>
+      </w:r>
+    </w:p>
+    <w:tbl>
+      <w:tblPr>
+        <w:tblStyle w:val="a3"/>
+        <w:tblW w:w="0" w:type="auto"/>
+        <w:tblInd w:w="720" w:type="dxa"/>
+        <w:tblLook w:val="04A0" w:firstRow="1" w:lastRow="0" w:firstColumn="1" w:lastColumn="0" w:noHBand="0" w:noVBand="1"/>
+      </w:tblPr>
+      <w:tblGrid>
+        <w:gridCol w:w="786"/>
+        <w:gridCol w:w="778"/>
+        <w:gridCol w:w="763"/>
+        <w:gridCol w:w="847"/>
+        <w:gridCol w:w="865"/>
+        <w:gridCol w:w="865"/>
+        <w:gridCol w:w="865"/>
+        <w:gridCol w:w="714"/>
+        <w:gridCol w:w="714"/>
+        <w:gridCol w:w="714"/>
+        <w:gridCol w:w="714"/>
+      </w:tblGrid>
+      <w:tr>
+        <w:tc>
+          <w:tcPr>
+            <w:tcW w:w="786" w:type="dxa"/>
+          </w:tcPr>
+          <w:p>
+            <w:pPr>
+              <w:pStyle w:val="a4"/>
+              <w:spacing w:line="360" w:lineRule="auto"/>
+              <w:ind w:left="0"/>
+              <w:jc w:val="center"/>
+              <w:rPr>
+                <w:rFonts w:cs="Times New Roman"/>
+              </w:rPr>
+            </w:pPr>
+            <w:r>
+              <w:rPr>
+                <w:rFonts w:cs="Times New Roman"/>
+              </w:rPr>
+              <w:t>А</w:t>
+            </w:r>
+          </w:p>
+        </w:tc>
+        <w:tc>
+          <w:tcPr>
+            <w:tcW w:w="778" w:type="dxa"/>
+          </w:tcPr>
+          <w:p>
+            <w:pPr>
+              <w:pStyle w:val="a4"/>
+              <w:spacing w:line="360" w:lineRule="auto"/>
+              <w:ind w:left="0"/>
+              <w:jc w:val="center"/>
+              <w:rPr>
+                <w:rFonts w:cs="Times New Roman"/>
+                <w:lang w:val="en-US"/>
+              </w:rPr>
+            </w:pPr>
+            <w:r>
+              <w:rPr>
+                <w:rFonts w:cs="Times New Roman"/>
+                <w:lang w:val="en-US"/>
+              </w:rPr>
+              <w:t>B</w:t>
+            </w:r>
+          </w:p>
+        </w:tc>
+        <w:tc>
+          <w:tcPr>
+            <w:tcW w:w="763" w:type="dxa"/>
+          </w:tcPr>
+          <w:p>
+            <w:pPr>
+              <w:pStyle w:val="a4"/>
+              <w:spacing w:line="360" w:lineRule="auto"/>
+              <w:ind w:left="0"/>
+              <w:jc w:val="center"/>
+              <w:rPr>
+                <w:rFonts w:cs="Times New Roman"/>
+                <w:lang w:val="en-US"/>
+              </w:rPr>
+            </w:pPr>
+            <w:r>
+              <w:rPr>
+                <w:rFonts w:cs="Times New Roman"/>
+                <w:lang w:val="en-US"/>
+              </w:rPr>
+              <w:t>C</w:t>
+            </w:r>
+          </w:p>
+        </w:tc>
+        <w:tc>
+          <w:tcPr>
+            <w:tcW w:w="847" w:type="dxa"/>
+          </w:tcPr>
+          <w:p>
+            <w:pPr>
+              <w:pStyle w:val="a4"/>
+              <w:spacing w:line="360" w:lineRule="auto"/>
+              <w:ind w:left="0"/>
+              <w:jc w:val="center"/>
+              <w:rPr>
+                <w:rFonts w:cs="Times New Roman"/>
+                <w:lang w:val="en-US"/>
+              </w:rPr>
+            </w:pPr>
+            <w:r>
+              <w:rPr>
+                <w:rFonts w:cs="Times New Roman"/>
+                <w:lang w:val="en-US"/>
+              </w:rPr>
+              <w:t>Y0</w:t>
+            </w:r>
+          </w:p>
+        </w:tc>
+        <w:tc>
+          <w:tcPr>
+            <w:tcW w:w="865" w:type="dxa"/>
+          </w:tcPr>
+          <w:p>
+            <w:pPr>
+              <w:pStyle w:val="a4"/>
+              <w:spacing w:line="360" w:lineRule="auto"/>
+              <w:ind w:left="0"/>
+              <w:jc w:val="center"/>
+              <w:rPr>
+                <w:rFonts w:cs="Times New Roman"/>
+                <w:lang w:val="en-US"/>
+              </w:rPr>
+            </w:pPr>
+            <w:r>
+              <w:rPr>
+                <w:rFonts w:cs="Times New Roman"/>
+                <w:lang w:val="en-US"/>
+              </w:rPr>
+              <w:t>Y1</w:t>
+            </w:r>
+          </w:p>
+        </w:tc>
+        <w:tc>
+          <w:tcPr>
+            <w:tcW w:w="865" w:type="dxa"/>
+          </w:tcPr>
+          <w:p>
+            <w:pPr>
+              <w:pStyle w:val="a4"/>
+              <w:spacing w:line="360" w:lineRule="auto"/>
+              <w:ind w:left="0"/>
+              <w:jc w:val="center"/>
+              <w:rPr>
+                <w:rFonts w:cs="Times New Roman"/>
+                <w:lang w:val="en-US"/>
+              </w:rPr>
+            </w:pPr>
+            <w:r>
+              <w:rPr>
+                <w:rFonts w:cs="Times New Roman"/>
+                <w:lang w:val="en-US"/>
+              </w:rPr>
+              <w:t>Y2</w:t>
+            </w:r>
+          </w:p>
+        </w:tc>
+        <w:tc>
+          <w:tcPr>
+            <w:tcW w:w="865" w:type="dxa"/>
+          </w:tcPr>
+          <w:p>
+            <w:pPr>
+              <w:pStyle w:val="a4"/>
+              <w:spacing w:line="360" w:lineRule="auto"/>
+              <w:ind w:left="0"/>
+              <w:jc w:val="center"/>
+              <w:rPr>
+                <w:rFonts w:cs="Times New Roman"/>
+                <w:lang w:val="en-US"/>
+              </w:rPr>
+            </w:pPr>
+            <w:r>
+              <w:rPr>
+                <w:rFonts w:cs="Times New Roman"/>
+                <w:lang w:val="en-US"/>
+              </w:rPr>
+              <w:t>Y3</w:t>
+            </w:r>
+          </w:p>
+        </w:tc>
+        <w:tc>
+          <w:tcPr>
+            <w:tcW w:w="714" w:type="dxa"/>
+          </w:tcPr>
+          <w:p>
+            <w:pPr>
+              <w:pStyle w:val="a4"/>
+              <w:spacing w:line="360" w:lineRule="auto"/>
+              <w:ind w:left="0"/>
+              <w:jc w:val="center"/>
+              <w:rPr>
+                <w:rFonts w:cs="Times New Roman"/>
+                <w:lang w:val="en-US"/>
+              </w:rPr>
+            </w:pPr>
+            <w:r>
+              <w:rPr>
+                <w:rFonts w:cs="Times New Roman"/>
+                <w:lang w:val="en-US"/>
+              </w:rPr>
+              <w:t>Y4</w:t>
+            </w:r>
+          </w:p>
+        </w:tc>
+        <w:tc>
+          <w:tcPr>
+            <w:tcW w:w="714" w:type="dxa"/>
+          </w:tcPr>
+          <w:p>
+            <w:pPr>
+              <w:pStyle w:val="a4"/>
+              <w:spacing w:line="360" w:lineRule="auto"/>
+              <w:ind w:left="0"/>
+              <w:jc w:val="center"/>
+              <w:rPr>
+                <w:rFonts w:cs="Times New Roman"/>
+                <w:lang w:val="en-US"/>
+              </w:rPr>
+            </w:pPr>
+            <w:r>
+              <w:rPr>
+                <w:rFonts w:cs="Times New Roman"/>
+                <w:lang w:val="en-US"/>
+              </w:rPr>
+              <w:t>Y5</w:t>
+            </w:r>
+          </w:p>
+        </w:tc>
+        <w:tc>
+          <w:tcPr>
+            <w:tcW w:w="714" w:type="dxa"/>
+          </w:tcPr>
+          <w:p>
+            <w:pPr>
+              <w:pStyle w:val="a4"/>
+              <w:spacing w:line="360" w:lineRule="auto"/>
+              <w:ind w:left="0"/>
+              <w:jc w:val="center"/>
+              <w:rPr>
+                <w:rFonts w:cs="Times New Roman"/>
+                <w:lang w:val="en-US"/>
+              </w:rPr>
+            </w:pPr>
+            <w:r>
+              <w:rPr>
+                <w:rFonts w:cs="Times New Roman"/>
+                <w:lang w:val="en-US"/>
+              </w:rPr>
+              <w:t>Y6</w:t>
+            </w:r>
+          </w:p>
+        </w:tc>
+        <w:tc>
+          <w:tcPr>
+            <w:tcW w:w="714" w:type="dxa"/>
+          </w:tcPr>
+          <w:p>
+            <w:pPr>
+              <w:pStyle w:val="a4"/>
+              <w:spacing w:line="360" w:lineRule="auto"/>
+              <w:ind w:left="0"/>
+              <w:jc w:val="center"/>
+              <w:rPr>
+                <w:rFonts w:cs="Times New Roman"/>
+                <w:lang w:val="en-US"/>
+              </w:rPr>
+            </w:pPr>
+            <w:r>
+              <w:rPr>
+                <w:rFonts w:cs="Times New Roman"/>
+                <w:lang w:val="en-US"/>
+              </w:rPr>
+              <w:t>Y7</w:t>
+            </w:r>
+          </w:p>
+        </w:tc>
+      </w:tr>
+      <w:tr>
+        <w:tc>
+          <w:tcPr>
+            <w:tcW w:w="786" w:type="dxa"/>
+          </w:tcPr>
+          <w:p>
+            <w:pPr>
+              <w:pStyle w:val="a4"/>
+              <w:spacing w:line="360" w:lineRule="auto"/>
+              <w:ind w:left="0"/>
+              <w:jc w:val="center"/>
+              <w:rPr>
+                <w:rFonts w:cs="Times New Roman"/>
+                <w:lang w:val="en-US"/>
+              </w:rPr>
+            </w:pPr>
+            <w:r>
+              <w:rPr>
+                <w:rFonts w:cs="Times New Roman"/>
+                <w:lang w:val="en-US"/>
+              </w:rPr>
+              <w:t>0</w:t>
+            </w:r>
+          </w:p>
+        </w:tc>
+        <w:tc>
+          <w:tcPr>
+            <w:tcW w:w="778" w:type="dxa"/>
+          </w:tcPr>
+          <w:p>
+            <w:pPr>
+              <w:pStyle w:val="a4"/>
+              <w:spacing w:line="360" w:lineRule="auto"/>
+              <w:ind w:left="0"/>
+              <w:jc w:val="center"/>
+              <w:rPr>
+                <w:rFonts w:cs="Times New Roman"/>
+                <w:lang w:val="en-US"/>
+              </w:rPr>
+            </w:pPr>
+            <w:r>
+              <w:rPr>
+                <w:rFonts w:cs="Times New Roman"/>
+                <w:lang w:val="en-US"/>
+              </w:rPr>
+              <w:t>0</w:t>
+            </w:r>
+          </w:p>
+        </w:tc>
+        <w:tc>
+          <w:tcPr>
+            <w:tcW w:w="763" w:type="dxa"/>
+          </w:tcPr>
+          <w:p>
+            <w:pPr>
+              <w:pStyle w:val="a4"/>
+              <w:spacing w:line="360" w:lineRule="auto"/>
+              <w:ind w:left="0"/>
+              <w:jc w:val="center"/>
+              <w:rPr>
+                <w:rFonts w:cs="Times New Roman"/>
+                <w:lang w:val="en-US"/>
+              </w:rPr>
+            </w:pPr>
+            <w:r>
+              <w:rPr>
+                <w:rFonts w:cs="Times New Roman"/>
+                <w:lang w:val="en-US"/>
+              </w:rPr>
+              <w:t>0</w:t>
+            </w:r>
+          </w:p>
+        </w:tc>
+        <w:tc>
+          <w:tcPr>
+            <w:tcW w:w="847" w:type="dxa"/>
+            <w:shd w:val="clear" w:color="auto" w:fill="E7E6E6" w:themeFill="background2"/>
+          </w:tcPr>
+          <w:p>
+            <w:pPr>
+              <w:pStyle w:val="a4"/>
+              <w:spacing w:line="360" w:lineRule="auto"/>
+              <w:ind w:left="0"/>
+              <w:jc w:val="center"/>
+              <w:rPr>
+                <w:rFonts w:cs="Times New Roman"/>
+                <w:lang w:val="en-US"/>
+              </w:rPr>
+            </w:pPr>
+            <w:r>
+              <w:rPr>
+                <w:rFonts w:cs="Times New Roman"/>
+                <w:lang w:val="en-US"/>
+              </w:rPr>
+              <w:t>G</w:t>
+            </w:r>
+          </w:p>
+        </w:tc>
+        <w:tc>
+          <w:tcPr>
+            <w:tcW w:w="865" w:type="dxa"/>
+            <w:shd w:val="clear" w:color="auto" w:fill="E7E6E6" w:themeFill="background2"/>
+          </w:tcPr>
+          <w:p>
+            <w:pPr>
+              <w:pStyle w:val="a4"/>
+              <w:spacing w:line="360" w:lineRule="auto"/>
+              <w:ind w:left="0"/>
+              <w:jc w:val="center"/>
+              <w:rPr>
+                <w:rFonts w:cs="Times New Roman"/>
+                <w:lang w:val="en-US"/>
+              </w:rPr>
+            </w:pPr>
+            <w:r>
+              <w:rPr>
+                <w:rFonts w:cs="Times New Roman"/>
+                <w:lang w:val="en-US"/>
+              </w:rPr>
+              <w:t>0</w:t>
+            </w:r>
+          </w:p>
+        </w:tc>
+        <w:tc>
+          <w:tcPr>
+            <w:tcW w:w="865" w:type="dxa"/>
+            <w:shd w:val="clear" w:color="auto" w:fill="E7E6E6" w:themeFill="background2"/>
+          </w:tcPr>
+          <w:p>
+            <w:pPr>
+              <w:pStyle w:val="a4"/>
+              <w:spacing w:line="360" w:lineRule="auto"/>
+              <w:ind w:left="0"/>
+              <w:jc w:val="center"/>
+              <w:rPr>
+                <w:rFonts w:cs="Times New Roman"/>
+                <w:lang w:val="en-US"/>
+              </w:rPr>
+            </w:pPr>
+            <w:r>
+              <w:rPr>
+                <w:rFonts w:cs="Times New Roman"/>
+                <w:lang w:val="en-US"/>
+              </w:rPr>
+              <w:t>0</w:t>
+            </w:r>
+          </w:p>
+        </w:tc>
+        <w:tc>
+          <w:tcPr>
+            <w:tcW w:w="865" w:type="dxa"/>
+            <w:shd w:val="clear" w:color="auto" w:fill="E7E6E6" w:themeFill="background2"/>
+          </w:tcPr>
+          <w:p>
+            <w:pPr>
+              <w:pStyle w:val="a4"/>
+              <w:spacing w:line="360" w:lineRule="auto"/>
+              <w:ind w:left="0"/>
+              <w:jc w:val="center"/>
+              <w:rPr>
+                <w:rFonts w:cs="Times New Roman"/>
+                <w:lang w:val="en-US"/>
+              </w:rPr>
+            </w:pPr>
+            <w:r>
+              <w:rPr>
+                <w:rFonts w:cs="Times New Roman"/>
+                <w:lang w:val="en-US"/>
+              </w:rPr>
+              <w:t>0</w:t>
+            </w:r>
+          </w:p>
+        </w:tc>
+        <w:tc>
+          <w:tcPr>
+            <w:tcW w:w="714" w:type="dxa"/>
+            <w:shd w:val="clear" w:color="auto" w:fill="E7E6E6" w:themeFill="background2"/>
+          </w:tcPr>
+          <w:p>
+            <w:pPr>
+              <w:jc w:val="center"/>
+            </w:pPr>
+            <w:r>
+              <w:rPr>
+                <w:rFonts w:cs="Times New Roman"/>
+                <w:lang w:val="en-US"/>
+              </w:rPr>
+              <w:t>0</w:t>
+            </w:r>
+          </w:p>
+        </w:tc>
+        <w:tc>
+          <w:tcPr>
+            <w:tcW w:w="714" w:type="dxa"/>
+            <w:shd w:val="clear" w:color="auto" w:fill="E7E6E6" w:themeFill="background2"/>
+          </w:tcPr>
+          <w:p>
+            <w:pPr>
+              <w:jc w:val="center"/>
+            </w:pPr>
+            <w:r>
+              <w:rPr>
+                <w:rFonts w:cs="Times New Roman"/>
+                <w:lang w:val="en-US"/>
+              </w:rPr>
+              <w:t>0</w:t>
+            </w:r>
+          </w:p>
+        </w:tc>
+        <w:tc>
+          <w:tcPr>
+            <w:tcW w:w="714" w:type="dxa"/>
+            <w:shd w:val="clear" w:color="auto" w:fill="E7E6E6" w:themeFill="background2"/>
+          </w:tcPr>
+          <w:p>
+            <w:pPr>
+              <w:jc w:val="center"/>
+            </w:pPr>
+            <w:r>
+              <w:rPr>
+                <w:rFonts w:cs="Times New Roman"/>
+                <w:lang w:val="en-US"/>
+              </w:rPr>
+              <w:t>0</w:t>
+            </w:r>
+          </w:p>
+        </w:tc>
+        <w:tc>
+          <w:tcPr>
+            <w:tcW w:w="714" w:type="dxa"/>
+            <w:shd w:val="clear" w:color="auto" w:fill="E7E6E6" w:themeFill="background2"/>
+          </w:tcPr>
+          <w:p>
+            <w:pPr>
+              <w:jc w:val="center"/>
+            </w:pPr>
+            <w:r>
+              <w:rPr>
+                <w:rFonts w:cs="Times New Roman"/>
+                <w:lang w:val="en-US"/>
+              </w:rPr>
+              <w:t>0</w:t>
+            </w:r>
+          </w:p>
+        </w:tc>
+      </w:tr>
+      <w:tr>
+        <w:tc>
+          <w:tcPr>
+            <w:tcW w:w="786" w:type="dxa"/>
+          </w:tcPr>
+          <w:p>
+            <w:pPr>
+              <w:pStyle w:val="a4"/>
+              <w:spacing w:line="360" w:lineRule="auto"/>
+              <w:ind w:left="0"/>
+              <w:jc w:val="center"/>
+              <w:rPr>
+                <w:rFonts w:cs="Times New Roman"/>
+                <w:lang w:val="en-US"/>
+              </w:rPr>
+            </w:pPr>
+            <w:r>
+              <w:rPr>
+                <w:rFonts w:cs="Times New Roman"/>
+                <w:lang w:val="en-US"/>
+              </w:rPr>
+              <w:t>0</w:t>
+            </w:r>
+          </w:p>
+        </w:tc>
+        <w:tc>
+          <w:tcPr>
+            <w:tcW w:w="778" w:type="dxa"/>
+          </w:tcPr>
+          <w:p>
+            <w:pPr>
+              <w:pStyle w:val="a4"/>
+              <w:spacing w:line="360" w:lineRule="auto"/>
+              <w:ind w:left="0"/>
+              <w:jc w:val="center"/>
+              <w:rPr>
+                <w:rFonts w:cs="Times New Roman"/>
+                <w:lang w:val="en-US"/>
+              </w:rPr>
+            </w:pPr>
+            <w:r>
+              <w:rPr>
+                <w:rFonts w:cs="Times New Roman"/>
+                <w:lang w:val="en-US"/>
+              </w:rPr>
+              <w:t>0</w:t>
+            </w:r>
+          </w:p>
+        </w:tc>
+        <w:tc>
+          <w:tcPr>
+            <w:tcW w:w="763" w:type="dxa"/>
+          </w:tcPr>
+          <w:p>
+            <w:pPr>
+              <w:pStyle w:val="a4"/>
+              <w:spacing w:line="360" w:lineRule="auto"/>
+              <w:ind w:left="0"/>
+              <w:jc w:val="center"/>
+              <w:rPr>
+                <w:rFonts w:cs="Times New Roman"/>
+                <w:lang w:val="en-US"/>
+              </w:rPr>
+            </w:pPr>
+            <w:r>
+              <w:rPr>
+                <w:rFonts w:cs="Times New Roman"/>
+                <w:lang w:val="en-US"/>
+              </w:rPr>
+              <w:t>1</w:t>
+            </w:r>
+          </w:p>
+        </w:tc>
+        <w:tc>
+          <w:tcPr>
+            <w:tcW w:w="847" w:type="dxa"/>
+            <w:shd w:val="clear" w:color="auto" w:fill="E7E6E6" w:themeFill="background2"/>
+          </w:tcPr>
+          <w:p>
+            <w:pPr>
+              <w:pStyle w:val="a4"/>
+              <w:spacing w:line="360" w:lineRule="auto"/>
+              <w:ind w:left="0"/>
+              <w:jc w:val="center"/>
+              <w:rPr>
+                <w:rFonts w:cs="Times New Roman"/>
+                <w:lang w:val="en-US"/>
+              </w:rPr>
+            </w:pPr>
+            <w:r>
+              <w:rPr>
+                <w:rFonts w:cs="Times New Roman"/>
+                <w:lang w:val="en-US"/>
+              </w:rPr>
+              <w:t>0</w:t>
+            </w:r>
+          </w:p>
+        </w:tc>
+        <w:tc>
+          <w:tcPr>
+            <w:tcW w:w="865" w:type="dxa"/>
+            <w:shd w:val="clear" w:color="auto" w:fill="E7E6E6" w:themeFill="background2"/>
+          </w:tcPr>
+          <w:p>
+            <w:pPr>
+              <w:pStyle w:val="a4"/>
+              <w:spacing w:line="360" w:lineRule="auto"/>
+              <w:ind w:left="0"/>
+              <w:jc w:val="center"/>
+              <w:rPr>
+                <w:rFonts w:cs="Times New Roman"/>
+                <w:lang w:val="en-US"/>
+              </w:rPr>
+            </w:pPr>
+            <w:r>
+              <w:rPr>
+                <w:rFonts w:cs="Times New Roman"/>
+                <w:lang w:val="en-US"/>
+              </w:rPr>
+              <w:t>G</w:t>
+            </w:r>
+          </w:p>
+        </w:tc>
+        <w:tc>
+          <w:tcPr>
+            <w:tcW w:w="865" w:type="dxa"/>
+            <w:shd w:val="clear" w:color="auto" w:fill="E7E6E6" w:themeFill="background2"/>
+          </w:tcPr>
+          <w:p>
+            <w:pPr>
+              <w:pStyle w:val="a4"/>
+              <w:spacing w:line="360" w:lineRule="auto"/>
+              <w:ind w:left="0"/>
+              <w:jc w:val="center"/>
+              <w:rPr>
+                <w:rFonts w:cs="Times New Roman"/>
+                <w:lang w:val="en-US"/>
+              </w:rPr>
+            </w:pPr>
+            <w:r>
+              <w:rPr>
+                <w:rFonts w:cs="Times New Roman"/>
+                <w:lang w:val="en-US"/>
+              </w:rPr>
+              <w:t>0</w:t>
+            </w:r>
+          </w:p>
+        </w:tc>
+        <w:tc>
+          <w:tcPr>
+            <w:tcW w:w="865" w:type="dxa"/>
+            <w:shd w:val="clear" w:color="auto" w:fill="E7E6E6" w:themeFill="background2"/>
+          </w:tcPr>
+          <w:p>
+            <w:pPr>
+              <w:pStyle w:val="a4"/>
+              <w:spacing w:line="360" w:lineRule="auto"/>
+              <w:ind w:left="0"/>
+              <w:jc w:val="center"/>
+              <w:rPr>
+                <w:rFonts w:cs="Times New Roman"/>
+                <w:lang w:val="en-US"/>
+              </w:rPr>
+            </w:pPr>
+            <w:r>
+              <w:rPr>
+                <w:rFonts w:cs="Times New Roman"/>
+                <w:lang w:val="en-US"/>
+              </w:rPr>
+              <w:t>0</w:t>
+            </w:r>
+          </w:p>
+        </w:tc>
+        <w:tc>
+          <w:tcPr>
+            <w:tcW w:w="714" w:type="dxa"/>
+            <w:shd w:val="clear" w:color="auto" w:fill="E7E6E6" w:themeFill="background2"/>
+          </w:tcPr>
+          <w:p>
+            <w:pPr>
+              <w:jc w:val="center"/>
+            </w:pPr>
+            <w:r>
+              <w:rPr>
+                <w:rFonts w:cs="Times New Roman"/>
+                <w:lang w:val="en-US"/>
+              </w:rPr>
+              <w:t>0</w:t>
+            </w:r>
+          </w:p>
+        </w:tc>
+        <w:tc>
+          <w:tcPr>
+            <w:tcW w:w="714" w:type="dxa"/>
+            <w:shd w:val="clear" w:color="auto" w:fill="E7E6E6" w:themeFill="background2"/>
+          </w:tcPr>
+          <w:p>
+            <w:pPr>
+              <w:jc w:val="center"/>
+            </w:pPr>
+            <w:r>
+              <w:rPr>
+                <w:rFonts w:cs="Times New Roman"/>
+                <w:lang w:val="en-US"/>
+              </w:rPr>
+              <w:t>0</w:t>
+            </w:r>
+          </w:p>
+        </w:tc>
+        <w:tc>
+          <w:tcPr>
+            <w:tcW w:w="714" w:type="dxa"/>
+            <w:shd w:val="clear" w:color="auto" w:fill="E7E6E6" w:themeFill="background2"/>
+          </w:tcPr>
+          <w:p>
+            <w:pPr>
+              <w:jc w:val="center"/>
+            </w:pPr>
+            <w:r>
+              <w:rPr>
+                <w:rFonts w:cs="Times New Roman"/>
+                <w:lang w:val="en-US"/>
+              </w:rPr>
+              <w:t>0</w:t>
+            </w:r>
+          </w:p>
+        </w:tc>
+        <w:tc>
+          <w:tcPr>
+            <w:tcW w:w="714" w:type="dxa"/>
+            <w:shd w:val="clear" w:color="auto" w:fill="E7E6E6" w:themeFill="background2"/>
+          </w:tcPr>
+          <w:p>
+            <w:pPr>
+              <w:jc w:val="center"/>
+            </w:pPr>
+            <w:r>
+              <w:rPr>
+                <w:rFonts w:cs="Times New Roman"/>
+                <w:lang w:val="en-US"/>
+              </w:rPr>
+              <w:t>0</w:t>
+            </w:r>
+          </w:p>
+        </w:tc>
+      </w:tr>
+      <w:tr>
+        <w:tc>
+          <w:tcPr>
+            <w:tcW w:w="786" w:type="dxa"/>
+          </w:tcPr>
+          <w:p>
+            <w:pPr>
+              <w:pStyle w:val="a4"/>
+              <w:spacing w:line="360" w:lineRule="auto"/>
+              <w:ind w:left="0"/>
+              <w:jc w:val="center"/>
+              <w:rPr>
+                <w:rFonts w:cs="Times New Roman"/>
+                <w:lang w:val="en-US"/>
+              </w:rPr>
+            </w:pPr>
+            <w:r>
+              <w:rPr>
+                <w:rFonts w:cs="Times New Roman"/>
+                <w:lang w:val="en-US"/>
+              </w:rPr>
+              <w:t>0</w:t>
+            </w:r>
+          </w:p>
+        </w:tc>
+        <w:tc>
+          <w:tcPr>
+            <w:tcW w:w="778" w:type="dxa"/>
+          </w:tcPr>
+          <w:p>
+            <w:pPr>
+              <w:pStyle w:val="a4"/>
+              <w:spacing w:line="360" w:lineRule="auto"/>
+              <w:ind w:left="0"/>
+              <w:jc w:val="center"/>
+              <w:rPr>
+                <w:rFonts w:cs="Times New Roman"/>
+                <w:lang w:val="en-US"/>
+              </w:rPr>
+            </w:pPr>
+            <w:r>
+              <w:rPr>
+                <w:rFonts w:cs="Times New Roman"/>
+                <w:lang w:val="en-US"/>
+              </w:rPr>
+              <w:t>1</w:t>
+            </w:r>
+          </w:p>
+        </w:tc>
+        <w:tc>
+          <w:tcPr>
+            <w:tcW w:w="763" w:type="dxa"/>
+          </w:tcPr>
+          <w:p>
+            <w:pPr>
+              <w:pStyle w:val="a4"/>
+              <w:spacing w:line="360" w:lineRule="auto"/>
+              <w:ind w:left="0"/>
+              <w:jc w:val="center"/>
+              <w:rPr>
+                <w:rFonts w:cs="Times New Roman"/>
+                <w:lang w:val="en-US"/>
+              </w:rPr>
+            </w:pPr>
+            <w:r>
+              <w:rPr>
+                <w:rFonts w:cs="Times New Roman"/>
+                <w:lang w:val="en-US"/>
+              </w:rPr>
+              <w:t>0</w:t>
+            </w:r>
+          </w:p>
+        </w:tc>
+        <w:tc>
+          <w:tcPr>
+            <w:tcW w:w="847" w:type="dxa"/>
+            <w:shd w:val="clear" w:color="auto" w:fill="E7E6E6" w:themeFill="background2"/>
+          </w:tcPr>
+          <w:p>
+            <w:pPr>
+              <w:pStyle w:val="a4"/>
+              <w:spacing w:line="360" w:lineRule="auto"/>
+              <w:ind w:left="0"/>
+              <w:jc w:val="center"/>
+              <w:rPr>
+                <w:rFonts w:cs="Times New Roman"/>
+                <w:lang w:val="en-US"/>
+              </w:rPr>
+            </w:pPr>
+            <w:r>
+              <w:rPr>
+                <w:rFonts w:cs="Times New Roman"/>
+                <w:lang w:val="en-US"/>
+              </w:rPr>
+              <w:t>0</w:t>
+            </w:r>
+          </w:p>
+        </w:tc>
+        <w:tc>
+          <w:tcPr>
+            <w:tcW w:w="865" w:type="dxa"/>
+            <w:shd w:val="clear" w:color="auto" w:fill="E7E6E6" w:themeFill="background2"/>
+          </w:tcPr>
+          <w:p>
+            <w:pPr>
+              <w:pStyle w:val="a4"/>
+              <w:spacing w:line="360" w:lineRule="auto"/>
+              <w:ind w:left="0"/>
+              <w:jc w:val="center"/>
+              <w:rPr>
+                <w:rFonts w:cs="Times New Roman"/>
+                <w:lang w:val="en-US"/>
+              </w:rPr>
+            </w:pPr>
+            <w:r>
+              <w:rPr>
+                <w:rFonts w:cs="Times New Roman"/>
+                <w:lang w:val="en-US"/>
+              </w:rPr>
+              <w:t>0</w:t>
+            </w:r>
+          </w:p>
+        </w:tc>
+        <w:tc>
+          <w:tcPr>
+            <w:tcW w:w="865" w:type="dxa"/>
+            <w:shd w:val="clear" w:color="auto" w:fill="E7E6E6" w:themeFill="background2"/>
+          </w:tcPr>
+          <w:p>
+            <w:pPr>
+              <w:pStyle w:val="a4"/>
+              <w:spacing w:line="360" w:lineRule="auto"/>
+              <w:ind w:left="0"/>
+              <w:jc w:val="center"/>
+              <w:rPr>
+                <w:rFonts w:cs="Times New Roman"/>
+                <w:lang w:val="en-US"/>
+              </w:rPr>
+            </w:pPr>
+            <w:r>
+              <w:rPr>
+                <w:rFonts w:cs="Times New Roman"/>
+                <w:lang w:val="en-US"/>
+              </w:rPr>
+              <w:t>G</w:t>
+            </w:r>
+          </w:p>
+        </w:tc>
+        <w:tc>
+          <w:tcPr>
+            <w:tcW w:w="865" w:type="dxa"/>
+            <w:shd w:val="clear" w:color="auto" w:fill="E7E6E6" w:themeFill="background2"/>
+          </w:tcPr>
+          <w:p>
+            <w:pPr>
+              <w:pStyle w:val="a4"/>
+              <w:spacing w:line="360" w:lineRule="auto"/>
+              <w:ind w:left="0"/>
+              <w:jc w:val="center"/>
+              <w:rPr>
+                <w:rFonts w:cs="Times New Roman"/>
+                <w:lang w:val="en-US"/>
+              </w:rPr>
+            </w:pPr>
+            <w:r>
+              <w:rPr>
+                <w:rFonts w:cs="Times New Roman"/>
+                <w:lang w:val="en-US"/>
+              </w:rPr>
+              <w:t>0</w:t>
+            </w:r>
+          </w:p>
+        </w:tc>
+        <w:tc>
+          <w:tcPr>
+            <w:tcW w:w="714" w:type="dxa"/>
+            <w:shd w:val="clear" w:color="auto" w:fill="E7E6E6" w:themeFill="background2"/>
+          </w:tcPr>
+          <w:p>
+            <w:pPr>
+              <w:jc w:val="center"/>
+            </w:pPr>
+            <w:r>
+              <w:rPr>
+                <w:rFonts w:cs="Times New Roman"/>
+                <w:lang w:val="en-US"/>
+              </w:rPr>
+              <w:t>0</w:t>
+            </w:r>
+          </w:p>
+        </w:tc>
+        <w:tc>
+          <w:tcPr>
+            <w:tcW w:w="714" w:type="dxa"/>
+            <w:shd w:val="clear" w:color="auto" w:fill="E7E6E6" w:themeFill="background2"/>
+          </w:tcPr>
+          <w:p>
+            <w:pPr>
+              <w:jc w:val="center"/>
+            </w:pPr>
+            <w:r>
+              <w:rPr>
+                <w:rFonts w:cs="Times New Roman"/>
+                <w:lang w:val="en-US"/>
+              </w:rPr>
+              <w:t>0</w:t>
+            </w:r>
+          </w:p>
+        </w:tc>
+        <w:tc>
+          <w:tcPr>
+            <w:tcW w:w="714" w:type="dxa"/>
+            <w:shd w:val="clear" w:color="auto" w:fill="E7E6E6" w:themeFill="background2"/>
+          </w:tcPr>
+          <w:p>
+            <w:pPr>
+              <w:jc w:val="center"/>
+            </w:pPr>
+            <w:r>
+              <w:rPr>
+                <w:rFonts w:cs="Times New Roman"/>
+                <w:lang w:val="en-US"/>
+              </w:rPr>
+              <w:t>0</w:t>
+            </w:r>
+          </w:p>
+        </w:tc>
+        <w:tc>
+          <w:tcPr>
+            <w:tcW w:w="714" w:type="dxa"/>
+            <w:shd w:val="clear" w:color="auto" w:fill="E7E6E6" w:themeFill="background2"/>
+          </w:tcPr>
+          <w:p>
+            <w:pPr>
+              <w:jc w:val="center"/>
+            </w:pPr>
+            <w:r>
+              <w:rPr>
+                <w:rFonts w:cs="Times New Roman"/>
+                <w:lang w:val="en-US"/>
+              </w:rPr>
+              <w:t>0</w:t>
+            </w:r>
+          </w:p>
+        </w:tc>
+      </w:tr>
+      <w:tr>
+        <w:tc>
+          <w:tcPr>
+            <w:tcW w:w="786" w:type="dxa"/>
+          </w:tcPr>
+          <w:p>
+            <w:pPr>
+              <w:pStyle w:val="a4"/>
+              <w:spacing w:line="360" w:lineRule="auto"/>
+              <w:ind w:left="0"/>
+              <w:jc w:val="center"/>
+              <w:rPr>
+                <w:rFonts w:cs="Times New Roman"/>
+                <w:lang w:val="en-US"/>
+              </w:rPr>
+            </w:pPr>
+            <w:r>
+              <w:rPr>
+                <w:rFonts w:cs="Times New Roman"/>
+                <w:lang w:val="en-US"/>
+              </w:rPr>
+              <w:t>0</w:t>
+            </w:r>
+          </w:p>
+        </w:tc>
+        <w:tc>
+          <w:tcPr>
+            <w:tcW w:w="778" w:type="dxa"/>
+          </w:tcPr>
+          <w:p>
+            <w:pPr>
+              <w:pStyle w:val="a4"/>
+              <w:spacing w:line="360" w:lineRule="auto"/>
+              <w:ind w:left="0"/>
+              <w:jc w:val="center"/>
+              <w:rPr>
+                <w:rFonts w:cs="Times New Roman"/>
+                <w:lang w:val="en-US"/>
+              </w:rPr>
+            </w:pPr>
+            <w:r>
+              <w:rPr>
+                <w:rFonts w:cs="Times New Roman"/>
+                <w:lang w:val="en-US"/>
+              </w:rPr>
+              <w:t>1</w:t>
+            </w:r>
+          </w:p>
+        </w:tc>
+        <w:tc>
+          <w:tcPr>
+            <w:tcW w:w="763" w:type="dxa"/>
+          </w:tcPr>
+          <w:p>
+            <w:pPr>
+              <w:pStyle w:val="a4"/>
+              <w:spacing w:line="360" w:lineRule="auto"/>
+              <w:ind w:left="0"/>
+              <w:jc w:val="center"/>
+              <w:rPr>
+                <w:rFonts w:cs="Times New Roman"/>
+                <w:lang w:val="en-US"/>
+              </w:rPr>
+            </w:pPr>
+            <w:r>
+              <w:rPr>
+                <w:rFonts w:cs="Times New Roman"/>
+                <w:lang w:val="en-US"/>
+              </w:rPr>
+              <w:t>1</w:t>
+            </w:r>
+          </w:p>
+        </w:tc>
+        <w:tc>
+          <w:tcPr>
+            <w:tcW w:w="847" w:type="dxa"/>
+            <w:shd w:val="clear" w:color="auto" w:fill="E7E6E6" w:themeFill="background2"/>
+          </w:tcPr>
+          <w:p>
+            <w:pPr>
+              <w:pStyle w:val="a4"/>
+              <w:spacing w:line="360" w:lineRule="auto"/>
+              <w:ind w:left="0"/>
+              <w:jc w:val="center"/>
+              <w:rPr>
+                <w:rFonts w:cs="Times New Roman"/>
+                <w:lang w:val="en-US"/>
+              </w:rPr>
+            </w:pPr>
+            <w:r>
+              <w:rPr>
+                <w:rFonts w:cs="Times New Roman"/>
+                <w:lang w:val="en-US"/>
+              </w:rPr>
+              <w:t>0</w:t>
+            </w:r>
+          </w:p>
+        </w:tc>
+        <w:tc>
+          <w:tcPr>
+            <w:tcW w:w="865" w:type="dxa"/>
+            <w:shd w:val="clear" w:color="auto" w:fill="E7E6E6" w:themeFill="background2"/>
+          </w:tcPr>
+          <w:p>
+            <w:pPr>
+              <w:pStyle w:val="a4"/>
+              <w:spacing w:line="360" w:lineRule="auto"/>
+              <w:ind w:left="0"/>
+              <w:jc w:val="center"/>
+              <w:rPr>
+                <w:rFonts w:cs="Times New Roman"/>
+                <w:lang w:val="en-US"/>
+              </w:rPr>
+            </w:pPr>
+            <w:r>
+              <w:rPr>
+                <w:rFonts w:cs="Times New Roman"/>
+                <w:lang w:val="en-US"/>
+              </w:rPr>
+              <w:t>0</w:t>
+            </w:r>
+          </w:p>
+        </w:tc>
+        <w:tc>
+          <w:tcPr>
+            <w:tcW w:w="865" w:type="dxa"/>
+            <w:shd w:val="clear" w:color="auto" w:fill="E7E6E6" w:themeFill="background2"/>
+          </w:tcPr>
+          <w:p>
+            <w:pPr>
+              <w:pStyle w:val="a4"/>
+              <w:spacing w:line="360" w:lineRule="auto"/>
+              <w:ind w:left="0"/>
+              <w:jc w:val="center"/>
+              <w:rPr>
+                <w:rFonts w:cs="Times New Roman"/>
+                <w:lang w:val="en-US"/>
+              </w:rPr>
+            </w:pPr>
+            <w:r>
+              <w:rPr>
+                <w:rFonts w:cs="Times New Roman"/>
+                <w:lang w:val="en-US"/>
+              </w:rPr>
+              <w:t>0</w:t>
+            </w:r>
+          </w:p>
+        </w:tc>
+        <w:tc>
+          <w:tcPr>
+            <w:tcW w:w="865" w:type="dxa"/>
+            <w:shd w:val="clear" w:color="auto" w:fill="E7E6E6" w:themeFill="background2"/>
+          </w:tcPr>
+          <w:p>
+            <w:pPr>
+              <w:pStyle w:val="a4"/>
+              <w:spacing w:line="360" w:lineRule="auto"/>
+              <w:ind w:left="0"/>
+              <w:jc w:val="center"/>
+              <w:rPr>
+                <w:rFonts w:cs="Times New Roman"/>
+                <w:lang w:val="en-US"/>
+              </w:rPr>
+            </w:pPr>
+            <w:r>
+              <w:rPr>
+                <w:rFonts w:cs="Times New Roman"/>
+                <w:lang w:val="en-US"/>
+              </w:rPr>
+              <w:t>G</w:t>
+            </w:r>
+          </w:p>
+        </w:tc>
+        <w:tc>
+          <w:tcPr>
+            <w:tcW w:w="714" w:type="dxa"/>
+            <w:shd w:val="clear" w:color="auto" w:fill="E7E6E6" w:themeFill="background2"/>
+          </w:tcPr>
+          <w:p>
+            <w:pPr>
+              <w:jc w:val="center"/>
+            </w:pPr>
+            <w:r>
+              <w:rPr>
+                <w:rFonts w:cs="Times New Roman"/>
+                <w:lang w:val="en-US"/>
+              </w:rPr>
+              <w:t>0</w:t>
+            </w:r>
+          </w:p>
+        </w:tc>
+        <w:tc>
+          <w:tcPr>
+            <w:tcW w:w="714" w:type="dxa"/>
+            <w:shd w:val="clear" w:color="auto" w:fill="E7E6E6" w:themeFill="background2"/>
+          </w:tcPr>
+          <w:p>
+            <w:pPr>
+              <w:jc w:val="center"/>
+            </w:pPr>
+            <w:r>
+              <w:rPr>
+                <w:rFonts w:cs="Times New Roman"/>
+                <w:lang w:val="en-US"/>
+              </w:rPr>
+              <w:t>0</w:t>
+            </w:r>
+          </w:p>
+        </w:tc>
+        <w:tc>
+          <w:tcPr>
+            <w:tcW w:w="714" w:type="dxa"/>
+            <w:shd w:val="clear" w:color="auto" w:fill="E7E6E6" w:themeFill="background2"/>
+          </w:tcPr>
+          <w:p>
+            <w:pPr>
+              <w:jc w:val="center"/>
+            </w:pPr>
+            <w:r>
+              <w:rPr>
+                <w:rFonts w:cs="Times New Roman"/>
+                <w:lang w:val="en-US"/>
+              </w:rPr>
+              <w:t>0</w:t>
+            </w:r>
+          </w:p>
+        </w:tc>
+        <w:tc>
+          <w:tcPr>
+            <w:tcW w:w="714" w:type="dxa"/>
+            <w:shd w:val="clear" w:color="auto" w:fill="E7E6E6" w:themeFill="background2"/>
+          </w:tcPr>
+          <w:p>
+            <w:pPr>
+              <w:jc w:val="center"/>
+            </w:pPr>
+            <w:r>
+              <w:rPr>
+                <w:rFonts w:cs="Times New Roman"/>
+                <w:lang w:val="en-US"/>
+              </w:rPr>
+              <w:t>0</w:t>
+            </w:r>
+          </w:p>
+        </w:tc>
+      </w:tr>
+      <w:tr>
+        <w:tc>
+          <w:tcPr>
+            <w:tcW w:w="786" w:type="dxa"/>
+          </w:tcPr>
+          <w:p>
+            <w:pPr>
+              <w:pStyle w:val="a4"/>
+              <w:spacing w:line="360" w:lineRule="auto"/>
+              <w:ind w:left="0"/>
+              <w:jc w:val="center"/>
+              <w:rPr>
+                <w:rFonts w:cs="Times New Roman"/>
+                <w:lang w:val="en-US"/>
+              </w:rPr>
+            </w:pPr>
+            <w:r>
+              <w:rPr>
+                <w:rFonts w:cs="Times New Roman"/>
+                <w:lang w:val="en-US"/>
+              </w:rPr>
+              <w:t>1</w:t>
+            </w:r>
+          </w:p>
+        </w:tc>
+        <w:tc>
+          <w:tcPr>
+            <w:tcW w:w="778" w:type="dxa"/>
+          </w:tcPr>
+          <w:p>
+            <w:pPr>
+              <w:pStyle w:val="a4"/>
+              <w:spacing w:line="360" w:lineRule="auto"/>
+              <w:ind w:left="0"/>
+              <w:jc w:val="center"/>
+              <w:rPr>
+                <w:rFonts w:cs="Times New Roman"/>
+                <w:lang w:val="en-US"/>
+              </w:rPr>
+            </w:pPr>
+            <w:r>
+              <w:rPr>
+                <w:rFonts w:cs="Times New Roman"/>
+                <w:lang w:val="en-US"/>
+              </w:rPr>
+              <w:t>0</w:t>
+            </w:r>
+          </w:p>
+        </w:tc>
+        <w:tc>
+          <w:tcPr>
+            <w:tcW w:w="763" w:type="dxa"/>
+          </w:tcPr>
+          <w:p>
+            <w:pPr>
+              <w:pStyle w:val="a4"/>
+              <w:spacing w:line="360" w:lineRule="auto"/>
+              <w:ind w:left="0"/>
+              <w:jc w:val="center"/>
+              <w:rPr>
+                <w:rFonts w:cs="Times New Roman"/>
+                <w:lang w:val="en-US"/>
+              </w:rPr>
+            </w:pPr>
+            <w:r>
+              <w:rPr>
+                <w:rFonts w:cs="Times New Roman"/>
+                <w:lang w:val="en-US"/>
+              </w:rPr>
+              <w:t>0</w:t>
+            </w:r>
+          </w:p>
+        </w:tc>
+        <w:tc>
+          <w:tcPr>
+            <w:tcW w:w="847" w:type="dxa"/>
+            <w:shd w:val="clear" w:color="auto" w:fill="E7E6E6" w:themeFill="background2"/>
+          </w:tcPr>
+          <w:p>
+            <w:pPr>
+              <w:jc w:val="center"/>
+            </w:pPr>
+            <w:r>
+              <w:rPr>
+                <w:rFonts w:cs="Times New Roman"/>
+                <w:lang w:val="en-US"/>
+              </w:rPr>
+              <w:t>0</w:t>
+            </w:r>
+          </w:p>
+        </w:tc>
+        <w:tc>
+          <w:tcPr>
+            <w:tcW w:w="865" w:type="dxa"/>
+            <w:shd w:val="clear" w:color="auto" w:fill="E7E6E6" w:themeFill="background2"/>
+          </w:tcPr>
+          <w:p>
+            <w:pPr>
+              <w:jc w:val="center"/>
+            </w:pPr>
+            <w:r>
+              <w:rPr>
+                <w:rFonts w:cs="Times New Roman"/>
+                <w:lang w:val="en-US"/>
+              </w:rPr>
+              <w:t>0</w:t>
+            </w:r>
+          </w:p>
+        </w:tc>
+        <w:tc>
+          <w:tcPr>
+            <w:tcW w:w="865" w:type="dxa"/>
+            <w:shd w:val="clear" w:color="auto" w:fill="E7E6E6" w:themeFill="background2"/>
+          </w:tcPr>
+          <w:p>
+            <w:pPr>
+              <w:jc w:val="center"/>
+            </w:pPr>
+            <w:r>
+              <w:rPr>
+                <w:rFonts w:cs="Times New Roman"/>
+                <w:lang w:val="en-US"/>
+              </w:rPr>
+              <w:t>0</w:t>
+            </w:r>
+          </w:p>
+        </w:tc>
+        <w:tc>
+          <w:tcPr>
+            <w:tcW w:w="865" w:type="dxa"/>
+            <w:shd w:val="clear" w:color="auto" w:fill="E7E6E6" w:themeFill="background2"/>
+          </w:tcPr>
+          <w:p>
+            <w:pPr>
+              <w:jc w:val="center"/>
+            </w:pPr>
+            <w:r>
+              <w:rPr>
+                <w:rFonts w:cs="Times New Roman"/>
+                <w:lang w:val="en-US"/>
+              </w:rPr>
+              <w:t>0</w:t>
+            </w:r>
+          </w:p>
+        </w:tc>
+        <w:tc>
+          <w:tcPr>
+            <w:tcW w:w="714" w:type="dxa"/>
+            <w:shd w:val="clear" w:color="auto" w:fill="E7E6E6" w:themeFill="background2"/>
+          </w:tcPr>
+          <w:p>
+            <w:pPr>
+              <w:pStyle w:val="a4"/>
+              <w:spacing w:line="360" w:lineRule="auto"/>
+              <w:ind w:left="0"/>
+              <w:jc w:val="center"/>
+              <w:rPr>
+                <w:rFonts w:cs="Times New Roman"/>
+                <w:lang w:val="en-US"/>
+              </w:rPr>
+            </w:pPr>
+            <w:r>
+              <w:rPr>
+                <w:rFonts w:cs="Times New Roman"/>
+                <w:lang w:val="en-US"/>
+              </w:rPr>
+              <w:t>G</w:t>
+            </w:r>
+          </w:p>
+        </w:tc>
+        <w:tc>
+          <w:tcPr>
+            <w:tcW w:w="714" w:type="dxa"/>
+            <w:shd w:val="clear" w:color="auto" w:fill="E7E6E6" w:themeFill="background2"/>
+          </w:tcPr>
+          <w:p>
+            <w:pPr>
+              <w:jc w:val="center"/>
+            </w:pPr>
+            <w:r>
+              <w:rPr>
+                <w:rFonts w:cs="Times New Roman"/>
+                <w:lang w:val="en-US"/>
+              </w:rPr>
+              <w:t>0</w:t>
+            </w:r>
+          </w:p>
+        </w:tc>
+        <w:tc>
+          <w:tcPr>
+            <w:tcW w:w="714" w:type="dxa"/>
+            <w:shd w:val="clear" w:color="auto" w:fill="E7E6E6" w:themeFill="background2"/>
+          </w:tcPr>
+          <w:p>
+            <w:pPr>
+              <w:jc w:val="center"/>
+            </w:pPr>
+            <w:r>
+              <w:rPr>
+                <w:rFonts w:cs="Times New Roman"/>
+                <w:lang w:val="en-US"/>
+              </w:rPr>
+              <w:t>0</w:t>
+            </w:r>
+          </w:p>
+        </w:tc>
+        <w:tc>
+          <w:tcPr>
+            <w:tcW w:w="714" w:type="dxa"/>
+            <w:shd w:val="clear" w:color="auto" w:fill="E7E6E6" w:themeFill="background2"/>
+          </w:tcPr>
+          <w:p>
+            <w:pPr>
+              <w:jc w:val="center"/>
+            </w:pPr>
+            <w:r>
+              <w:rPr>
+                <w:rFonts w:cs="Times New Roman"/>
+                <w:lang w:val="en-US"/>
+              </w:rPr>
+              <w:t>0</w:t>
+            </w:r>
+          </w:p>
+        </w:tc>
+      </w:tr>
+      <w:tr>
+        <w:tc>
+          <w:tcPr>
+            <w:tcW w:w="786" w:type="dxa"/>
+          </w:tcPr>
+          <w:p>
+            <w:pPr>
+              <w:pStyle w:val="a4"/>
+              <w:spacing w:line="360" w:lineRule="auto"/>
+              <w:ind w:left="0"/>
+              <w:jc w:val="center"/>
+              <w:rPr>
+                <w:rFonts w:cs="Times New Roman"/>
+                <w:lang w:val="en-US"/>
+              </w:rPr>
+            </w:pPr>
+            <w:r>
+              <w:rPr>
+                <w:rFonts w:cs="Times New Roman"/>
+                <w:lang w:val="en-US"/>
+              </w:rPr>
+              <w:t>1</w:t>
+            </w:r>
+          </w:p>
+        </w:tc>
+        <w:tc>
+          <w:tcPr>
+            <w:tcW w:w="778" w:type="dxa"/>
+          </w:tcPr>
+          <w:p>
+            <w:pPr>
+              <w:pStyle w:val="a4"/>
+              <w:spacing w:line="360" w:lineRule="auto"/>
+              <w:ind w:left="0"/>
+              <w:jc w:val="center"/>
+              <w:rPr>
+                <w:rFonts w:cs="Times New Roman"/>
+                <w:lang w:val="en-US"/>
+              </w:rPr>
+            </w:pPr>
+            <w:r>
+              <w:rPr>
+                <w:rFonts w:cs="Times New Roman"/>
+                <w:lang w:val="en-US"/>
+              </w:rPr>
+              <w:t>0</w:t>
+            </w:r>
+          </w:p>
+        </w:tc>
+        <w:tc>
+          <w:tcPr>
+            <w:tcW w:w="763" w:type="dxa"/>
+          </w:tcPr>
+          <w:p>
+            <w:pPr>
+              <w:pStyle w:val="a4"/>
+              <w:spacing w:line="360" w:lineRule="auto"/>
+              <w:ind w:left="0"/>
+              <w:jc w:val="center"/>
+              <w:rPr>
+                <w:rFonts w:cs="Times New Roman"/>
+                <w:lang w:val="en-US"/>
+              </w:rPr>
+            </w:pPr>
+            <w:r>
+              <w:rPr>
+                <w:rFonts w:cs="Times New Roman"/>
+                <w:lang w:val="en-US"/>
+              </w:rPr>
+              <w:t>1</w:t>
+            </w:r>
+          </w:p>
+        </w:tc>
+        <w:tc>
+          <w:tcPr>
+            <w:tcW w:w="847" w:type="dxa"/>
+            <w:shd w:val="clear" w:color="auto" w:fill="E7E6E6" w:themeFill="background2"/>
+          </w:tcPr>
+          <w:p>
+            <w:pPr>
+              <w:jc w:val="center"/>
+            </w:pPr>
+            <w:r>
+              <w:rPr>
+                <w:rFonts w:cs="Times New Roman"/>
+                <w:lang w:val="en-US"/>
+              </w:rPr>
+              <w:t>0</w:t>
+            </w:r>
+          </w:p>
+        </w:tc>
+        <w:tc>
+          <w:tcPr>
+            <w:tcW w:w="865" w:type="dxa"/>
+            <w:shd w:val="clear" w:color="auto" w:fill="E7E6E6" w:themeFill="background2"/>
+          </w:tcPr>
+          <w:p>
+            <w:pPr>
+              <w:jc w:val="center"/>
+            </w:pPr>
+            <w:r>
+              <w:rPr>
+                <w:rFonts w:cs="Times New Roman"/>
+                <w:lang w:val="en-US"/>
+              </w:rPr>
+              <w:t>0</w:t>
+            </w:r>
+          </w:p>
+        </w:tc>
+        <w:tc>
+          <w:tcPr>
+            <w:tcW w:w="865" w:type="dxa"/>
+            <w:shd w:val="clear" w:color="auto" w:fill="E7E6E6" w:themeFill="background2"/>
+          </w:tcPr>
+          <w:p>
+            <w:pPr>
+              <w:jc w:val="center"/>
+            </w:pPr>
+            <w:r>
+              <w:rPr>
+                <w:rFonts w:cs="Times New Roman"/>
+                <w:lang w:val="en-US"/>
+              </w:rPr>
+              <w:t>0</w:t>
+            </w:r>
+          </w:p>
+        </w:tc>
+        <w:tc>
+          <w:tcPr>
+            <w:tcW w:w="865" w:type="dxa"/>
+            <w:shd w:val="clear" w:color="auto" w:fill="E7E6E6" w:themeFill="background2"/>
+          </w:tcPr>
+          <w:p>
+            <w:pPr>
+              <w:jc w:val="center"/>
+            </w:pPr>
+            <w:r>
+              <w:rPr>
+                <w:rFonts w:cs="Times New Roman"/>
+                <w:lang w:val="en-US"/>
+              </w:rPr>
+              <w:t>0</w:t>
+            </w:r>
+          </w:p>
+        </w:tc>
+        <w:tc>
+          <w:tcPr>
+            <w:tcW w:w="714" w:type="dxa"/>
+            <w:shd w:val="clear" w:color="auto" w:fill="E7E6E6" w:themeFill="background2"/>
+          </w:tcPr>
+          <w:p>
+            <w:pPr>
+              <w:jc w:val="center"/>
+            </w:pPr>
+            <w:r>
+              <w:rPr>
+                <w:rFonts w:cs="Times New Roman"/>
+                <w:lang w:val="en-US"/>
+              </w:rPr>
+              <w:t>0</w:t>
+            </w:r>
+          </w:p>
+        </w:tc>
+        <w:tc>
+          <w:tcPr>
+            <w:tcW w:w="714" w:type="dxa"/>
+            <w:shd w:val="clear" w:color="auto" w:fill="E7E6E6" w:themeFill="background2"/>
+          </w:tcPr>
+          <w:p>
+            <w:pPr>
+              <w:pStyle w:val="a4"/>
+              <w:spacing w:line="360" w:lineRule="auto"/>
+              <w:ind w:left="0"/>
+              <w:jc w:val="center"/>
+              <w:rPr>
+                <w:rFonts w:cs="Times New Roman"/>
+                <w:lang w:val="en-US"/>
+              </w:rPr>
+            </w:pPr>
+            <w:r>
+              <w:rPr>
+                <w:rFonts w:cs="Times New Roman"/>
+                <w:lang w:val="en-US"/>
+              </w:rPr>
+              <w:t>G</w:t>
+            </w:r>
+          </w:p>
+        </w:tc>
+        <w:tc>
+          <w:tcPr>
+            <w:tcW w:w="714" w:type="dxa"/>
+            <w:shd w:val="clear" w:color="auto" w:fill="E7E6E6" w:themeFill="background2"/>
+          </w:tcPr>
+          <w:p>
+            <w:pPr>
+              <w:pStyle w:val="a4"/>
+              <w:spacing w:line="360" w:lineRule="auto"/>
+              <w:ind w:left="0"/>
+              <w:jc w:val="center"/>
+              <w:rPr>
+                <w:rFonts w:cs="Times New Roman"/>
+                <w:lang w:val="en-US"/>
+              </w:rPr>
+            </w:pPr>
+            <w:r>
+              <w:rPr>
+                <w:rFonts w:cs="Times New Roman"/>
+                <w:lang w:val="en-US"/>
+              </w:rPr>
+              <w:t>0</w:t>
+            </w:r>
+          </w:p>
+        </w:tc>
+        <w:tc>
+          <w:tcPr>
+            <w:tcW w:w="714" w:type="dxa"/>
+            <w:shd w:val="clear" w:color="auto" w:fill="E7E6E6" w:themeFill="background2"/>
+          </w:tcPr>
+          <w:p>
+            <w:pPr>
+              <w:pStyle w:val="a4"/>
+              <w:spacing w:line="360" w:lineRule="auto"/>
+              <w:ind w:left="0"/>
+              <w:jc w:val="center"/>
+              <w:rPr>
+                <w:rFonts w:cs="Times New Roman"/>
+                <w:lang w:val="en-US"/>
+              </w:rPr>
+            </w:pPr>
+            <w:r>
+              <w:rPr>
+                <w:rFonts w:cs="Times New Roman"/>
+                <w:lang w:val="en-US"/>
+              </w:rPr>
+              <w:t>0</w:t>
+            </w:r>
+          </w:p>
+        </w:tc>
+      </w:tr>
+      <w:tr>
+        <w:tc>
+          <w:tcPr>
+            <w:tcW w:w="786" w:type="dxa"/>
+          </w:tcPr>
+          <w:p>
+            <w:pPr>
+              <w:pStyle w:val="a4"/>
+              <w:spacing w:line="360" w:lineRule="auto"/>
+              <w:ind w:left="0"/>
+              <w:jc w:val="center"/>
+              <w:rPr>
+                <w:rFonts w:cs="Times New Roman"/>
+                <w:lang w:val="en-US"/>
+              </w:rPr>
+            </w:pPr>
+            <w:r>
+              <w:rPr>
+                <w:rFonts w:cs="Times New Roman"/>
+                <w:lang w:val="en-US"/>
+              </w:rPr>
+              <w:t>1</w:t>
+            </w:r>
+          </w:p>
+        </w:tc>
+        <w:tc>
+          <w:tcPr>
+            <w:tcW w:w="778" w:type="dxa"/>
+          </w:tcPr>
+          <w:p>
+            <w:pPr>
+              <w:pStyle w:val="a4"/>
+              <w:spacing w:line="360" w:lineRule="auto"/>
+              <w:ind w:left="0"/>
+              <w:jc w:val="center"/>
+              <w:rPr>
+                <w:rFonts w:cs="Times New Roman"/>
+                <w:lang w:val="en-US"/>
+              </w:rPr>
+            </w:pPr>
+            <w:r>
+              <w:rPr>
+                <w:rFonts w:cs="Times New Roman"/>
+                <w:lang w:val="en-US"/>
+              </w:rPr>
+              <w:t>1</w:t>
+            </w:r>
+          </w:p>
+        </w:tc>
+        <w:tc>
+          <w:tcPr>
+            <w:tcW w:w="763" w:type="dxa"/>
+          </w:tcPr>
+          <w:p>
+            <w:pPr>
+              <w:pStyle w:val="a4"/>
+              <w:spacing w:line="360" w:lineRule="auto"/>
+              <w:ind w:left="0"/>
+              <w:jc w:val="center"/>
+              <w:rPr>
+                <w:rFonts w:cs="Times New Roman"/>
+                <w:lang w:val="en-US"/>
+              </w:rPr>
+            </w:pPr>
+            <w:r>
+              <w:rPr>
+                <w:rFonts w:cs="Times New Roman"/>
+                <w:lang w:val="en-US"/>
+              </w:rPr>
+              <w:t>0</w:t>
+            </w:r>
+          </w:p>
+        </w:tc>
+        <w:tc>
+          <w:tcPr>
+            <w:tcW w:w="847" w:type="dxa"/>
+            <w:shd w:val="clear" w:color="auto" w:fill="E7E6E6" w:themeFill="background2"/>
+          </w:tcPr>
+          <w:p>
+            <w:pPr>
+              <w:jc w:val="center"/>
+            </w:pPr>
+            <w:r>
+              <w:rPr>
+                <w:rFonts w:cs="Times New Roman"/>
+                <w:lang w:val="en-US"/>
+              </w:rPr>
+              <w:t>0</w:t>
+            </w:r>
+          </w:p>
+        </w:tc>
+        <w:tc>
+          <w:tcPr>
+            <w:tcW w:w="865" w:type="dxa"/>
+            <w:shd w:val="clear" w:color="auto" w:fill="E7E6E6" w:themeFill="background2"/>
+          </w:tcPr>
+          <w:p>
+            <w:pPr>
+              <w:jc w:val="center"/>
+            </w:pPr>
+            <w:r>
+              <w:rPr>
+                <w:rFonts w:cs="Times New Roman"/>
+                <w:lang w:val="en-US"/>
+              </w:rPr>
+              <w:t>0</w:t>
+            </w:r>
+          </w:p>
+        </w:tc>
+        <w:tc>
+          <w:tcPr>
+            <w:tcW w:w="865" w:type="dxa"/>
+            <w:shd w:val="clear" w:color="auto" w:fill="E7E6E6" w:themeFill="background2"/>
+          </w:tcPr>
+          <w:p>
+            <w:pPr>
+              <w:jc w:val="center"/>
+            </w:pPr>
+            <w:r>
+              <w:rPr>
+                <w:rFonts w:cs="Times New Roman"/>
+                <w:lang w:val="en-US"/>
+              </w:rPr>
+              <w:t>0</w:t>
+            </w:r>
+          </w:p>
+        </w:tc>
+        <w:tc>
+          <w:tcPr>
+            <w:tcW w:w="865" w:type="dxa"/>
+            <w:shd w:val="clear" w:color="auto" w:fill="E7E6E6" w:themeFill="background2"/>
+          </w:tcPr>
+          <w:p>
+            <w:pPr>
+              <w:jc w:val="center"/>
+            </w:pPr>
+            <w:r>
+              <w:rPr>
+                <w:rFonts w:cs="Times New Roman"/>
+                <w:lang w:val="en-US"/>
+              </w:rPr>
+              <w:t>0</w:t>
+            </w:r>
+          </w:p>
+        </w:tc>
+        <w:tc>
+          <w:tcPr>
+            <w:tcW w:w="714" w:type="dxa"/>
+            <w:shd w:val="clear" w:color="auto" w:fill="E7E6E6" w:themeFill="background2"/>
+          </w:tcPr>
+          <w:p>
+            <w:pPr>
+              <w:jc w:val="center"/>
+            </w:pPr>
+            <w:r>
+              <w:rPr>
+                <w:rFonts w:cs="Times New Roman"/>
+                <w:lang w:val="en-US"/>
+              </w:rPr>
+              <w:t>0</w:t>
+            </w:r>
+          </w:p>
+        </w:tc>
+        <w:tc>
+          <w:tcPr>
+            <w:tcW w:w="714" w:type="dxa"/>
+            <w:shd w:val="clear" w:color="auto" w:fill="E7E6E6" w:themeFill="background2"/>
+          </w:tcPr>
+          <w:p>
+            <w:pPr>
+              <w:jc w:val="center"/>
+            </w:pPr>
+            <w:r>
+              <w:rPr>
+                <w:rFonts w:cs="Times New Roman"/>
+                <w:lang w:val="en-US"/>
+              </w:rPr>
+              <w:t>0</w:t>
+            </w:r>
+          </w:p>
+        </w:tc>
+        <w:tc>
+          <w:tcPr>
+            <w:tcW w:w="714" w:type="dxa"/>
+            <w:shd w:val="clear" w:color="auto" w:fill="E7E6E6" w:themeFill="background2"/>
+          </w:tcPr>
+          <w:p>
+            <w:pPr>
+              <w:pStyle w:val="a4"/>
+              <w:spacing w:line="360" w:lineRule="auto"/>
+              <w:ind w:left="0"/>
+              <w:jc w:val="center"/>
+              <w:rPr>
+                <w:rFonts w:cs="Times New Roman"/>
+                <w:lang w:val="en-US"/>
+              </w:rPr>
+            </w:pPr>
+            <w:r>
+              <w:rPr>
+                <w:rFonts w:cs="Times New Roman"/>
+                <w:lang w:val="en-US"/>
+              </w:rPr>
+              <w:t>G</w:t>
+            </w:r>
+          </w:p>
+        </w:tc>
+        <w:tc>
+          <w:tcPr>
+            <w:tcW w:w="714" w:type="dxa"/>
+            <w:shd w:val="clear" w:color="auto" w:fill="E7E6E6" w:themeFill="background2"/>
+          </w:tcPr>
+          <w:p>
+            <w:pPr>
+              <w:pStyle w:val="a4"/>
+              <w:spacing w:line="360" w:lineRule="auto"/>
+              <w:ind w:left="0"/>
+              <w:jc w:val="center"/>
+              <w:rPr>
+                <w:rFonts w:cs="Times New Roman"/>
+                <w:lang w:val="en-US"/>
+              </w:rPr>
+            </w:pPr>
+            <w:r>
+              <w:rPr>
+                <w:rFonts w:cs="Times New Roman"/>
+                <w:lang w:val="en-US"/>
+              </w:rPr>
+              <w:t>0</w:t>
+            </w:r>
+          </w:p>
+        </w:tc>
+      </w:tr>
+      <w:tr>
+        <w:tc>
+          <w:tcPr>
+            <w:tcW w:w="786" w:type="dxa"/>
+          </w:tcPr>
+          <w:p>
+            <w:pPr>
+              <w:pStyle w:val="a4"/>
+              <w:spacing w:line="360" w:lineRule="auto"/>
+              <w:ind w:left="0"/>
+              <w:jc w:val="center"/>
+              <w:rPr>
+                <w:rFonts w:cs="Times New Roman"/>
+                <w:lang w:val="en-US"/>
+              </w:rPr>
+            </w:pPr>
+            <w:r>
+              <w:rPr>
+                <w:rFonts w:cs="Times New Roman"/>
+                <w:lang w:val="en-US"/>
+              </w:rPr>
+              <w:t>1</w:t>
+            </w:r>
+          </w:p>
+        </w:tc>
+        <w:tc>
+          <w:tcPr>
+            <w:tcW w:w="778" w:type="dxa"/>
+          </w:tcPr>
+          <w:p>
+            <w:pPr>
+              <w:pStyle w:val="a4"/>
+              <w:spacing w:line="360" w:lineRule="auto"/>
+              <w:ind w:left="0"/>
+              <w:jc w:val="center"/>
+              <w:rPr>
+                <w:rFonts w:cs="Times New Roman"/>
+                <w:lang w:val="en-US"/>
+              </w:rPr>
+            </w:pPr>
+            <w:r>
+              <w:rPr>
+                <w:rFonts w:cs="Times New Roman"/>
+                <w:lang w:val="en-US"/>
+              </w:rPr>
+              <w:t>1</w:t>
+            </w:r>
+          </w:p>
+        </w:tc>
+        <w:tc>
+          <w:tcPr>
+            <w:tcW w:w="763" w:type="dxa"/>
+          </w:tcPr>
+          <w:p>
+            <w:pPr>
+              <w:pStyle w:val="a4"/>
+              <w:spacing w:line="360" w:lineRule="auto"/>
+              <w:ind w:left="0"/>
+              <w:jc w:val="center"/>
+              <w:rPr>
+                <w:rFonts w:cs="Times New Roman"/>
+                <w:lang w:val="en-US"/>
+              </w:rPr>
+            </w:pPr>
+            <w:r>
+              <w:rPr>
+                <w:rFonts w:cs="Times New Roman"/>
+                <w:lang w:val="en-US"/>
+              </w:rPr>
+              <w:t>1</w:t>
+            </w:r>
+          </w:p>
+        </w:tc>
+        <w:tc>
+          <w:tcPr>
+            <w:tcW w:w="847" w:type="dxa"/>
+            <w:shd w:val="clear" w:color="auto" w:fill="E7E6E6" w:themeFill="background2"/>
+          </w:tcPr>
+          <w:p>
+            <w:pPr>
+              <w:jc w:val="center"/>
+            </w:pPr>
+            <w:r>
+              <w:rPr>
+                <w:rFonts w:cs="Times New Roman"/>
+                <w:lang w:val="en-US"/>
+              </w:rPr>
+              <w:t>0</w:t>
+            </w:r>
+          </w:p>
+        </w:tc>
+        <w:tc>
+          <w:tcPr>
+            <w:tcW w:w="865" w:type="dxa"/>
+            <w:shd w:val="clear" w:color="auto" w:fill="E7E6E6" w:themeFill="background2"/>
+          </w:tcPr>
+          <w:p>
+            <w:pPr>
+              <w:jc w:val="center"/>
+            </w:pPr>
+            <w:r>
+              <w:rPr>
+                <w:rFonts w:cs="Times New Roman"/>
+                <w:lang w:val="en-US"/>
+              </w:rPr>
+              <w:t>0</w:t>
+            </w:r>
+          </w:p>
+        </w:tc>
+        <w:tc>
+          <w:tcPr>
+            <w:tcW w:w="865" w:type="dxa"/>
+            <w:shd w:val="clear" w:color="auto" w:fill="E7E6E6" w:themeFill="background2"/>
+          </w:tcPr>
+          <w:p>
+            <w:pPr>
+              <w:jc w:val="center"/>
+            </w:pPr>
+            <w:r>
+              <w:rPr>
+                <w:rFonts w:cs="Times New Roman"/>
+                <w:lang w:val="en-US"/>
+              </w:rPr>
+              <w:t>0</w:t>
+            </w:r>
+          </w:p>
+        </w:tc>
+        <w:tc>
+          <w:tcPr>
+            <w:tcW w:w="865" w:type="dxa"/>
+            <w:shd w:val="clear" w:color="auto" w:fill="E7E6E6" w:themeFill="background2"/>
+          </w:tcPr>
+          <w:p>
+            <w:pPr>
+              <w:jc w:val="center"/>
+            </w:pPr>
+            <w:r>
+              <w:rPr>
+                <w:rFonts w:cs="Times New Roman"/>
+                <w:lang w:val="en-US"/>
+              </w:rPr>
+              <w:t>0</w:t>
+            </w:r>
+          </w:p>
+        </w:tc>
+        <w:tc>
+          <w:tcPr>
+            <w:tcW w:w="714" w:type="dxa"/>
+            <w:shd w:val="clear" w:color="auto" w:fill="E7E6E6" w:themeFill="background2"/>
+          </w:tcPr>
+          <w:p>
+            <w:pPr>
+              <w:jc w:val="center"/>
+            </w:pPr>
+            <w:r>
+              <w:rPr>
+                <w:rFonts w:cs="Times New Roman"/>
+                <w:lang w:val="en-US"/>
+              </w:rPr>
+              <w:t>0</w:t>
+            </w:r>
+          </w:p>
+        </w:tc>
+        <w:tc>
+          <w:tcPr>
+            <w:tcW w:w="714" w:type="dxa"/>
+            <w:shd w:val="clear" w:color="auto" w:fill="E7E6E6" w:themeFill="background2"/>
+          </w:tcPr>
+          <w:p>
+            <w:pPr>
+              <w:jc w:val="center"/>
+            </w:pPr>
+            <w:r>
+              <w:rPr>
+                <w:rFonts w:cs="Times New Roman"/>
+                <w:lang w:val="en-US"/>
+              </w:rPr>
+              <w:t>0</w:t>
+            </w:r>
+          </w:p>
+        </w:tc>
+        <w:tc>
+          <w:tcPr>
+            <w:tcW w:w="714" w:type="dxa"/>
+            <w:shd w:val="clear" w:color="auto" w:fill="E7E6E6" w:themeFill="background2"/>
+          </w:tcPr>
+          <w:p>
+            <w:pPr>
+              <w:pStyle w:val="a4"/>
+              <w:spacing w:line="360" w:lineRule="auto"/>
+              <w:ind w:left="0"/>
+              <w:jc w:val="center"/>
+              <w:rPr>
+                <w:rFonts w:cs="Times New Roman"/>
+                <w:lang w:val="en-US"/>
+              </w:rPr>
+            </w:pPr>
+            <w:r>
+              <w:rPr>
+                <w:rFonts w:cs="Times New Roman"/>
+                <w:lang w:val="en-US"/>
+              </w:rPr>
+              <w:t>0</w:t>
+            </w:r>
+          </w:p>
+        </w:tc>
+        <w:tc>
+          <w:tcPr>
+            <w:tcW w:w="714" w:type="dxa"/>
+            <w:shd w:val="clear" w:color="auto" w:fill="E7E6E6" w:themeFill="background2"/>
+          </w:tcPr>
+          <w:p>
+            <w:pPr>
+              <w:pStyle w:val="a4"/>
+              <w:spacing w:line="360" w:lineRule="auto"/>
+              <w:ind w:left="0"/>
+              <w:jc w:val="center"/>
+              <w:rPr>
+                <w:rFonts w:cs="Times New Roman"/>
+                <w:lang w:val="en-US"/>
+              </w:rPr>
+            </w:pPr>
+            <w:r>
+              <w:rPr>
+                <w:rFonts w:cs="Times New Roman"/>
+                <w:lang w:val="en-US"/>
+              </w:rPr>
+              <w:t>G</w:t>
+            </w:r>
+          </w:p>
+        </w:tc>
+      </w:tr>
+    </w:tbl>
+    <w:p>
+      <w:pPr>
+        <w:pStyle w:val="a4"/>
+        <w:spacing w:after="0" w:line="360" w:lineRule="auto"/>
+        <w:ind w:left="0"/>
+        <w:rPr>
+          <w:rFonts w:cs="Times New Roman"/>
+        </w:rPr>
+      </w:pPr>
+      <w:r>
+        <w:rPr>
+          <w:rFonts w:cs="Times New Roman"/>
+        </w:rPr>
+        <w:t xml:space="preserve"> </w:t>
+      </w:r>
+      <w:r>
+        <w:rPr>
+          <w:rFonts w:cs="Times New Roman"/>
+          <w:lang w:val="en-US"/>
+        </w:rPr>
+        <w:t>G</w:t>
+      </w:r>
+      <w:r>
+        <w:rPr>
+          <w:rFonts w:cs="Times New Roman"/>
+        </w:rPr>
+        <w:t xml:space="preserve"> –</w:t>
+      </w:r>
+      <w:r>
+        <w:rPr>
+          <w:rFonts w:cs="Times New Roman"/>
+        </w:rPr>
+        <w:t xml:space="preserve"> </w:t>
+      </w:r>
+      <w:proofErr w:type="gramStart"/>
+      <w:r>
+        <w:rPr>
+          <w:rFonts w:cs="Times New Roman"/>
+        </w:rPr>
+        <w:t>вход</w:t>
+      </w:r>
+      <w:proofErr w:type="gramEnd"/>
+      <w:r>
+        <w:rPr>
+          <w:rFonts w:cs="Times New Roman"/>
+        </w:rPr>
+        <w:t>, разрешающий работу дешифратора. Сигнал на этом входе может передаваться на выход, определяемый входными сигналами.</w:t>
+      </w:r>
+    </w:p>
+    <w:p>
+      <w:pPr>
+        <w:pStyle w:val="a4"/>
+        <w:numPr>
+          <w:ilvl w:val="0"/>
+          <w:numId w:val="1"/>
+        </w:numPr>
+        <w:spacing w:after="0" w:line="360" w:lineRule="auto"/>
+        <w:rPr>
+          <w:rFonts w:cs="Times New Roman"/>
+          <w:lang w:val="en-US"/>
+        </w:rPr>
+      </w:pPr>
+      <w:r>
+        <w:rPr>
+          <w:rFonts w:cs="Times New Roman"/>
+        </w:rPr>
+        <w:t>Исследование мультиплексора</w:t>
+      </w:r>
+    </w:p>
+    <w:p>
+      <w:pPr>
+        <w:pStyle w:val="a4"/>
+        <w:spacing w:after="0" w:line="360" w:lineRule="auto"/>
+        <w:rPr>
+          <w:rFonts w:cs="Times New Roman"/>
+        </w:rPr>
+      </w:pPr>
+      <w:r>
+        <w:rPr>
+          <w:rFonts w:cs="Times New Roman"/>
+        </w:rPr>
+        <w:t>Входы А, В и С – провода, на которых формируется параллельный код</w:t>
+      </w:r>
+    </w:p>
+    <w:p>
+      <w:pPr>
+        <w:pStyle w:val="a4"/>
+        <w:spacing w:after="0" w:line="360" w:lineRule="auto"/>
+        <w:rPr>
+          <w:rFonts w:cs="Times New Roman"/>
+        </w:rPr>
+      </w:pPr>
+      <w:r>
+        <w:rPr>
+          <w:rFonts w:cs="Times New Roman"/>
+        </w:rPr>
+        <w:t>Выходы Х1 и Х2 – адресные, которые определяют, с какого входа в данный момент времени сигнал поступит на выход У</w:t>
+      </w:r>
+    </w:p>
+    <w:tbl>
+      <w:tblPr>
+        <w:tblStyle w:val="a3"/>
+        <w:tblW w:w="8773" w:type="dxa"/>
+        <w:tblInd w:w="720" w:type="dxa"/>
+        <w:tblLook w:val="04A0" w:firstRow="1" w:lastRow="0" w:firstColumn="1" w:lastColumn="0" w:noHBand="0" w:noVBand="1"/>
+      </w:tblPr>
+      <w:tblGrid>
+        <w:gridCol w:w="1557"/>
+        <w:gridCol w:w="1557"/>
+        <w:gridCol w:w="5659"/>
+      </w:tblGrid>
+      <w:tr>
+        <w:tc>
+          <w:tcPr>
+            <w:tcW w:w="1557" w:type="dxa"/>
+          </w:tcPr>
+          <w:p>
+            <w:pPr>
+              <w:pStyle w:val="a4"/>
+              <w:spacing w:line="360" w:lineRule="auto"/>
+              <w:ind w:left="0"/>
+              <w:jc w:val="center"/>
+              <w:rPr>
+                <w:rFonts w:cs="Times New Roman"/>
+                <w:lang w:val="en-US"/>
+              </w:rPr>
+            </w:pPr>
+            <w:r>
+              <w:rPr>
+                <w:rFonts w:cs="Times New Roman"/>
+                <w:lang w:val="en-US"/>
+              </w:rPr>
+              <w:t>X1</w:t>
+            </w:r>
+          </w:p>
+        </w:tc>
+        <w:tc>
+          <w:tcPr>
+            <w:tcW w:w="1557" w:type="dxa"/>
+          </w:tcPr>
+          <w:p>
+            <w:pPr>
+              <w:pStyle w:val="a4"/>
+              <w:spacing w:line="360" w:lineRule="auto"/>
+              <w:ind w:left="0"/>
+              <w:jc w:val="center"/>
+              <w:rPr>
+                <w:rFonts w:cs="Times New Roman"/>
+                <w:lang w:val="en-US"/>
+              </w:rPr>
+            </w:pPr>
+            <w:r>
+              <w:rPr>
+                <w:rFonts w:cs="Times New Roman"/>
+                <w:lang w:val="en-US"/>
+              </w:rPr>
+              <w:t>X2</w:t>
+            </w:r>
+          </w:p>
+        </w:tc>
+        <w:tc>
+          <w:tcPr>
+            <w:tcW w:w="5659" w:type="dxa"/>
+          </w:tcPr>
+          <w:p>
+            <w:pPr>
+              <w:pStyle w:val="a4"/>
+              <w:spacing w:line="360" w:lineRule="auto"/>
+              <w:ind w:left="0"/>
+              <w:jc w:val="center"/>
+              <w:rPr>
+                <w:rFonts w:cs="Times New Roman"/>
+              </w:rPr>
+            </w:pPr>
+            <w:r>
+              <w:rPr>
+                <w:rFonts w:cs="Times New Roman"/>
+              </w:rPr>
+              <w:t>Номер коммутируемого канала</w:t>
+            </w:r>
+          </w:p>
+        </w:tc>
+      </w:tr>
+      <w:tr>
+        <w:tc>
+          <w:tcPr>
+            <w:tcW w:w="1557" w:type="dxa"/>
+          </w:tcPr>
+          <w:p>
+            <w:pPr>
+              <w:pStyle w:val="a4"/>
+              <w:spacing w:line="360" w:lineRule="auto"/>
+              <w:ind w:left="0"/>
+              <w:jc w:val="center"/>
+              <w:rPr>
+                <w:rFonts w:cs="Times New Roman"/>
+                <w:lang w:val="en-US"/>
+              </w:rPr>
+            </w:pPr>
+            <w:r>
+              <w:rPr>
+                <w:rFonts w:cs="Times New Roman"/>
+                <w:lang w:val="en-US"/>
+              </w:rPr>
+              <w:t>0</w:t>
+            </w:r>
+          </w:p>
+        </w:tc>
+        <w:tc>
+          <w:tcPr>
+            <w:tcW w:w="1557" w:type="dxa"/>
+          </w:tcPr>
+          <w:p>
+            <w:pPr>
+              <w:pStyle w:val="a4"/>
+              <w:spacing w:line="360" w:lineRule="auto"/>
+              <w:ind w:left="0"/>
+              <w:jc w:val="center"/>
+              <w:rPr>
+                <w:rFonts w:cs="Times New Roman"/>
+                <w:lang w:val="en-US"/>
+              </w:rPr>
+            </w:pPr>
+            <w:r>
+              <w:rPr>
+                <w:rFonts w:cs="Times New Roman"/>
+                <w:lang w:val="en-US"/>
+              </w:rPr>
+              <w:t>0</w:t>
+            </w:r>
+          </w:p>
+        </w:tc>
+        <w:tc>
+          <w:tcPr>
+            <w:tcW w:w="5659" w:type="dxa"/>
+          </w:tcPr>
+          <w:p>
+            <w:pPr>
+              <w:pStyle w:val="a4"/>
+              <w:spacing w:line="360" w:lineRule="auto"/>
+              <w:ind w:left="0"/>
+              <w:jc w:val="center"/>
+              <w:rPr>
+                <w:rFonts w:cs="Times New Roman"/>
+              </w:rPr>
+            </w:pPr>
+            <w:r>
+              <w:rPr>
+                <w:rFonts w:cs="Times New Roman"/>
+              </w:rPr>
+              <w:t>А</w:t>
+            </w:r>
+          </w:p>
+        </w:tc>
+      </w:tr>
+      <w:tr>
+        <w:tc>
+          <w:tcPr>
+            <w:tcW w:w="1557" w:type="dxa"/>
+          </w:tcPr>
+          <w:p>
+            <w:pPr>
+              <w:pStyle w:val="a4"/>
+              <w:spacing w:line="360" w:lineRule="auto"/>
+              <w:ind w:left="0"/>
+              <w:jc w:val="center"/>
+              <w:rPr>
+                <w:rFonts w:cs="Times New Roman"/>
+                <w:lang w:val="en-US"/>
+              </w:rPr>
+            </w:pPr>
+            <w:r>
+              <w:rPr>
+                <w:rFonts w:cs="Times New Roman"/>
+                <w:lang w:val="en-US"/>
+              </w:rPr>
+              <w:t>0</w:t>
+            </w:r>
+          </w:p>
+        </w:tc>
+        <w:tc>
+          <w:tcPr>
+            <w:tcW w:w="1557" w:type="dxa"/>
+          </w:tcPr>
+          <w:p>
+            <w:pPr>
+              <w:pStyle w:val="a4"/>
+              <w:spacing w:line="360" w:lineRule="auto"/>
+              <w:ind w:left="0"/>
+              <w:jc w:val="center"/>
+              <w:rPr>
+                <w:rFonts w:cs="Times New Roman"/>
+                <w:lang w:val="en-US"/>
+              </w:rPr>
+            </w:pPr>
+            <w:r>
+              <w:rPr>
+                <w:rFonts w:cs="Times New Roman"/>
+                <w:lang w:val="en-US"/>
+              </w:rPr>
+              <w:t>1</w:t>
+            </w:r>
+          </w:p>
+        </w:tc>
+        <w:tc>
+          <w:tcPr>
+            <w:tcW w:w="5659" w:type="dxa"/>
+          </w:tcPr>
+          <w:p>
+            <w:pPr>
+              <w:pStyle w:val="a4"/>
+              <w:spacing w:line="360" w:lineRule="auto"/>
+              <w:ind w:left="0"/>
+              <w:jc w:val="center"/>
+              <w:rPr>
+                <w:rFonts w:cs="Times New Roman"/>
+              </w:rPr>
+            </w:pPr>
+            <w:r>
+              <w:rPr>
+                <w:rFonts w:cs="Times New Roman"/>
+              </w:rPr>
+              <w:t>В</w:t>
+            </w:r>
+          </w:p>
+        </w:tc>
+      </w:tr>
+      <w:tr>
+        <w:tc>
+          <w:tcPr>
+            <w:tcW w:w="1557" w:type="dxa"/>
+          </w:tcPr>
+          <w:p>
+            <w:pPr>
+              <w:pStyle w:val="a4"/>
+              <w:spacing w:line="360" w:lineRule="auto"/>
+              <w:ind w:left="0"/>
+              <w:jc w:val="center"/>
+              <w:rPr>
+                <w:rFonts w:cs="Times New Roman"/>
+                <w:lang w:val="en-US"/>
+              </w:rPr>
+            </w:pPr>
+            <w:r>
+              <w:rPr>
+                <w:rFonts w:cs="Times New Roman"/>
+                <w:lang w:val="en-US"/>
+              </w:rPr>
+              <w:t>1</w:t>
+            </w:r>
+          </w:p>
+        </w:tc>
+        <w:tc>
+          <w:tcPr>
+            <w:tcW w:w="1557" w:type="dxa"/>
+          </w:tcPr>
+          <w:p>
+            <w:pPr>
+              <w:pStyle w:val="a4"/>
+              <w:spacing w:line="360" w:lineRule="auto"/>
+              <w:ind w:left="0"/>
+              <w:jc w:val="center"/>
+              <w:rPr>
+                <w:rFonts w:cs="Times New Roman"/>
+                <w:lang w:val="en-US"/>
+              </w:rPr>
+            </w:pPr>
+            <w:r>
+              <w:rPr>
+                <w:rFonts w:cs="Times New Roman"/>
+                <w:lang w:val="en-US"/>
+              </w:rPr>
+              <w:t>0</w:t>
+            </w:r>
+          </w:p>
+        </w:tc>
+        <w:tc>
+          <w:tcPr>
+            <w:tcW w:w="5659" w:type="dxa"/>
+          </w:tcPr>
+          <w:p>
+            <w:pPr>
+              <w:pStyle w:val="a4"/>
+              <w:spacing w:line="360" w:lineRule="auto"/>
+              <w:ind w:left="0"/>
+              <w:jc w:val="center"/>
+              <w:rPr>
+                <w:rFonts w:cs="Times New Roman"/>
+              </w:rPr>
+            </w:pPr>
+            <w:r>
+              <w:rPr>
+                <w:rFonts w:cs="Times New Roman"/>
+              </w:rPr>
+              <w:t>С</w:t>
+            </w:r>
+          </w:p>
+        </w:tc>
+      </w:tr>
+    </w:tbl>
+    <w:p>
+      <w:pPr>
+        <w:pStyle w:val="a4"/>
+        <w:spacing w:after="0" w:line="360" w:lineRule="auto"/>
+        <w:rPr>
+          <w:rFonts w:cs="Times New Roman"/>
+        </w:rPr>
+      </w:pPr>
+      <w:r>
+        <w:rPr>
+          <w:rFonts w:cs="Times New Roman"/>
+        </w:rPr>
+        <w:t>Пример интегральной схемы мультиплексора – микросхема 74153</w:t>
+      </w:r>
+      <w:bookmarkStart w:id="0" w:name="_GoBack"/>
+      <w:bookmarkEnd w:id="0"/>
     </w:p>
     <w:sectPr>
       <w:pgSz w:w="11906" w:h="16838"/>

--- a/Исследование дешифратора.docx
+++ b/Исследование дешифратора.docx
@@ -10167,6 +10167,1259 @@
           <w:rFonts w:cs="Times New Roman"/>
         </w:rPr>
         <w:t>Пример интегральной схемы мультиплексора – микросхема 74153</w:t>
+      </w:r>
+    </w:p>
+    <w:p>
+      <w:pPr>
+        <w:pStyle w:val="a4"/>
+        <w:numPr>
+          <w:ilvl w:val="0"/>
+          <w:numId w:val="1"/>
+        </w:numPr>
+        <w:spacing w:after="0" w:line="360" w:lineRule="auto"/>
+        <w:rPr>
+          <w:rFonts w:cs="Times New Roman"/>
+          <w:lang w:val="en-US"/>
+        </w:rPr>
+      </w:pPr>
+      <w:r>
+        <w:rPr>
+          <w:rFonts w:cs="Times New Roman"/>
+        </w:rPr>
+        <w:t>Исследование полусумматора и полного сумматора</w:t>
+      </w:r>
+    </w:p>
+    <w:p>
+      <w:pPr>
+        <w:pStyle w:val="a4"/>
+        <w:spacing w:after="0" w:line="360" w:lineRule="auto"/>
+        <w:rPr>
+          <w:rFonts w:cs="Times New Roman"/>
+        </w:rPr>
+      </w:pPr>
+    </w:p>
+    <w:p>
+      <w:pPr>
+        <w:pStyle w:val="a4"/>
+        <w:spacing w:after="0" w:line="360" w:lineRule="auto"/>
+        <w:rPr>
+          <w:rFonts w:cs="Times New Roman"/>
+        </w:rPr>
+      </w:pPr>
+    </w:p>
+    <w:p>
+      <w:pPr>
+        <w:pStyle w:val="a4"/>
+        <w:spacing w:after="0" w:line="360" w:lineRule="auto"/>
+        <w:rPr>
+          <w:rFonts w:cs="Times New Roman"/>
+        </w:rPr>
+      </w:pPr>
+    </w:p>
+    <w:p>
+      <w:pPr>
+        <w:pStyle w:val="a4"/>
+        <w:spacing w:after="0" w:line="360" w:lineRule="auto"/>
+        <w:rPr>
+          <w:rFonts w:cs="Times New Roman"/>
+        </w:rPr>
+      </w:pPr>
+    </w:p>
+    <w:p>
+      <w:pPr>
+        <w:pStyle w:val="a4"/>
+        <w:spacing w:after="0" w:line="360" w:lineRule="auto"/>
+        <w:rPr>
+          <w:rFonts w:cs="Times New Roman"/>
+        </w:rPr>
+      </w:pPr>
+      <w:r>
+        <w:rPr>
+          <w:rFonts w:cs="Times New Roman"/>
+        </w:rPr>
+        <w:t>Таблица истинности полусумматора</w:t>
+      </w:r>
+    </w:p>
+    <w:tbl>
+      <w:tblPr>
+        <w:tblStyle w:val="a3"/>
+        <w:tblW w:w="0" w:type="auto"/>
+        <w:tblInd w:w="720" w:type="dxa"/>
+        <w:tblLook w:val="04A0" w:firstRow="1" w:lastRow="0" w:firstColumn="1" w:lastColumn="0" w:noHBand="0" w:noVBand="1"/>
+      </w:tblPr>
+      <w:tblGrid>
+        <w:gridCol w:w="786"/>
+        <w:gridCol w:w="778"/>
+        <w:gridCol w:w="763"/>
+        <w:gridCol w:w="847"/>
+      </w:tblGrid>
+      <w:tr>
+        <w:tc>
+          <w:tcPr>
+            <w:tcW w:w="786" w:type="dxa"/>
+          </w:tcPr>
+          <w:p>
+            <w:pPr>
+              <w:pStyle w:val="a4"/>
+              <w:spacing w:line="360" w:lineRule="auto"/>
+              <w:ind w:left="0"/>
+              <w:jc w:val="center"/>
+              <w:rPr>
+                <w:rFonts w:cs="Times New Roman"/>
+              </w:rPr>
+            </w:pPr>
+            <w:r>
+              <w:rPr>
+                <w:rFonts w:cs="Times New Roman"/>
+              </w:rPr>
+              <w:t>Х1</w:t>
+            </w:r>
+          </w:p>
+        </w:tc>
+        <w:tc>
+          <w:tcPr>
+            <w:tcW w:w="778" w:type="dxa"/>
+          </w:tcPr>
+          <w:p>
+            <w:pPr>
+              <w:pStyle w:val="a4"/>
+              <w:spacing w:line="360" w:lineRule="auto"/>
+              <w:ind w:left="0"/>
+              <w:jc w:val="center"/>
+              <w:rPr>
+                <w:rFonts w:cs="Times New Roman"/>
+              </w:rPr>
+            </w:pPr>
+            <w:r>
+              <w:rPr>
+                <w:rFonts w:cs="Times New Roman"/>
+              </w:rPr>
+              <w:t>Х2</w:t>
+            </w:r>
+          </w:p>
+        </w:tc>
+        <w:tc>
+          <w:tcPr>
+            <w:tcW w:w="763" w:type="dxa"/>
+          </w:tcPr>
+          <w:p>
+            <w:pPr>
+              <w:pStyle w:val="a4"/>
+              <w:spacing w:line="360" w:lineRule="auto"/>
+              <w:ind w:left="0"/>
+              <w:jc w:val="center"/>
+              <w:rPr>
+                <w:rFonts w:cs="Times New Roman"/>
+                <w:lang w:val="en-US"/>
+              </w:rPr>
+            </w:pPr>
+            <w:r>
+              <w:rPr>
+                <w:rFonts w:cs="Times New Roman"/>
+                <w:lang w:val="en-US"/>
+              </w:rPr>
+              <w:t>S</w:t>
+            </w:r>
+          </w:p>
+        </w:tc>
+        <w:tc>
+          <w:tcPr>
+            <w:tcW w:w="847" w:type="dxa"/>
+          </w:tcPr>
+          <w:p>
+            <w:pPr>
+              <w:pStyle w:val="a4"/>
+              <w:spacing w:line="360" w:lineRule="auto"/>
+              <w:ind w:left="0"/>
+              <w:jc w:val="center"/>
+              <w:rPr>
+                <w:rFonts w:cs="Times New Roman"/>
+              </w:rPr>
+            </w:pPr>
+            <w:r>
+              <w:rPr>
+                <w:rFonts w:cs="Times New Roman"/>
+                <w:lang w:val="en-US"/>
+              </w:rPr>
+              <w:t>PO</w:t>
+            </w:r>
+          </w:p>
+        </w:tc>
+      </w:tr>
+      <w:tr>
+        <w:tc>
+          <w:tcPr>
+            <w:tcW w:w="786" w:type="dxa"/>
+          </w:tcPr>
+          <w:p>
+            <w:pPr>
+              <w:pStyle w:val="a4"/>
+              <w:spacing w:line="360" w:lineRule="auto"/>
+              <w:ind w:left="0"/>
+              <w:jc w:val="center"/>
+              <w:rPr>
+                <w:rFonts w:cs="Times New Roman"/>
+                <w:lang w:val="en-US"/>
+              </w:rPr>
+            </w:pPr>
+            <w:r>
+              <w:rPr>
+                <w:rFonts w:cs="Times New Roman"/>
+                <w:lang w:val="en-US"/>
+              </w:rPr>
+              <w:t>0</w:t>
+            </w:r>
+          </w:p>
+        </w:tc>
+        <w:tc>
+          <w:tcPr>
+            <w:tcW w:w="778" w:type="dxa"/>
+          </w:tcPr>
+          <w:p>
+            <w:pPr>
+              <w:pStyle w:val="a4"/>
+              <w:spacing w:line="360" w:lineRule="auto"/>
+              <w:ind w:left="0"/>
+              <w:jc w:val="center"/>
+              <w:rPr>
+                <w:rFonts w:cs="Times New Roman"/>
+                <w:lang w:val="en-US"/>
+              </w:rPr>
+            </w:pPr>
+            <w:r>
+              <w:rPr>
+                <w:rFonts w:cs="Times New Roman"/>
+                <w:lang w:val="en-US"/>
+              </w:rPr>
+              <w:t>0</w:t>
+            </w:r>
+          </w:p>
+        </w:tc>
+        <w:tc>
+          <w:tcPr>
+            <w:tcW w:w="763" w:type="dxa"/>
+            <w:shd w:val="clear" w:color="auto" w:fill="E7E6E6" w:themeFill="background2"/>
+          </w:tcPr>
+          <w:p>
+            <w:pPr>
+              <w:pStyle w:val="a4"/>
+              <w:spacing w:line="360" w:lineRule="auto"/>
+              <w:ind w:left="0"/>
+              <w:jc w:val="center"/>
+              <w:rPr>
+                <w:rFonts w:cs="Times New Roman"/>
+                <w:lang w:val="en-US"/>
+              </w:rPr>
+            </w:pPr>
+            <w:r>
+              <w:rPr>
+                <w:rFonts w:cs="Times New Roman"/>
+                <w:lang w:val="en-US"/>
+              </w:rPr>
+              <w:t>0</w:t>
+            </w:r>
+          </w:p>
+        </w:tc>
+        <w:tc>
+          <w:tcPr>
+            <w:tcW w:w="847" w:type="dxa"/>
+            <w:shd w:val="clear" w:color="auto" w:fill="E7E6E6" w:themeFill="background2"/>
+          </w:tcPr>
+          <w:p>
+            <w:pPr>
+              <w:pStyle w:val="a4"/>
+              <w:spacing w:line="360" w:lineRule="auto"/>
+              <w:ind w:left="0"/>
+              <w:jc w:val="center"/>
+              <w:rPr>
+                <w:rFonts w:cs="Times New Roman"/>
+              </w:rPr>
+            </w:pPr>
+            <w:r>
+              <w:rPr>
+                <w:rFonts w:cs="Times New Roman"/>
+              </w:rPr>
+              <w:t>0</w:t>
+            </w:r>
+          </w:p>
+        </w:tc>
+      </w:tr>
+      <w:tr>
+        <w:tc>
+          <w:tcPr>
+            <w:tcW w:w="786" w:type="dxa"/>
+          </w:tcPr>
+          <w:p>
+            <w:pPr>
+              <w:pStyle w:val="a4"/>
+              <w:spacing w:line="360" w:lineRule="auto"/>
+              <w:ind w:left="0"/>
+              <w:jc w:val="center"/>
+              <w:rPr>
+                <w:rFonts w:cs="Times New Roman"/>
+                <w:lang w:val="en-US"/>
+              </w:rPr>
+            </w:pPr>
+            <w:r>
+              <w:rPr>
+                <w:rFonts w:cs="Times New Roman"/>
+                <w:lang w:val="en-US"/>
+              </w:rPr>
+              <w:t>0</w:t>
+            </w:r>
+          </w:p>
+        </w:tc>
+        <w:tc>
+          <w:tcPr>
+            <w:tcW w:w="778" w:type="dxa"/>
+          </w:tcPr>
+          <w:p>
+            <w:pPr>
+              <w:pStyle w:val="a4"/>
+              <w:spacing w:line="360" w:lineRule="auto"/>
+              <w:ind w:left="0"/>
+              <w:jc w:val="center"/>
+              <w:rPr>
+                <w:rFonts w:cs="Times New Roman"/>
+              </w:rPr>
+            </w:pPr>
+            <w:r>
+              <w:rPr>
+                <w:rFonts w:cs="Times New Roman"/>
+              </w:rPr>
+              <w:t>1</w:t>
+            </w:r>
+          </w:p>
+        </w:tc>
+        <w:tc>
+          <w:tcPr>
+            <w:tcW w:w="763" w:type="dxa"/>
+            <w:shd w:val="clear" w:color="auto" w:fill="E7E6E6" w:themeFill="background2"/>
+          </w:tcPr>
+          <w:p>
+            <w:pPr>
+              <w:pStyle w:val="a4"/>
+              <w:spacing w:line="360" w:lineRule="auto"/>
+              <w:ind w:left="0"/>
+              <w:jc w:val="center"/>
+              <w:rPr>
+                <w:rFonts w:cs="Times New Roman"/>
+                <w:lang w:val="en-US"/>
+              </w:rPr>
+            </w:pPr>
+            <w:r>
+              <w:rPr>
+                <w:rFonts w:cs="Times New Roman"/>
+                <w:lang w:val="en-US"/>
+              </w:rPr>
+              <w:t>1</w:t>
+            </w:r>
+          </w:p>
+        </w:tc>
+        <w:tc>
+          <w:tcPr>
+            <w:tcW w:w="847" w:type="dxa"/>
+            <w:shd w:val="clear" w:color="auto" w:fill="E7E6E6" w:themeFill="background2"/>
+          </w:tcPr>
+          <w:p>
+            <w:pPr>
+              <w:pStyle w:val="a4"/>
+              <w:spacing w:line="360" w:lineRule="auto"/>
+              <w:ind w:left="0"/>
+              <w:jc w:val="center"/>
+              <w:rPr>
+                <w:rFonts w:cs="Times New Roman"/>
+                <w:lang w:val="en-US"/>
+              </w:rPr>
+            </w:pPr>
+            <w:r>
+              <w:rPr>
+                <w:rFonts w:cs="Times New Roman"/>
+                <w:lang w:val="en-US"/>
+              </w:rPr>
+              <w:t>0</w:t>
+            </w:r>
+          </w:p>
+        </w:tc>
+      </w:tr>
+      <w:tr>
+        <w:tc>
+          <w:tcPr>
+            <w:tcW w:w="786" w:type="dxa"/>
+          </w:tcPr>
+          <w:p>
+            <w:pPr>
+              <w:pStyle w:val="a4"/>
+              <w:spacing w:line="360" w:lineRule="auto"/>
+              <w:ind w:left="0"/>
+              <w:jc w:val="center"/>
+              <w:rPr>
+                <w:rFonts w:cs="Times New Roman"/>
+              </w:rPr>
+            </w:pPr>
+            <w:r>
+              <w:rPr>
+                <w:rFonts w:cs="Times New Roman"/>
+              </w:rPr>
+              <w:t>1</w:t>
+            </w:r>
+          </w:p>
+        </w:tc>
+        <w:tc>
+          <w:tcPr>
+            <w:tcW w:w="778" w:type="dxa"/>
+          </w:tcPr>
+          <w:p>
+            <w:pPr>
+              <w:pStyle w:val="a4"/>
+              <w:spacing w:line="360" w:lineRule="auto"/>
+              <w:ind w:left="0"/>
+              <w:jc w:val="center"/>
+              <w:rPr>
+                <w:rFonts w:cs="Times New Roman"/>
+              </w:rPr>
+            </w:pPr>
+            <w:r>
+              <w:rPr>
+                <w:rFonts w:cs="Times New Roman"/>
+              </w:rPr>
+              <w:t>0</w:t>
+            </w:r>
+          </w:p>
+        </w:tc>
+        <w:tc>
+          <w:tcPr>
+            <w:tcW w:w="763" w:type="dxa"/>
+            <w:shd w:val="clear" w:color="auto" w:fill="E7E6E6" w:themeFill="background2"/>
+          </w:tcPr>
+          <w:p>
+            <w:pPr>
+              <w:pStyle w:val="a4"/>
+              <w:spacing w:line="360" w:lineRule="auto"/>
+              <w:ind w:left="0"/>
+              <w:jc w:val="center"/>
+              <w:rPr>
+                <w:rFonts w:cs="Times New Roman"/>
+              </w:rPr>
+            </w:pPr>
+            <w:r>
+              <w:rPr>
+                <w:rFonts w:cs="Times New Roman"/>
+              </w:rPr>
+              <w:t>1</w:t>
+            </w:r>
+          </w:p>
+        </w:tc>
+        <w:tc>
+          <w:tcPr>
+            <w:tcW w:w="847" w:type="dxa"/>
+            <w:shd w:val="clear" w:color="auto" w:fill="E7E6E6" w:themeFill="background2"/>
+          </w:tcPr>
+          <w:p>
+            <w:pPr>
+              <w:pStyle w:val="a4"/>
+              <w:spacing w:line="360" w:lineRule="auto"/>
+              <w:ind w:left="0"/>
+              <w:jc w:val="center"/>
+              <w:rPr>
+                <w:rFonts w:cs="Times New Roman"/>
+                <w:lang w:val="en-US"/>
+              </w:rPr>
+            </w:pPr>
+            <w:r>
+              <w:rPr>
+                <w:rFonts w:cs="Times New Roman"/>
+                <w:lang w:val="en-US"/>
+              </w:rPr>
+              <w:t>0</w:t>
+            </w:r>
+          </w:p>
+        </w:tc>
+      </w:tr>
+      <w:tr>
+        <w:tc>
+          <w:tcPr>
+            <w:tcW w:w="786" w:type="dxa"/>
+          </w:tcPr>
+          <w:p>
+            <w:pPr>
+              <w:pStyle w:val="a4"/>
+              <w:spacing w:line="360" w:lineRule="auto"/>
+              <w:ind w:left="0"/>
+              <w:jc w:val="center"/>
+              <w:rPr>
+                <w:rFonts w:cs="Times New Roman"/>
+              </w:rPr>
+            </w:pPr>
+            <w:r>
+              <w:rPr>
+                <w:rFonts w:cs="Times New Roman"/>
+              </w:rPr>
+              <w:t>1</w:t>
+            </w:r>
+          </w:p>
+        </w:tc>
+        <w:tc>
+          <w:tcPr>
+            <w:tcW w:w="778" w:type="dxa"/>
+          </w:tcPr>
+          <w:p>
+            <w:pPr>
+              <w:pStyle w:val="a4"/>
+              <w:spacing w:line="360" w:lineRule="auto"/>
+              <w:ind w:left="0"/>
+              <w:jc w:val="center"/>
+              <w:rPr>
+                <w:rFonts w:cs="Times New Roman"/>
+                <w:lang w:val="en-US"/>
+              </w:rPr>
+            </w:pPr>
+            <w:r>
+              <w:rPr>
+                <w:rFonts w:cs="Times New Roman"/>
+                <w:lang w:val="en-US"/>
+              </w:rPr>
+              <w:t>1</w:t>
+            </w:r>
+          </w:p>
+        </w:tc>
+        <w:tc>
+          <w:tcPr>
+            <w:tcW w:w="763" w:type="dxa"/>
+            <w:shd w:val="clear" w:color="auto" w:fill="E7E6E6" w:themeFill="background2"/>
+          </w:tcPr>
+          <w:p>
+            <w:pPr>
+              <w:pStyle w:val="a4"/>
+              <w:spacing w:line="360" w:lineRule="auto"/>
+              <w:ind w:left="0"/>
+              <w:jc w:val="center"/>
+              <w:rPr>
+                <w:rFonts w:cs="Times New Roman"/>
+              </w:rPr>
+            </w:pPr>
+            <w:r>
+              <w:rPr>
+                <w:rFonts w:cs="Times New Roman"/>
+              </w:rPr>
+              <w:t>0</w:t>
+            </w:r>
+          </w:p>
+        </w:tc>
+        <w:tc>
+          <w:tcPr>
+            <w:tcW w:w="847" w:type="dxa"/>
+            <w:shd w:val="clear" w:color="auto" w:fill="E7E6E6" w:themeFill="background2"/>
+          </w:tcPr>
+          <w:p>
+            <w:pPr>
+              <w:pStyle w:val="a4"/>
+              <w:spacing w:line="360" w:lineRule="auto"/>
+              <w:ind w:left="0"/>
+              <w:jc w:val="center"/>
+              <w:rPr>
+                <w:rFonts w:cs="Times New Roman"/>
+              </w:rPr>
+            </w:pPr>
+            <w:r>
+              <w:rPr>
+                <w:rFonts w:cs="Times New Roman"/>
+              </w:rPr>
+              <w:t>1</w:t>
+            </w:r>
+          </w:p>
+        </w:tc>
+      </w:tr>
+    </w:tbl>
+    <w:p>
+      <w:pPr>
+        <w:pStyle w:val="a4"/>
+        <w:spacing w:after="0" w:line="360" w:lineRule="auto"/>
+        <w:rPr>
+          <w:rFonts w:cs="Times New Roman"/>
+        </w:rPr>
+      </w:pPr>
+      <w:r>
+        <w:rPr>
+          <w:rFonts w:cs="Times New Roman"/>
+          <w:lang w:val="en-US"/>
+        </w:rPr>
+        <w:t>S</w:t>
+      </w:r>
+      <w:r>
+        <w:rPr>
+          <w:rFonts w:cs="Times New Roman"/>
+        </w:rPr>
+        <w:t xml:space="preserve"> – </w:t>
+      </w:r>
+      <w:proofErr w:type="gramStart"/>
+      <w:r>
+        <w:rPr>
+          <w:rFonts w:cs="Times New Roman"/>
+        </w:rPr>
+        <w:t>сигнал</w:t>
+      </w:r>
+      <w:proofErr w:type="gramEnd"/>
+      <w:r>
+        <w:rPr>
+          <w:rFonts w:cs="Times New Roman"/>
+        </w:rPr>
+        <w:t xml:space="preserve"> суммы, </w:t>
+      </w:r>
+      <w:r>
+        <w:rPr>
+          <w:rFonts w:cs="Times New Roman"/>
+          <w:lang w:val="en-US"/>
+        </w:rPr>
+        <w:t>PO</w:t>
+      </w:r>
+      <w:r>
+        <w:rPr>
+          <w:rFonts w:cs="Times New Roman"/>
+        </w:rPr>
+        <w:t xml:space="preserve"> – выходной сигнал переноса</w:t>
+      </w:r>
+    </w:p>
+    <w:p>
+      <w:pPr>
+        <w:pStyle w:val="a4"/>
+        <w:spacing w:after="0" w:line="360" w:lineRule="auto"/>
+        <w:rPr>
+          <w:rFonts w:cs="Times New Roman"/>
+        </w:rPr>
+      </w:pPr>
+      <w:r>
+        <w:rPr>
+          <w:rFonts w:cs="Times New Roman"/>
+        </w:rPr>
+        <w:t>Таблица истинности полного сумматора</w:t>
+      </w:r>
+    </w:p>
+    <w:tbl>
+      <w:tblPr>
+        <w:tblStyle w:val="a3"/>
+        <w:tblW w:w="0" w:type="auto"/>
+        <w:tblInd w:w="720" w:type="dxa"/>
+        <w:tblLook w:val="04A0" w:firstRow="1" w:lastRow="0" w:firstColumn="1" w:lastColumn="0" w:noHBand="0" w:noVBand="1"/>
+      </w:tblPr>
+      <w:tblGrid>
+        <w:gridCol w:w="786"/>
+        <w:gridCol w:w="778"/>
+        <w:gridCol w:w="763"/>
+        <w:gridCol w:w="763"/>
+        <w:gridCol w:w="847"/>
+      </w:tblGrid>
+      <w:tr>
+        <w:tc>
+          <w:tcPr>
+            <w:tcW w:w="786" w:type="dxa"/>
+          </w:tcPr>
+          <w:p>
+            <w:pPr>
+              <w:pStyle w:val="a4"/>
+              <w:spacing w:line="360" w:lineRule="auto"/>
+              <w:ind w:left="0"/>
+              <w:jc w:val="center"/>
+              <w:rPr>
+                <w:rFonts w:cs="Times New Roman"/>
+              </w:rPr>
+            </w:pPr>
+            <w:r>
+              <w:rPr>
+                <w:rFonts w:cs="Times New Roman"/>
+              </w:rPr>
+              <w:t>Х1</w:t>
+            </w:r>
+          </w:p>
+        </w:tc>
+        <w:tc>
+          <w:tcPr>
+            <w:tcW w:w="778" w:type="dxa"/>
+          </w:tcPr>
+          <w:p>
+            <w:pPr>
+              <w:pStyle w:val="a4"/>
+              <w:spacing w:line="360" w:lineRule="auto"/>
+              <w:ind w:left="0"/>
+              <w:jc w:val="center"/>
+              <w:rPr>
+                <w:rFonts w:cs="Times New Roman"/>
+              </w:rPr>
+            </w:pPr>
+            <w:r>
+              <w:rPr>
+                <w:rFonts w:cs="Times New Roman"/>
+              </w:rPr>
+              <w:t>Х2</w:t>
+            </w:r>
+          </w:p>
+        </w:tc>
+        <w:tc>
+          <w:tcPr>
+            <w:tcW w:w="763" w:type="dxa"/>
+          </w:tcPr>
+          <w:p>
+            <w:pPr>
+              <w:pStyle w:val="a4"/>
+              <w:spacing w:line="360" w:lineRule="auto"/>
+              <w:ind w:left="0"/>
+              <w:jc w:val="center"/>
+              <w:rPr>
+                <w:rFonts w:cs="Times New Roman"/>
+              </w:rPr>
+            </w:pPr>
+            <w:r>
+              <w:rPr>
+                <w:rFonts w:cs="Times New Roman"/>
+              </w:rPr>
+              <w:t>Х3</w:t>
+            </w:r>
+          </w:p>
+        </w:tc>
+        <w:tc>
+          <w:tcPr>
+            <w:tcW w:w="763" w:type="dxa"/>
+          </w:tcPr>
+          <w:p>
+            <w:pPr>
+              <w:pStyle w:val="a4"/>
+              <w:spacing w:line="360" w:lineRule="auto"/>
+              <w:ind w:left="0"/>
+              <w:jc w:val="center"/>
+              <w:rPr>
+                <w:rFonts w:cs="Times New Roman"/>
+                <w:lang w:val="en-US"/>
+              </w:rPr>
+            </w:pPr>
+            <w:r>
+              <w:rPr>
+                <w:rFonts w:cs="Times New Roman"/>
+                <w:lang w:val="en-US"/>
+              </w:rPr>
+              <w:t>S</w:t>
+            </w:r>
+          </w:p>
+        </w:tc>
+        <w:tc>
+          <w:tcPr>
+            <w:tcW w:w="847" w:type="dxa"/>
+          </w:tcPr>
+          <w:p>
+            <w:pPr>
+              <w:pStyle w:val="a4"/>
+              <w:spacing w:line="360" w:lineRule="auto"/>
+              <w:ind w:left="0"/>
+              <w:jc w:val="center"/>
+              <w:rPr>
+                <w:rFonts w:cs="Times New Roman"/>
+              </w:rPr>
+            </w:pPr>
+            <w:r>
+              <w:rPr>
+                <w:rFonts w:cs="Times New Roman"/>
+                <w:lang w:val="en-US"/>
+              </w:rPr>
+              <w:t>PO</w:t>
+            </w:r>
+          </w:p>
+        </w:tc>
+      </w:tr>
+      <w:tr>
+        <w:tc>
+          <w:tcPr>
+            <w:tcW w:w="786" w:type="dxa"/>
+          </w:tcPr>
+          <w:p>
+            <w:pPr>
+              <w:pStyle w:val="a4"/>
+              <w:spacing w:line="360" w:lineRule="auto"/>
+              <w:ind w:left="0"/>
+              <w:jc w:val="center"/>
+              <w:rPr>
+                <w:rFonts w:cs="Times New Roman"/>
+                <w:lang w:val="en-US"/>
+              </w:rPr>
+            </w:pPr>
+            <w:r>
+              <w:rPr>
+                <w:rFonts w:cs="Times New Roman"/>
+                <w:lang w:val="en-US"/>
+              </w:rPr>
+              <w:t>0</w:t>
+            </w:r>
+          </w:p>
+        </w:tc>
+        <w:tc>
+          <w:tcPr>
+            <w:tcW w:w="778" w:type="dxa"/>
+          </w:tcPr>
+          <w:p>
+            <w:pPr>
+              <w:pStyle w:val="a4"/>
+              <w:spacing w:line="360" w:lineRule="auto"/>
+              <w:ind w:left="0"/>
+              <w:jc w:val="center"/>
+              <w:rPr>
+                <w:rFonts w:cs="Times New Roman"/>
+                <w:lang w:val="en-US"/>
+              </w:rPr>
+            </w:pPr>
+            <w:r>
+              <w:rPr>
+                <w:rFonts w:cs="Times New Roman"/>
+                <w:lang w:val="en-US"/>
+              </w:rPr>
+              <w:t>0</w:t>
+            </w:r>
+          </w:p>
+        </w:tc>
+        <w:tc>
+          <w:tcPr>
+            <w:tcW w:w="763" w:type="dxa"/>
+          </w:tcPr>
+          <w:p>
+            <w:pPr>
+              <w:pStyle w:val="a4"/>
+              <w:spacing w:line="360" w:lineRule="auto"/>
+              <w:ind w:left="0"/>
+              <w:jc w:val="center"/>
+              <w:rPr>
+                <w:rFonts w:cs="Times New Roman"/>
+              </w:rPr>
+            </w:pPr>
+            <w:r>
+              <w:rPr>
+                <w:rFonts w:cs="Times New Roman"/>
+              </w:rPr>
+              <w:t>0</w:t>
+            </w:r>
+          </w:p>
+        </w:tc>
+        <w:tc>
+          <w:tcPr>
+            <w:tcW w:w="763" w:type="dxa"/>
+            <w:shd w:val="clear" w:color="auto" w:fill="E7E6E6" w:themeFill="background2"/>
+          </w:tcPr>
+          <w:p>
+            <w:pPr>
+              <w:pStyle w:val="a4"/>
+              <w:spacing w:line="360" w:lineRule="auto"/>
+              <w:ind w:left="0"/>
+              <w:jc w:val="center"/>
+              <w:rPr>
+                <w:rFonts w:cs="Times New Roman"/>
+                <w:lang w:val="en-US"/>
+              </w:rPr>
+            </w:pPr>
+            <w:r>
+              <w:rPr>
+                <w:rFonts w:cs="Times New Roman"/>
+                <w:lang w:val="en-US"/>
+              </w:rPr>
+              <w:t>0</w:t>
+            </w:r>
+          </w:p>
+        </w:tc>
+        <w:tc>
+          <w:tcPr>
+            <w:tcW w:w="847" w:type="dxa"/>
+            <w:shd w:val="clear" w:color="auto" w:fill="E7E6E6" w:themeFill="background2"/>
+          </w:tcPr>
+          <w:p>
+            <w:pPr>
+              <w:pStyle w:val="a4"/>
+              <w:spacing w:line="360" w:lineRule="auto"/>
+              <w:ind w:left="0"/>
+              <w:jc w:val="center"/>
+              <w:rPr>
+                <w:rFonts w:cs="Times New Roman"/>
+              </w:rPr>
+            </w:pPr>
+            <w:r>
+              <w:rPr>
+                <w:rFonts w:cs="Times New Roman"/>
+              </w:rPr>
+              <w:t>0</w:t>
+            </w:r>
+          </w:p>
+        </w:tc>
+      </w:tr>
+      <w:tr>
+        <w:tc>
+          <w:tcPr>
+            <w:tcW w:w="786" w:type="dxa"/>
+          </w:tcPr>
+          <w:p>
+            <w:pPr>
+              <w:pStyle w:val="a4"/>
+              <w:spacing w:line="360" w:lineRule="auto"/>
+              <w:ind w:left="0"/>
+              <w:jc w:val="center"/>
+              <w:rPr>
+                <w:rFonts w:cs="Times New Roman"/>
+                <w:lang w:val="en-US"/>
+              </w:rPr>
+            </w:pPr>
+            <w:r>
+              <w:rPr>
+                <w:rFonts w:cs="Times New Roman"/>
+                <w:lang w:val="en-US"/>
+              </w:rPr>
+              <w:t>0</w:t>
+            </w:r>
+          </w:p>
+        </w:tc>
+        <w:tc>
+          <w:tcPr>
+            <w:tcW w:w="778" w:type="dxa"/>
+          </w:tcPr>
+          <w:p>
+            <w:pPr>
+              <w:pStyle w:val="a4"/>
+              <w:spacing w:line="360" w:lineRule="auto"/>
+              <w:ind w:left="0"/>
+              <w:jc w:val="center"/>
+              <w:rPr>
+                <w:rFonts w:cs="Times New Roman"/>
+              </w:rPr>
+            </w:pPr>
+            <w:r>
+              <w:rPr>
+                <w:rFonts w:cs="Times New Roman"/>
+              </w:rPr>
+              <w:t>1</w:t>
+            </w:r>
+          </w:p>
+        </w:tc>
+        <w:tc>
+          <w:tcPr>
+            <w:tcW w:w="763" w:type="dxa"/>
+          </w:tcPr>
+          <w:p>
+            <w:pPr>
+              <w:pStyle w:val="a4"/>
+              <w:spacing w:line="360" w:lineRule="auto"/>
+              <w:ind w:left="0"/>
+              <w:jc w:val="center"/>
+              <w:rPr>
+                <w:rFonts w:cs="Times New Roman"/>
+              </w:rPr>
+            </w:pPr>
+            <w:r>
+              <w:rPr>
+                <w:rFonts w:cs="Times New Roman"/>
+              </w:rPr>
+              <w:t>1</w:t>
+            </w:r>
+          </w:p>
+        </w:tc>
+        <w:tc>
+          <w:tcPr>
+            <w:tcW w:w="763" w:type="dxa"/>
+            <w:shd w:val="clear" w:color="auto" w:fill="E7E6E6" w:themeFill="background2"/>
+          </w:tcPr>
+          <w:p>
+            <w:pPr>
+              <w:pStyle w:val="a4"/>
+              <w:spacing w:line="360" w:lineRule="auto"/>
+              <w:ind w:left="0"/>
+              <w:jc w:val="center"/>
+              <w:rPr>
+                <w:rFonts w:cs="Times New Roman"/>
+              </w:rPr>
+            </w:pPr>
+            <w:r>
+              <w:rPr>
+                <w:rFonts w:cs="Times New Roman"/>
+              </w:rPr>
+              <w:t>0</w:t>
+            </w:r>
+          </w:p>
+        </w:tc>
+        <w:tc>
+          <w:tcPr>
+            <w:tcW w:w="847" w:type="dxa"/>
+            <w:shd w:val="clear" w:color="auto" w:fill="E7E6E6" w:themeFill="background2"/>
+          </w:tcPr>
+          <w:p>
+            <w:pPr>
+              <w:pStyle w:val="a4"/>
+              <w:spacing w:line="360" w:lineRule="auto"/>
+              <w:ind w:left="0"/>
+              <w:jc w:val="center"/>
+              <w:rPr>
+                <w:rFonts w:cs="Times New Roman"/>
+              </w:rPr>
+            </w:pPr>
+            <w:r>
+              <w:rPr>
+                <w:rFonts w:cs="Times New Roman"/>
+              </w:rPr>
+              <w:t>1</w:t>
+            </w:r>
+          </w:p>
+        </w:tc>
+      </w:tr>
+      <w:tr>
+        <w:tc>
+          <w:tcPr>
+            <w:tcW w:w="786" w:type="dxa"/>
+          </w:tcPr>
+          <w:p>
+            <w:pPr>
+              <w:pStyle w:val="a4"/>
+              <w:spacing w:line="360" w:lineRule="auto"/>
+              <w:ind w:left="0"/>
+              <w:jc w:val="center"/>
+              <w:rPr>
+                <w:rFonts w:cs="Times New Roman"/>
+              </w:rPr>
+            </w:pPr>
+            <w:r>
+              <w:rPr>
+                <w:rFonts w:cs="Times New Roman"/>
+              </w:rPr>
+              <w:t>1</w:t>
+            </w:r>
+          </w:p>
+        </w:tc>
+        <w:tc>
+          <w:tcPr>
+            <w:tcW w:w="778" w:type="dxa"/>
+          </w:tcPr>
+          <w:p>
+            <w:pPr>
+              <w:pStyle w:val="a4"/>
+              <w:spacing w:line="360" w:lineRule="auto"/>
+              <w:ind w:left="0"/>
+              <w:jc w:val="center"/>
+              <w:rPr>
+                <w:rFonts w:cs="Times New Roman"/>
+              </w:rPr>
+            </w:pPr>
+            <w:r>
+              <w:rPr>
+                <w:rFonts w:cs="Times New Roman"/>
+              </w:rPr>
+              <w:t>0</w:t>
+            </w:r>
+          </w:p>
+        </w:tc>
+        <w:tc>
+          <w:tcPr>
+            <w:tcW w:w="763" w:type="dxa"/>
+          </w:tcPr>
+          <w:p>
+            <w:pPr>
+              <w:pStyle w:val="a4"/>
+              <w:spacing w:line="360" w:lineRule="auto"/>
+              <w:ind w:left="0"/>
+              <w:jc w:val="center"/>
+              <w:rPr>
+                <w:rFonts w:cs="Times New Roman"/>
+              </w:rPr>
+            </w:pPr>
+            <w:r>
+              <w:rPr>
+                <w:rFonts w:cs="Times New Roman"/>
+              </w:rPr>
+              <w:t>1</w:t>
+            </w:r>
+          </w:p>
+        </w:tc>
+        <w:tc>
+          <w:tcPr>
+            <w:tcW w:w="763" w:type="dxa"/>
+            <w:shd w:val="clear" w:color="auto" w:fill="E7E6E6" w:themeFill="background2"/>
+          </w:tcPr>
+          <w:p>
+            <w:pPr>
+              <w:pStyle w:val="a4"/>
+              <w:spacing w:line="360" w:lineRule="auto"/>
+              <w:ind w:left="0"/>
+              <w:jc w:val="center"/>
+              <w:rPr>
+                <w:rFonts w:cs="Times New Roman"/>
+              </w:rPr>
+            </w:pPr>
+            <w:r>
+              <w:rPr>
+                <w:rFonts w:cs="Times New Roman"/>
+              </w:rPr>
+              <w:t>0</w:t>
+            </w:r>
+          </w:p>
+        </w:tc>
+        <w:tc>
+          <w:tcPr>
+            <w:tcW w:w="847" w:type="dxa"/>
+            <w:shd w:val="clear" w:color="auto" w:fill="E7E6E6" w:themeFill="background2"/>
+          </w:tcPr>
+          <w:p>
+            <w:pPr>
+              <w:pStyle w:val="a4"/>
+              <w:spacing w:line="360" w:lineRule="auto"/>
+              <w:ind w:left="0"/>
+              <w:jc w:val="center"/>
+              <w:rPr>
+                <w:rFonts w:cs="Times New Roman"/>
+              </w:rPr>
+            </w:pPr>
+            <w:r>
+              <w:rPr>
+                <w:rFonts w:cs="Times New Roman"/>
+              </w:rPr>
+              <w:t>1</w:t>
+            </w:r>
+          </w:p>
+        </w:tc>
+      </w:tr>
+      <w:tr>
+        <w:tc>
+          <w:tcPr>
+            <w:tcW w:w="786" w:type="dxa"/>
+          </w:tcPr>
+          <w:p>
+            <w:pPr>
+              <w:pStyle w:val="a4"/>
+              <w:spacing w:line="360" w:lineRule="auto"/>
+              <w:ind w:left="0"/>
+              <w:jc w:val="center"/>
+              <w:rPr>
+                <w:rFonts w:cs="Times New Roman"/>
+              </w:rPr>
+            </w:pPr>
+            <w:r>
+              <w:rPr>
+                <w:rFonts w:cs="Times New Roman"/>
+              </w:rPr>
+              <w:t>1</w:t>
+            </w:r>
+          </w:p>
+        </w:tc>
+        <w:tc>
+          <w:tcPr>
+            <w:tcW w:w="778" w:type="dxa"/>
+          </w:tcPr>
+          <w:p>
+            <w:pPr>
+              <w:pStyle w:val="a4"/>
+              <w:spacing w:line="360" w:lineRule="auto"/>
+              <w:ind w:left="0"/>
+              <w:jc w:val="center"/>
+              <w:rPr>
+                <w:rFonts w:cs="Times New Roman"/>
+                <w:lang w:val="en-US"/>
+              </w:rPr>
+            </w:pPr>
+            <w:r>
+              <w:rPr>
+                <w:rFonts w:cs="Times New Roman"/>
+                <w:lang w:val="en-US"/>
+              </w:rPr>
+              <w:t>1</w:t>
+            </w:r>
+          </w:p>
+        </w:tc>
+        <w:tc>
+          <w:tcPr>
+            <w:tcW w:w="763" w:type="dxa"/>
+          </w:tcPr>
+          <w:p>
+            <w:pPr>
+              <w:pStyle w:val="a4"/>
+              <w:spacing w:line="360" w:lineRule="auto"/>
+              <w:ind w:left="0"/>
+              <w:jc w:val="center"/>
+              <w:rPr>
+                <w:rFonts w:cs="Times New Roman"/>
+              </w:rPr>
+            </w:pPr>
+            <w:r>
+              <w:rPr>
+                <w:rFonts w:cs="Times New Roman"/>
+              </w:rPr>
+              <w:t>1</w:t>
+            </w:r>
+          </w:p>
+        </w:tc>
+        <w:tc>
+          <w:tcPr>
+            <w:tcW w:w="763" w:type="dxa"/>
+            <w:shd w:val="clear" w:color="auto" w:fill="E7E6E6" w:themeFill="background2"/>
+          </w:tcPr>
+          <w:p>
+            <w:pPr>
+              <w:pStyle w:val="a4"/>
+              <w:spacing w:line="360" w:lineRule="auto"/>
+              <w:ind w:left="0"/>
+              <w:jc w:val="center"/>
+              <w:rPr>
+                <w:rFonts w:cs="Times New Roman"/>
+              </w:rPr>
+            </w:pPr>
+            <w:r>
+              <w:rPr>
+                <w:rFonts w:cs="Times New Roman"/>
+              </w:rPr>
+              <w:t>1</w:t>
+            </w:r>
+          </w:p>
+        </w:tc>
+        <w:tc>
+          <w:tcPr>
+            <w:tcW w:w="847" w:type="dxa"/>
+            <w:shd w:val="clear" w:color="auto" w:fill="E7E6E6" w:themeFill="background2"/>
+          </w:tcPr>
+          <w:p>
+            <w:pPr>
+              <w:pStyle w:val="a4"/>
+              <w:spacing w:line="360" w:lineRule="auto"/>
+              <w:ind w:left="0"/>
+              <w:jc w:val="center"/>
+              <w:rPr>
+                <w:rFonts w:cs="Times New Roman"/>
+              </w:rPr>
+            </w:pPr>
+            <w:r>
+              <w:rPr>
+                <w:rFonts w:cs="Times New Roman"/>
+              </w:rPr>
+              <w:t>1</w:t>
+            </w:r>
+          </w:p>
+        </w:tc>
+      </w:tr>
+    </w:tbl>
+    <w:p>
+      <w:pPr>
+        <w:pStyle w:val="a4"/>
+        <w:spacing w:after="0" w:line="360" w:lineRule="auto"/>
+        <w:rPr>
+          <w:rFonts w:cs="Times New Roman"/>
+          <w:lang w:val="en-US"/>
+        </w:rPr>
+      </w:pPr>
+      <w:r>
+        <w:rPr>
+          <w:rFonts w:cs="Times New Roman"/>
+        </w:rPr>
+        <w:t>Х3-входной сигнал переноса, Х1 и Х2-суммируемые биты</w:t>
+      </w:r>
+    </w:p>
+    <w:p>
+      <w:pPr>
+        <w:pStyle w:val="a4"/>
+        <w:spacing w:after="0" w:line="360" w:lineRule="auto"/>
+        <w:rPr>
+          <w:rFonts w:cs="Times New Roman"/>
+        </w:rPr>
+      </w:pPr>
+      <w:r>
+        <w:rPr>
+          <w:rFonts w:cs="Times New Roman"/>
+        </w:rPr>
+        <w:t>Интегральная микросхема полного сумматора – 74183о</w:t>
       </w:r>
       <w:bookmarkStart w:id="0" w:name="_GoBack"/>
       <w:bookmarkEnd w:id="0"/>
